--- a/software/麻生跨境店铺智能化商品数据报表系统/软著生成材料/麻生跨境店铺智能化商品数据报表系统-用户手册.docx
+++ b/software/麻生跨境店铺智能化商品数据报表系统/软著生成材料/麻生跨境店铺智能化商品数据报表系统-用户手册.docx
@@ -7,26 +7,29 @@
     <w:p/>
     <w:p/>
     <w:p/>
+    <w:p/>
     <w:p>
       <w:pPr>
         <w:jc w:val="center"/>
       </w:pPr>
       <w:r>
         <w:rPr>
-          <w:rFonts w:ascii="SimHei" w:hAnsi="SimHei" w:eastAsia="黑体"/>
+          <w:rFonts w:ascii="SimHei" w:hAnsi="SimHei" w:eastAsia="SimHei"/>
           <w:b/>
           <w:sz w:val="48"/>
         </w:rPr>
         <w:t>麻生跨境店铺智能化商品数据报表系统</w:t>
       </w:r>
     </w:p>
+    <w:p/>
+    <w:p/>
     <w:p>
       <w:pPr>
         <w:jc w:val="center"/>
       </w:pPr>
       <w:r>
         <w:rPr>
-          <w:rFonts w:ascii="SimHei" w:hAnsi="SimHei" w:eastAsia="黑体"/>
+          <w:rFonts w:ascii="SimHei" w:hAnsi="SimHei" w:eastAsia="SimHei"/>
           <w:b/>
           <w:sz w:val="44"/>
         </w:rPr>
@@ -43,8 +46,6 @@
     <w:p/>
     <w:p/>
     <w:p/>
-    <w:p/>
-    <w:p/>
     <w:p>
       <w:pPr>
         <w:jc w:val="center"/>
@@ -52,9 +53,10 @@
       <w:r>
         <w:rPr>
           <w:rFonts w:ascii="SimSun" w:hAnsi="SimSun" w:eastAsia="宋体"/>
+          <w:b w:val="0"/>
           <w:sz w:val="24"/>
         </w:rPr>
-        <w:t>版本号：V1.0.0</w:t>
+        <w:t>版本：V1.0.0</w:t>
       </w:r>
     </w:p>
     <w:p>
@@ -64,21 +66,10 @@
       <w:r>
         <w:rPr>
           <w:rFonts w:ascii="SimSun" w:hAnsi="SimSun" w:eastAsia="宋体"/>
+          <w:b w:val="0"/>
           <w:sz w:val="24"/>
         </w:rPr>
-        <w:t>编制单位：麻生环球科技有限公司</w:t>
-      </w:r>
-    </w:p>
-    <w:p>
-      <w:pPr>
-        <w:jc w:val="center"/>
-      </w:pPr>
-      <w:r>
-        <w:rPr>
-          <w:rFonts w:ascii="SimSun" w:hAnsi="SimSun" w:eastAsia="宋体"/>
-          <w:sz w:val="24"/>
-        </w:rPr>
-        <w:t>发布日期：2026年6月</w:t>
+        <w:t>权利人：麻生环球科技有限公司</w:t>
       </w:r>
     </w:p>
     <w:p>
@@ -96,1099 +87,888 @@
     </w:p>
     <w:p>
       <w:r>
-        <w:fldChar w:fldCharType="begin"/>
-        <w:instrText xml:space="preserve">TOC \o "1-3" \h \z \u</w:instrText>
-        <w:fldChar w:fldCharType="separate">
-          <w:t>目录可在 Word 中右键更新</w:t>
-        </w:fldChar>
-        <w:fldChar w:fldCharType="end"/>
-      </w:r>
-    </w:p>
-    <w:p>
-      <w:r>
-        <w:br w:type="page"/>
-      </w:r>
-    </w:p>
-    <w:p>
-      <w:pPr>
-        <w:pStyle w:val="Heading1"/>
-      </w:pPr>
-      <w:r>
-        <w:t>一、文档历史</w:t>
-      </w:r>
-    </w:p>
-    <w:tbl>
-      <w:tblPr>
-        <w:tblStyle w:val="TableGrid"/>
-        <w:tblW w:type="auto" w:w="0"/>
-        <w:jc w:val="center"/>
-        <w:tblLayout w:type="fixed"/>
-        <w:tblLook w:firstColumn="1" w:firstRow="1" w:lastColumn="0" w:lastRow="0" w:noHBand="0" w:noVBand="1" w:val="04A0"/>
-      </w:tblPr>
-      <w:tblGrid>
-        <w:gridCol w:w="2340"/>
-        <w:gridCol w:w="2340"/>
-        <w:gridCol w:w="2340"/>
-        <w:gridCol w:w="2340"/>
-      </w:tblGrid>
-      <w:tr>
-        <w:tc>
-          <w:tcPr>
-            <w:tcW w:type="dxa" w:w="1134"/>
-            <w:shd w:fill="E8EEF5"/>
-            <w:vAlign w:val="center"/>
-          </w:tcPr>
-          <w:p>
-            <w:pPr>
-              <w:spacing w:after="0"/>
-            </w:pPr>
-            <w:r/>
-            <w:r>
-              <w:rPr>
-                <w:rFonts w:ascii="SimSun" w:hAnsi="SimSun" w:eastAsia="宋体"/>
-                <w:b/>
-                <w:sz w:val="21"/>
-              </w:rPr>
-              <w:t>版本</w:t>
-            </w:r>
-          </w:p>
-        </w:tc>
-        <w:tc>
-          <w:tcPr>
-            <w:tcW w:type="dxa" w:w="1701"/>
-            <w:shd w:fill="E8EEF5"/>
-            <w:vAlign w:val="center"/>
-          </w:tcPr>
-          <w:p>
-            <w:pPr>
-              <w:spacing w:after="0"/>
-            </w:pPr>
-            <w:r/>
-            <w:r>
-              <w:rPr>
-                <w:rFonts w:ascii="SimSun" w:hAnsi="SimSun" w:eastAsia="宋体"/>
-                <w:b/>
-                <w:sz w:val="21"/>
-              </w:rPr>
-              <w:t>日期</w:t>
-            </w:r>
-          </w:p>
-        </w:tc>
-        <w:tc>
-          <w:tcPr>
-            <w:tcW w:type="dxa" w:w="4535"/>
-            <w:shd w:fill="E8EEF5"/>
-            <w:vAlign w:val="center"/>
-          </w:tcPr>
-          <w:p>
-            <w:pPr>
-              <w:spacing w:after="0"/>
-            </w:pPr>
-            <w:r/>
-            <w:r>
-              <w:rPr>
-                <w:rFonts w:ascii="SimSun" w:hAnsi="SimSun" w:eastAsia="宋体"/>
-                <w:b/>
-                <w:sz w:val="21"/>
-              </w:rPr>
-              <w:t>修订说明</w:t>
-            </w:r>
-          </w:p>
-        </w:tc>
-        <w:tc>
-          <w:tcPr>
-            <w:tcW w:type="dxa" w:w="1701"/>
-            <w:shd w:fill="E8EEF5"/>
-            <w:vAlign w:val="center"/>
-          </w:tcPr>
-          <w:p>
-            <w:pPr>
-              <w:spacing w:after="0"/>
-            </w:pPr>
-            <w:r/>
-            <w:r>
-              <w:rPr>
-                <w:rFonts w:ascii="SimSun" w:hAnsi="SimSun" w:eastAsia="宋体"/>
-                <w:b/>
-                <w:sz w:val="21"/>
-              </w:rPr>
-              <w:t>编制人</w:t>
-            </w:r>
-          </w:p>
-        </w:tc>
-      </w:tr>
-      <w:tr>
-        <w:tc>
-          <w:tcPr>
-            <w:tcW w:type="dxa" w:w="1134"/>
-            <w:vAlign w:val="center"/>
-          </w:tcPr>
-          <w:p>
-            <w:pPr>
-              <w:spacing w:after="0"/>
-            </w:pPr>
-            <w:r/>
-            <w:r>
-              <w:rPr>
-                <w:rFonts w:ascii="SimSun" w:hAnsi="SimSun" w:eastAsia="宋体"/>
-                <w:b w:val="0"/>
-                <w:sz w:val="21"/>
-              </w:rPr>
-              <w:t>V1.0</w:t>
-            </w:r>
-          </w:p>
-        </w:tc>
-        <w:tc>
-          <w:tcPr>
-            <w:tcW w:type="dxa" w:w="1701"/>
-            <w:vAlign w:val="center"/>
-          </w:tcPr>
-          <w:p>
-            <w:pPr>
-              <w:spacing w:after="0"/>
-            </w:pPr>
-            <w:r/>
-            <w:r>
-              <w:rPr>
-                <w:rFonts w:ascii="SimSun" w:hAnsi="SimSun" w:eastAsia="宋体"/>
-                <w:b w:val="0"/>
-                <w:sz w:val="21"/>
-              </w:rPr>
-              <w:t>2026年6月</w:t>
-            </w:r>
-          </w:p>
-        </w:tc>
-        <w:tc>
-          <w:tcPr>
-            <w:tcW w:type="dxa" w:w="4535"/>
-            <w:vAlign w:val="center"/>
-          </w:tcPr>
-          <w:p>
-            <w:pPr>
-              <w:spacing w:after="0"/>
-            </w:pPr>
-            <w:r/>
-            <w:r>
-              <w:rPr>
-                <w:rFonts w:ascii="SimSun" w:hAnsi="SimSun" w:eastAsia="宋体"/>
-                <w:b w:val="0"/>
-                <w:sz w:val="21"/>
-              </w:rPr>
-              <w:t>形成软件著作权登记用用户手册初稿</w:t>
-            </w:r>
-          </w:p>
-        </w:tc>
-        <w:tc>
-          <w:tcPr>
-            <w:tcW w:type="dxa" w:w="1701"/>
-            <w:vAlign w:val="center"/>
-          </w:tcPr>
-          <w:p>
-            <w:pPr>
-              <w:spacing w:after="0"/>
-            </w:pPr>
-            <w:r/>
-            <w:r>
-              <w:rPr>
-                <w:rFonts w:ascii="SimSun" w:hAnsi="SimSun" w:eastAsia="宋体"/>
-                <w:b w:val="0"/>
-                <w:sz w:val="21"/>
-              </w:rPr>
-              <w:t>麻生环球科技有限公司</w:t>
-            </w:r>
-          </w:p>
-        </w:tc>
-      </w:tr>
-    </w:tbl>
-    <w:p>
-      <w:pPr>
-        <w:pStyle w:val="Heading1"/>
-      </w:pPr>
-      <w:r>
-        <w:t>二、引言</w:t>
-      </w:r>
-    </w:p>
-    <w:p>
-      <w:pPr>
-        <w:pStyle w:val="Heading2"/>
-      </w:pPr>
-      <w:r>
-        <w:t>2.1 编写目的</w:t>
-      </w:r>
-    </w:p>
-    <w:p>
-      <w:pPr>
-        <w:spacing w:line="300" w:lineRule="auto"/>
-        <w:ind w:firstLine="420"/>
-      </w:pPr>
-      <w:r>
         <w:rPr>
           <w:rFonts w:ascii="SimSun" w:hAnsi="SimSun" w:eastAsia="宋体"/>
+          <w:b w:val="0"/>
           <w:sz w:val="21"/>
         </w:rPr>
-        <w:t>本文档用于说明麻生跨境店铺智能化商品数据报表系统的业务背景、功能范围、操作步骤和运行注意事项，为软件著作权登记、系统交付、运营培训及后续维护提供统一依据。</w:t>
-      </w:r>
-    </w:p>
-    <w:p>
-      <w:pPr>
-        <w:pStyle w:val="Heading2"/>
-      </w:pPr>
-      <w:r>
-        <w:t>2.2 适用范围</w:t>
-      </w:r>
-    </w:p>
-    <w:p>
-      <w:pPr>
-        <w:spacing w:line="300" w:lineRule="auto"/>
-        <w:ind w:firstLine="420"/>
-      </w:pPr>
-      <w:r>
-        <w:rPr>
-          <w:rFonts w:ascii="SimSun" w:hAnsi="SimSun" w:eastAsia="宋体"/>
-          <w:sz w:val="21"/>
-        </w:rPr>
-        <w:t>本手册适用于跨境电商运营、商品管理、店铺管理、数据分析、库存协同及系统管理员等角色。使用人员可根据权限查看商品统计、店铺统计、PID 看板、库存报表、数据导入、AI 分析和导出推送等功能。</w:t>
-      </w:r>
-    </w:p>
-    <w:p>
-      <w:pPr>
-        <w:pStyle w:val="Heading2"/>
-      </w:pPr>
-      <w:r>
-        <w:t>2.3 术语说明</w:t>
-      </w:r>
-    </w:p>
-    <w:tbl>
-      <w:tblPr>
-        <w:tblStyle w:val="TableGrid"/>
-        <w:tblW w:type="auto" w:w="0"/>
-        <w:jc w:val="center"/>
-        <w:tblLayout w:type="fixed"/>
-        <w:tblLook w:firstColumn="1" w:firstRow="1" w:lastColumn="0" w:lastRow="0" w:noHBand="0" w:noVBand="1" w:val="04A0"/>
-      </w:tblPr>
-      <w:tblGrid>
-        <w:gridCol w:w="4680"/>
-        <w:gridCol w:w="4680"/>
-      </w:tblGrid>
-      <w:tr>
-        <w:tc>
-          <w:tcPr>
-            <w:tcW w:type="dxa" w:w="1701"/>
-            <w:shd w:fill="E8EEF5"/>
-            <w:vAlign w:val="center"/>
-          </w:tcPr>
-          <w:p>
-            <w:pPr>
-              <w:spacing w:after="0"/>
-            </w:pPr>
-            <w:r/>
-            <w:r>
-              <w:rPr>
-                <w:rFonts w:ascii="SimSun" w:hAnsi="SimSun" w:eastAsia="宋体"/>
-                <w:b/>
-                <w:sz w:val="21"/>
-              </w:rPr>
-              <w:t>术语</w:t>
-            </w:r>
-          </w:p>
-        </w:tc>
-        <w:tc>
-          <w:tcPr>
-            <w:tcW w:type="dxa" w:w="7087"/>
-            <w:shd w:fill="E8EEF5"/>
-            <w:vAlign w:val="center"/>
-          </w:tcPr>
-          <w:p>
-            <w:pPr>
-              <w:spacing w:after="0"/>
-            </w:pPr>
-            <w:r/>
-            <w:r>
-              <w:rPr>
-                <w:rFonts w:ascii="SimSun" w:hAnsi="SimSun" w:eastAsia="宋体"/>
-                <w:b/>
-                <w:sz w:val="21"/>
-              </w:rPr>
-              <w:t>说明</w:t>
-            </w:r>
-          </w:p>
-        </w:tc>
-      </w:tr>
-      <w:tr>
-        <w:tc>
-          <w:tcPr>
-            <w:tcW w:type="dxa" w:w="1701"/>
-            <w:vAlign w:val="center"/>
-          </w:tcPr>
-          <w:p>
-            <w:pPr>
-              <w:spacing w:after="0"/>
-            </w:pPr>
-            <w:r/>
-            <w:r>
-              <w:rPr>
-                <w:rFonts w:ascii="SimSun" w:hAnsi="SimSun" w:eastAsia="宋体"/>
-                <w:b w:val="0"/>
-                <w:sz w:val="21"/>
-              </w:rPr>
-              <w:t>PID</w:t>
-            </w:r>
-          </w:p>
-        </w:tc>
-        <w:tc>
-          <w:tcPr>
-            <w:tcW w:type="dxa" w:w="7087"/>
-            <w:vAlign w:val="center"/>
-          </w:tcPr>
-          <w:p>
-            <w:pPr>
-              <w:spacing w:after="0"/>
-            </w:pPr>
-            <w:r/>
-            <w:r>
-              <w:rPr>
-                <w:rFonts w:ascii="SimSun" w:hAnsi="SimSun" w:eastAsia="宋体"/>
-                <w:b w:val="0"/>
-                <w:sz w:val="21"/>
-              </w:rPr>
-              <w:t>平台商品或推广维度的业务标识，用于关联商品、店铺、订单和投放表现。</w:t>
-            </w:r>
-          </w:p>
-        </w:tc>
-      </w:tr>
-      <w:tr>
-        <w:tc>
-          <w:tcPr>
-            <w:tcW w:type="dxa" w:w="1701"/>
-            <w:vAlign w:val="center"/>
-          </w:tcPr>
-          <w:p>
-            <w:pPr>
-              <w:spacing w:after="0"/>
-            </w:pPr>
-            <w:r/>
-            <w:r>
-              <w:rPr>
-                <w:rFonts w:ascii="SimSun" w:hAnsi="SimSun" w:eastAsia="宋体"/>
-                <w:b w:val="0"/>
-                <w:sz w:val="21"/>
-              </w:rPr>
-              <w:t>SPU/SKU</w:t>
-            </w:r>
-          </w:p>
-        </w:tc>
-        <w:tc>
-          <w:tcPr>
-            <w:tcW w:type="dxa" w:w="7087"/>
-            <w:vAlign w:val="center"/>
-          </w:tcPr>
-          <w:p>
-            <w:pPr>
-              <w:spacing w:after="0"/>
-            </w:pPr>
-            <w:r/>
-            <w:r>
-              <w:rPr>
-                <w:rFonts w:ascii="SimSun" w:hAnsi="SimSun" w:eastAsia="宋体"/>
-                <w:b w:val="0"/>
-                <w:sz w:val="21"/>
-              </w:rPr>
-              <w:t>SPU 表示标准化商品单元，SKU 表示具体库存销售单元。</w:t>
-            </w:r>
-          </w:p>
-        </w:tc>
-      </w:tr>
-      <w:tr>
-        <w:tc>
-          <w:tcPr>
-            <w:tcW w:type="dxa" w:w="1701"/>
-            <w:vAlign w:val="center"/>
-          </w:tcPr>
-          <w:p>
-            <w:pPr>
-              <w:spacing w:after="0"/>
-            </w:pPr>
-            <w:r/>
-            <w:r>
-              <w:rPr>
-                <w:rFonts w:ascii="SimSun" w:hAnsi="SimSun" w:eastAsia="宋体"/>
-                <w:b w:val="0"/>
-                <w:sz w:val="21"/>
-              </w:rPr>
-              <w:t>主推 SPU</w:t>
-            </w:r>
-          </w:p>
-        </w:tc>
-        <w:tc>
-          <w:tcPr>
-            <w:tcW w:type="dxa" w:w="7087"/>
-            <w:vAlign w:val="center"/>
-          </w:tcPr>
-          <w:p>
-            <w:pPr>
-              <w:spacing w:after="0"/>
-            </w:pPr>
-            <w:r/>
-            <w:r>
-              <w:rPr>
-                <w:rFonts w:ascii="SimSun" w:hAnsi="SimSun" w:eastAsia="宋体"/>
-                <w:b w:val="0"/>
-                <w:sz w:val="21"/>
-              </w:rPr>
-              <w:t>运营侧重点维护的核心商品，用于分析 PID 与主推商品之间的匹配效果。</w:t>
-            </w:r>
-          </w:p>
-        </w:tc>
-      </w:tr>
-      <w:tr>
-        <w:tc>
-          <w:tcPr>
-            <w:tcW w:type="dxa" w:w="1701"/>
-            <w:vAlign w:val="center"/>
-          </w:tcPr>
-          <w:p>
-            <w:pPr>
-              <w:spacing w:after="0"/>
-            </w:pPr>
-            <w:r/>
-            <w:r>
-              <w:rPr>
-                <w:rFonts w:ascii="SimSun" w:hAnsi="SimSun" w:eastAsia="宋体"/>
-                <w:b w:val="0"/>
-                <w:sz w:val="21"/>
-              </w:rPr>
-              <w:t>ADS</w:t>
-            </w:r>
-          </w:p>
-        </w:tc>
-        <w:tc>
-          <w:tcPr>
-            <w:tcW w:type="dxa" w:w="7087"/>
-            <w:vAlign w:val="center"/>
-          </w:tcPr>
-          <w:p>
-            <w:pPr>
-              <w:spacing w:after="0"/>
-            </w:pPr>
-            <w:r/>
-            <w:r>
-              <w:rPr>
-                <w:rFonts w:ascii="SimSun" w:hAnsi="SimSun" w:eastAsia="宋体"/>
-                <w:b w:val="0"/>
-                <w:sz w:val="21"/>
-              </w:rPr>
-              <w:t>Doris 数据仓库应用层表，承载看板最终查询结果。</w:t>
-            </w:r>
-          </w:p>
-        </w:tc>
-      </w:tr>
-      <w:tr>
-        <w:tc>
-          <w:tcPr>
-            <w:tcW w:type="dxa" w:w="1701"/>
-            <w:vAlign w:val="center"/>
-          </w:tcPr>
-          <w:p>
-            <w:pPr>
-              <w:spacing w:after="0"/>
-            </w:pPr>
-            <w:r/>
-            <w:r>
-              <w:rPr>
-                <w:rFonts w:ascii="SimSun" w:hAnsi="SimSun" w:eastAsia="宋体"/>
-                <w:b w:val="0"/>
-                <w:sz w:val="21"/>
-              </w:rPr>
-              <w:t>DolphinScheduler</w:t>
-            </w:r>
-          </w:p>
-        </w:tc>
-        <w:tc>
-          <w:tcPr>
-            <w:tcW w:type="dxa" w:w="7087"/>
-            <w:vAlign w:val="center"/>
-          </w:tcPr>
-          <w:p>
-            <w:pPr>
-              <w:spacing w:after="0"/>
-            </w:pPr>
-            <w:r/>
-            <w:r>
-              <w:rPr>
-                <w:rFonts w:ascii="SimSun" w:hAnsi="SimSun" w:eastAsia="宋体"/>
-                <w:b w:val="0"/>
-                <w:sz w:val="21"/>
-              </w:rPr>
-              <w:t>用于调度销售、商品、库存等数据加工链路的任务编排系统。</w:t>
-            </w:r>
-          </w:p>
-        </w:tc>
-      </w:tr>
-    </w:tbl>
-    <w:p>
-      <w:pPr>
-        <w:pStyle w:val="Heading1"/>
-      </w:pPr>
-      <w:r>
-        <w:t>三、系统概述</w:t>
-      </w:r>
-    </w:p>
-    <w:p>
-      <w:pPr>
-        <w:pStyle w:val="Heading2"/>
-      </w:pPr>
-      <w:r>
-        <w:t>3.1 系统定位</w:t>
-      </w:r>
-    </w:p>
-    <w:p>
-      <w:pPr>
-        <w:spacing w:line="300" w:lineRule="auto"/>
-        <w:ind w:firstLine="420"/>
-      </w:pPr>
-      <w:r>
-        <w:rPr>
-          <w:rFonts w:ascii="SimSun" w:hAnsi="SimSun" w:eastAsia="宋体"/>
-          <w:sz w:val="21"/>
-        </w:rPr>
-        <w:t>麻生跨境店铺智能化商品数据报表系统面向 TikTok 等跨境店铺经营场景，将店铺、商品、PID、SPU、SKU、库存、活动和视频表现数据整合到统一的数据报表界面，帮助运营人员快速定位热销商品、异常库存、店铺增长变化和商品推广效果。</w:t>
-      </w:r>
-    </w:p>
-    <w:p>
-      <w:pPr>
-        <w:pStyle w:val="Heading2"/>
-      </w:pPr>
-      <w:r>
-        <w:t>3.2 技术架构</w:t>
-      </w:r>
-    </w:p>
-    <w:p>
-      <w:pPr>
-        <w:spacing w:line="300" w:lineRule="auto"/>
-        <w:ind w:firstLine="420"/>
-      </w:pPr>
-      <w:r>
-        <w:rPr>
-          <w:rFonts w:ascii="SimSun" w:hAnsi="SimSun" w:eastAsia="宋体"/>
-          <w:sz w:val="21"/>
-        </w:rPr>
-        <w:t>系统采用前后端分离架构。前端以 Vue 页面承载商品统计、店铺统计、PID 看板和库存看板；后端以 Java Spring Boot 提供报表查询、导入、导出、图片生成、AI 分析和同步触发接口；数据层使用 Doris 与 MySQL 存储明细、维度和汇总结果，并通过 DolphinScheduler 编排每日及半小时级数据加工任务。</w:t>
-      </w:r>
-    </w:p>
-    <w:p>
-      <w:pPr>
-        <w:pStyle w:val="Heading2"/>
-      </w:pPr>
-      <w:r>
-        <w:t>3.3 业务流程</w:t>
-      </w:r>
-    </w:p>
-    <w:p>
-      <w:pPr>
-        <w:pStyle w:val="ListNumber"/>
-        <w:spacing w:after="80"/>
-      </w:pPr>
-      <w:r>
-        <w:rPr>
-          <w:rFonts w:ascii="SimSun" w:hAnsi="SimSun" w:eastAsia="宋体"/>
-          <w:sz w:val="21"/>
-        </w:rPr>
-        <w:t>系统从 TikTok、积加 API、运营导入文件及内部业务库获取商品、订单、活动、视频和库存数据。</w:t>
-      </w:r>
-    </w:p>
-    <w:p>
-      <w:pPr>
-        <w:pStyle w:val="ListNumber"/>
-        <w:spacing w:after="80"/>
-      </w:pPr>
-      <w:r>
-        <w:rPr>
-          <w:rFonts w:ascii="SimSun" w:hAnsi="SimSun" w:eastAsia="宋体"/>
-          <w:sz w:val="21"/>
-        </w:rPr>
-        <w:t>调度任务对原始数据进行清洗、匹配、聚合和指标计算，形成商品、店铺、PID、库存等主题报表。</w:t>
-      </w:r>
-    </w:p>
-    <w:p>
-      <w:pPr>
-        <w:pStyle w:val="ListNumber"/>
-        <w:spacing w:after="80"/>
-      </w:pPr>
-      <w:r>
-        <w:rPr>
-          <w:rFonts w:ascii="SimSun" w:hAnsi="SimSun" w:eastAsia="宋体"/>
-          <w:sz w:val="21"/>
-        </w:rPr>
-        <w:t>用户在前端按日期、店铺、市场、PID、SPU、SKU 等条件筛选，并查看明细表格、汇总指标、说明弹窗和图表分析。</w:t>
-      </w:r>
-    </w:p>
-    <w:p>
-      <w:pPr>
-        <w:pStyle w:val="ListNumber"/>
-        <w:spacing w:after="80"/>
-      </w:pPr>
-      <w:r>
-        <w:rPr>
-          <w:rFonts w:ascii="SimSun" w:hAnsi="SimSun" w:eastAsia="宋体"/>
-          <w:sz w:val="21"/>
-        </w:rPr>
-        <w:t>系统支持导出 Excel、导出图片、发送企业微信或飞书通知，并可对缺失映射、异常同步和超卖风险进行跟踪处理。</w:t>
-      </w:r>
-    </w:p>
-    <w:p>
-      <w:pPr>
-        <w:pStyle w:val="Heading2"/>
-      </w:pPr>
-      <w:r>
-        <w:t>3.4 权限与登录</w:t>
-      </w:r>
-    </w:p>
-    <w:p>
-      <w:pPr>
-        <w:spacing w:line="300" w:lineRule="auto"/>
-        <w:ind w:firstLine="420"/>
-      </w:pPr>
-      <w:r>
-        <w:rPr>
-          <w:rFonts w:ascii="SimSun" w:hAnsi="SimSun" w:eastAsia="宋体"/>
-          <w:sz w:val="21"/>
-        </w:rPr>
-        <w:t>用户通过统一后台入口登录系统。系统根据角色控制菜单、查询范围、导入、导出和维护操作权限。普通运营人员侧重查看和导出报表，商品或库存管理员可维护主推 SPU 映射、触发同步与处理异常，管理员可配置导入来源、权限范围和任务监控。</w:t>
-      </w:r>
-    </w:p>
-    <w:p>
-      <w:pPr>
-        <w:pStyle w:val="Heading2"/>
-      </w:pPr>
-      <w:r>
-        <w:t>3.5 运行环境</w:t>
-      </w:r>
-    </w:p>
-    <w:tbl>
-      <w:tblPr>
-        <w:tblStyle w:val="TableGrid"/>
-        <w:tblW w:type="auto" w:w="0"/>
-        <w:jc w:val="center"/>
-        <w:tblLayout w:type="fixed"/>
-        <w:tblLook w:firstColumn="1" w:firstRow="1" w:lastColumn="0" w:lastRow="0" w:noHBand="0" w:noVBand="1" w:val="04A0"/>
-      </w:tblPr>
-      <w:tblGrid>
-        <w:gridCol w:w="4680"/>
-        <w:gridCol w:w="4680"/>
-      </w:tblGrid>
-      <w:tr>
-        <w:tc>
-          <w:tcPr>
-            <w:tcW w:type="dxa" w:w="1701"/>
-            <w:shd w:fill="E8EEF5"/>
-            <w:vAlign w:val="center"/>
-          </w:tcPr>
-          <w:p>
-            <w:pPr>
-              <w:spacing w:after="0"/>
-            </w:pPr>
-            <w:r/>
-            <w:r>
-              <w:rPr>
-                <w:rFonts w:ascii="SimSun" w:hAnsi="SimSun" w:eastAsia="宋体"/>
-                <w:b/>
-                <w:sz w:val="21"/>
-              </w:rPr>
-              <w:t>类别</w:t>
-            </w:r>
-          </w:p>
-        </w:tc>
-        <w:tc>
-          <w:tcPr>
-            <w:tcW w:type="dxa" w:w="7087"/>
-            <w:shd w:fill="E8EEF5"/>
-            <w:vAlign w:val="center"/>
-          </w:tcPr>
-          <w:p>
-            <w:pPr>
-              <w:spacing w:after="0"/>
-            </w:pPr>
-            <w:r/>
-            <w:r>
-              <w:rPr>
-                <w:rFonts w:ascii="SimSun" w:hAnsi="SimSun" w:eastAsia="宋体"/>
-                <w:b/>
-                <w:sz w:val="21"/>
-              </w:rPr>
-              <w:t>配置说明</w:t>
-            </w:r>
-          </w:p>
-        </w:tc>
-      </w:tr>
-      <w:tr>
-        <w:tc>
-          <w:tcPr>
-            <w:tcW w:type="dxa" w:w="1701"/>
-            <w:vAlign w:val="center"/>
-          </w:tcPr>
-          <w:p>
-            <w:pPr>
-              <w:spacing w:after="0"/>
-            </w:pPr>
-            <w:r/>
-            <w:r>
-              <w:rPr>
-                <w:rFonts w:ascii="SimSun" w:hAnsi="SimSun" w:eastAsia="宋体"/>
-                <w:b w:val="0"/>
-                <w:sz w:val="21"/>
-              </w:rPr>
-              <w:t>客户端环境</w:t>
-            </w:r>
-          </w:p>
-        </w:tc>
-        <w:tc>
-          <w:tcPr>
-            <w:tcW w:type="dxa" w:w="7087"/>
-            <w:vAlign w:val="center"/>
-          </w:tcPr>
-          <w:p>
-            <w:pPr>
-              <w:spacing w:after="0"/>
-            </w:pPr>
-            <w:r/>
-            <w:r>
-              <w:rPr>
-                <w:rFonts w:ascii="SimSun" w:hAnsi="SimSun" w:eastAsia="宋体"/>
-                <w:b w:val="0"/>
-                <w:sz w:val="21"/>
-              </w:rPr>
-              <w:t>支持主流浏览器访问，建议使用 Chrome、Edge 等现代浏览器，分辨率不低于 1366×768。</w:t>
-            </w:r>
-          </w:p>
-        </w:tc>
-      </w:tr>
-      <w:tr>
-        <w:tc>
-          <w:tcPr>
-            <w:tcW w:type="dxa" w:w="1701"/>
-            <w:vAlign w:val="center"/>
-          </w:tcPr>
-          <w:p>
-            <w:pPr>
-              <w:spacing w:after="0"/>
-            </w:pPr>
-            <w:r/>
-            <w:r>
-              <w:rPr>
-                <w:rFonts w:ascii="SimSun" w:hAnsi="SimSun" w:eastAsia="宋体"/>
-                <w:b w:val="0"/>
-                <w:sz w:val="21"/>
-              </w:rPr>
-              <w:t>服务端环境</w:t>
-            </w:r>
-          </w:p>
-        </w:tc>
-        <w:tc>
-          <w:tcPr>
-            <w:tcW w:type="dxa" w:w="7087"/>
-            <w:vAlign w:val="center"/>
-          </w:tcPr>
-          <w:p>
-            <w:pPr>
-              <w:spacing w:after="0"/>
-            </w:pPr>
-            <w:r/>
-            <w:r>
-              <w:rPr>
-                <w:rFonts w:ascii="SimSun" w:hAnsi="SimSun" w:eastAsia="宋体"/>
-                <w:b w:val="0"/>
-                <w:sz w:val="21"/>
-              </w:rPr>
-              <w:t>Java 8 运行环境，Spring Boot 服务部署于 Linux 或 Windows Server。</w:t>
-            </w:r>
-          </w:p>
-        </w:tc>
-      </w:tr>
-      <w:tr>
-        <w:tc>
-          <w:tcPr>
-            <w:tcW w:type="dxa" w:w="1701"/>
-            <w:vAlign w:val="center"/>
-          </w:tcPr>
-          <w:p>
-            <w:pPr>
-              <w:spacing w:after="0"/>
-            </w:pPr>
-            <w:r/>
-            <w:r>
-              <w:rPr>
-                <w:rFonts w:ascii="SimSun" w:hAnsi="SimSun" w:eastAsia="宋体"/>
-                <w:b w:val="0"/>
-                <w:sz w:val="21"/>
-              </w:rPr>
-              <w:t>数据库环境</w:t>
-            </w:r>
-          </w:p>
-        </w:tc>
-        <w:tc>
-          <w:tcPr>
-            <w:tcW w:type="dxa" w:w="7087"/>
-            <w:vAlign w:val="center"/>
-          </w:tcPr>
-          <w:p>
-            <w:pPr>
-              <w:spacing w:after="0"/>
-            </w:pPr>
-            <w:r/>
-            <w:r>
-              <w:rPr>
-                <w:rFonts w:ascii="SimSun" w:hAnsi="SimSun" w:eastAsia="宋体"/>
-                <w:b w:val="0"/>
-                <w:sz w:val="21"/>
-              </w:rPr>
-              <w:t>Doris 用于主题报表和汇总查询，MySQL 用于配置、映射、导入批次和业务状态保存。</w:t>
-            </w:r>
-          </w:p>
-        </w:tc>
-      </w:tr>
-      <w:tr>
-        <w:tc>
-          <w:tcPr>
-            <w:tcW w:type="dxa" w:w="1701"/>
-            <w:vAlign w:val="center"/>
-          </w:tcPr>
-          <w:p>
-            <w:pPr>
-              <w:spacing w:after="0"/>
-            </w:pPr>
-            <w:r/>
-            <w:r>
-              <w:rPr>
-                <w:rFonts w:ascii="SimSun" w:hAnsi="SimSun" w:eastAsia="宋体"/>
-                <w:b w:val="0"/>
-                <w:sz w:val="21"/>
-              </w:rPr>
-              <w:t>调度环境</w:t>
-            </w:r>
-          </w:p>
-        </w:tc>
-        <w:tc>
-          <w:tcPr>
-            <w:tcW w:type="dxa" w:w="7087"/>
-            <w:vAlign w:val="center"/>
-          </w:tcPr>
-          <w:p>
-            <w:pPr>
-              <w:spacing w:after="0"/>
-            </w:pPr>
-            <w:r/>
-            <w:r>
-              <w:rPr>
-                <w:rFonts w:ascii="SimSun" w:hAnsi="SimSun" w:eastAsia="宋体"/>
-                <w:b w:val="0"/>
-                <w:sz w:val="21"/>
-              </w:rPr>
-              <w:t>DolphinScheduler 负责任务编排、依赖控制、失败重试和数据加工链路监控。</w:t>
-            </w:r>
-          </w:p>
-        </w:tc>
-      </w:tr>
-      <w:tr>
-        <w:tc>
-          <w:tcPr>
-            <w:tcW w:type="dxa" w:w="1701"/>
-            <w:vAlign w:val="center"/>
-          </w:tcPr>
-          <w:p>
-            <w:pPr>
-              <w:spacing w:after="0"/>
-            </w:pPr>
-            <w:r/>
-            <w:r>
-              <w:rPr>
-                <w:rFonts w:ascii="SimSun" w:hAnsi="SimSun" w:eastAsia="宋体"/>
-                <w:b w:val="0"/>
-                <w:sz w:val="21"/>
-              </w:rPr>
-              <w:t>网络环境</w:t>
-            </w:r>
-          </w:p>
-        </w:tc>
-        <w:tc>
-          <w:tcPr>
-            <w:tcW w:type="dxa" w:w="7087"/>
-            <w:vAlign w:val="center"/>
-          </w:tcPr>
-          <w:p>
-            <w:pPr>
-              <w:spacing w:after="0"/>
-            </w:pPr>
-            <w:r/>
-            <w:r>
-              <w:rPr>
-                <w:rFonts w:ascii="SimSun" w:hAnsi="SimSun" w:eastAsia="宋体"/>
-                <w:b w:val="0"/>
-                <w:sz w:val="21"/>
-              </w:rPr>
-              <w:t>需保障内部业务系统、TikTok/积加相关接口、数据库和消息推送通道之间网络连通。</w:t>
-            </w:r>
-          </w:p>
-        </w:tc>
-      </w:tr>
-    </w:tbl>
-    <w:p>
-      <w:pPr>
-        <w:pStyle w:val="Heading2"/>
-      </w:pPr>
-      <w:r>
-        <w:t>3.6 数据更新与统计口径</w:t>
-      </w:r>
-    </w:p>
-    <w:p>
-      <w:pPr>
-        <w:spacing w:line="300" w:lineRule="auto"/>
-        <w:ind w:firstLine="420"/>
-      </w:pPr>
-      <w:r>
-        <w:rPr>
-          <w:rFonts w:ascii="SimSun" w:hAnsi="SimSun" w:eastAsia="宋体"/>
-          <w:sz w:val="21"/>
-        </w:rPr>
-        <w:t>销售订单、商品表现和部分店铺指标可按半小时级同步口径更新，库存和导入数据根据对应接口或文件批次刷新。跨市场统计涉及本地支付时间、店铺所属市场、本地币种和平台接口返回时间时，页面说明弹窗中的口径优先。</w:t>
-      </w:r>
-    </w:p>
-    <w:p>
-      <w:pPr>
-        <w:spacing w:line="300" w:lineRule="auto"/>
-        <w:ind w:firstLine="420"/>
-      </w:pPr>
-      <w:r>
-        <w:rPr>
-          <w:rFonts w:ascii="SimSun" w:hAnsi="SimSun" w:eastAsia="宋体"/>
-          <w:sz w:val="21"/>
-        </w:rPr>
-        <w:t>系统在报表页提供数据最新时间展示，用户进行日报、周报和活动复盘时，应记录查询时间、统计区间和筛选条件，确保导出数据与截图数据可以复核。</w:t>
-      </w:r>
-    </w:p>
-    <w:p>
-      <w:pPr>
-        <w:pStyle w:val="Heading1"/>
-      </w:pPr>
-      <w:r>
-        <w:t>四、功能模块说明</w:t>
-      </w:r>
-    </w:p>
-    <w:p>
-      <w:pPr>
-        <w:pStyle w:val="Heading2"/>
-      </w:pPr>
-      <w:r>
-        <w:t>4.1 商品统计报表</w:t>
-      </w:r>
-    </w:p>
-    <w:p>
-      <w:pPr>
-        <w:spacing w:line="300" w:lineRule="auto"/>
-        <w:ind w:firstLine="420"/>
-      </w:pPr>
-      <w:r>
-        <w:rPr>
-          <w:rFonts w:ascii="SimSun" w:hAnsi="SimSun" w:eastAsia="宋体"/>
-          <w:sz w:val="21"/>
-        </w:rPr>
-        <w:t>功能说明：商品统计报表用于查看跨境店铺商品在不同统计口径下的销量、销售额、订单数、转化表现和同比环比变化。用户可按店铺、市场、PID、SPU、商品名称等条件筛选数据，并在店铺明细与 PID 明细之间切换。</w:t>
+        <w:t>1 系统概述 3</w:t>
       </w:r>
     </w:p>
     <w:p>
       <w:r>
         <w:rPr>
-          <w:rFonts w:ascii="SimHei" w:hAnsi="SimHei" w:eastAsia="黑体"/>
-          <w:b/>
+          <w:rFonts w:ascii="SimSun" w:hAnsi="SimSun" w:eastAsia="宋体"/>
+          <w:b w:val="0"/>
+          <w:sz w:val="21"/>
         </w:rPr>
-        <w:t>操作步骤：</w:t>
+        <w:t>1.1 软件主要功能 3</w:t>
       </w:r>
     </w:p>
     <w:p>
-      <w:pPr>
-        <w:pStyle w:val="ListNumber"/>
-        <w:spacing w:after="80"/>
-      </w:pPr>
       <w:r>
         <w:rPr>
           <w:rFonts w:ascii="SimSun" w:hAnsi="SimSun" w:eastAsia="宋体"/>
+          <w:b w:val="0"/>
           <w:sz w:val="21"/>
         </w:rPr>
-        <w:t>进入“商品统计”页面，选择统计日期、市场、店铺或商品关键字。</w:t>
+        <w:t>1.2 适用场景 3</w:t>
       </w:r>
     </w:p>
     <w:p>
-      <w:pPr>
-        <w:pStyle w:val="ListNumber"/>
-        <w:spacing w:after="80"/>
-      </w:pPr>
       <w:r>
         <w:rPr>
           <w:rFonts w:ascii="SimSun" w:hAnsi="SimSun" w:eastAsia="宋体"/>
+          <w:b w:val="0"/>
           <w:sz w:val="21"/>
         </w:rPr>
-        <w:t>点击查询按钮，系统加载最新的商品指标和明细列表。</w:t>
+        <w:t>2 运行环境 4</w:t>
       </w:r>
     </w:p>
     <w:p>
-      <w:pPr>
-        <w:pStyle w:val="ListNumber"/>
-        <w:spacing w:after="80"/>
-      </w:pPr>
       <w:r>
         <w:rPr>
           <w:rFonts w:ascii="SimSun" w:hAnsi="SimSun" w:eastAsia="宋体"/>
+          <w:b w:val="0"/>
           <w:sz w:val="21"/>
         </w:rPr>
-        <w:t>对需要进一步判断的商品，可打开 AI 分析或说明弹窗查看指标含义和运营建议。</w:t>
+        <w:t>2.1 后端与数据环境 4</w:t>
       </w:r>
     </w:p>
     <w:p>
-      <w:pPr>
-        <w:pStyle w:val="ListNumber"/>
-        <w:spacing w:after="80"/>
-      </w:pPr>
       <w:r>
         <w:rPr>
           <w:rFonts w:ascii="SimSun" w:hAnsi="SimSun" w:eastAsia="宋体"/>
+          <w:b w:val="0"/>
           <w:sz w:val="21"/>
         </w:rPr>
-        <w:t>如需沉淀数据，可执行 Excel 导出或图片导出。</w:t>
+        <w:t>2.2 前端与浏览器环境 4</w:t>
       </w:r>
     </w:p>
     <w:p>
-      <w:pPr>
-        <w:spacing w:line="300" w:lineRule="auto"/>
-        <w:ind w:firstLine="420"/>
-      </w:pPr>
       <w:r>
         <w:rPr>
           <w:rFonts w:ascii="SimSun" w:hAnsi="SimSun" w:eastAsia="宋体"/>
+          <w:b w:val="0"/>
           <w:sz w:val="21"/>
         </w:rPr>
-        <w:t>注意事项：报表数据以系统数据更新时间为准。跨市场数据涉及本地时区和支付时间口径时，应以页面说明弹窗中的口径为准；导出、推送和维护类操作需具备相应权限。</w:t>
+        <w:t>3 总体架构与数据流转 4</w:t>
       </w:r>
     </w:p>
     <w:p>
-      <w:pPr>
-        <w:spacing w:line="300" w:lineRule="auto"/>
-        <w:ind w:firstLine="420"/>
-      </w:pPr>
       <w:r>
         <w:rPr>
           <w:rFonts w:ascii="SimSun" w:hAnsi="SimSun" w:eastAsia="宋体"/>
+          <w:b w:val="0"/>
           <w:sz w:val="21"/>
         </w:rPr>
-        <w:t>截图位置说明：以下截图展示本模块的主要查询页面、明细表格或弹窗界面。</w:t>
+        <w:t>3.1 数仓加工链路 4</w:t>
       </w:r>
     </w:p>
     <w:p>
+      <w:r>
+        <w:rPr>
+          <w:rFonts w:ascii="SimSun" w:hAnsi="SimSun" w:eastAsia="宋体"/>
+          <w:b w:val="0"/>
+          <w:sz w:val="21"/>
+        </w:rPr>
+        <w:t>3.2 后端服务链路 4</w:t>
+      </w:r>
+    </w:p>
+    <w:p>
+      <w:r>
+        <w:rPr>
+          <w:rFonts w:ascii="SimSun" w:hAnsi="SimSun" w:eastAsia="宋体"/>
+          <w:b w:val="0"/>
+          <w:sz w:val="21"/>
+        </w:rPr>
+        <w:t>3.3 前端展示链路 5</w:t>
+      </w:r>
+    </w:p>
+    <w:p>
+      <w:r>
+        <w:rPr>
+          <w:rFonts w:ascii="SimSun" w:hAnsi="SimSun" w:eastAsia="宋体"/>
+          <w:b w:val="0"/>
+          <w:sz w:val="21"/>
+        </w:rPr>
+        <w:t>3.4 数据口径说明 5</w:t>
+      </w:r>
+    </w:p>
+    <w:p>
+      <w:r>
+        <w:rPr>
+          <w:rFonts w:ascii="SimSun" w:hAnsi="SimSun" w:eastAsia="宋体"/>
+          <w:b w:val="0"/>
+          <w:sz w:val="21"/>
+        </w:rPr>
+        <w:t>4 登录、首页与筛选操作 5</w:t>
+      </w:r>
+    </w:p>
+    <w:p>
+      <w:r>
+        <w:rPr>
+          <w:rFonts w:ascii="SimSun" w:hAnsi="SimSun" w:eastAsia="宋体"/>
+          <w:b w:val="0"/>
+          <w:sz w:val="21"/>
+        </w:rPr>
+        <w:t>4.1 查询与筛选流程 5</w:t>
+      </w:r>
+    </w:p>
+    <w:p>
+      <w:r>
+        <w:rPr>
+          <w:rFonts w:ascii="SimSun" w:hAnsi="SimSun" w:eastAsia="宋体"/>
+          <w:b w:val="0"/>
+          <w:sz w:val="21"/>
+        </w:rPr>
+        <w:t>4.2 导出前确认 6</w:t>
+      </w:r>
+    </w:p>
+    <w:p>
+      <w:r>
+        <w:rPr>
+          <w:rFonts w:ascii="SimSun" w:hAnsi="SimSun" w:eastAsia="宋体"/>
+          <w:b w:val="0"/>
+          <w:sz w:val="21"/>
+        </w:rPr>
+        <w:t>5 商品统计报表 6</w:t>
+      </w:r>
+    </w:p>
+    <w:p>
+      <w:r>
+        <w:rPr>
+          <w:rFonts w:ascii="SimSun" w:hAnsi="SimSun" w:eastAsia="宋体"/>
+          <w:b w:val="0"/>
+          <w:sz w:val="21"/>
+        </w:rPr>
+        <w:t>5.1 商品分析流程 7</w:t>
+      </w:r>
+    </w:p>
+    <w:p>
+      <w:r>
+        <w:rPr>
+          <w:rFonts w:ascii="SimSun" w:hAnsi="SimSun" w:eastAsia="宋体"/>
+          <w:b w:val="0"/>
+          <w:sz w:val="21"/>
+        </w:rPr>
+        <w:t>6 店铺统计报表 8</w:t>
+      </w:r>
+    </w:p>
+    <w:p>
+      <w:r>
+        <w:rPr>
+          <w:rFonts w:ascii="SimSun" w:hAnsi="SimSun" w:eastAsia="宋体"/>
+          <w:b w:val="0"/>
+          <w:sz w:val="21"/>
+        </w:rPr>
+        <w:t>6.1 店铺复盘流程 9</w:t>
+      </w:r>
+    </w:p>
+    <w:p>
+      <w:r>
+        <w:rPr>
+          <w:rFonts w:ascii="SimSun" w:hAnsi="SimSun" w:eastAsia="宋体"/>
+          <w:b w:val="0"/>
+          <w:sz w:val="21"/>
+        </w:rPr>
+        <w:t>7 PID 与 SPU 数据看板 9</w:t>
+      </w:r>
+    </w:p>
+    <w:p>
+      <w:r>
+        <w:rPr>
+          <w:rFonts w:ascii="SimSun" w:hAnsi="SimSun" w:eastAsia="宋体"/>
+          <w:b w:val="0"/>
+          <w:sz w:val="21"/>
+        </w:rPr>
+        <w:t>7.1 主推商品分析流程 10</w:t>
+      </w:r>
+    </w:p>
+    <w:p>
+      <w:r>
+        <w:rPr>
+          <w:rFonts w:ascii="SimSun" w:hAnsi="SimSun" w:eastAsia="宋体"/>
+          <w:b w:val="0"/>
+          <w:sz w:val="21"/>
+        </w:rPr>
+        <w:t>8 主推 SPU 维护与数据导入 10</w:t>
+      </w:r>
+    </w:p>
+    <w:p>
+      <w:r>
+        <w:rPr>
+          <w:rFonts w:ascii="SimSun" w:hAnsi="SimSun" w:eastAsia="宋体"/>
+          <w:b w:val="0"/>
+          <w:sz w:val="21"/>
+        </w:rPr>
+        <w:t>9 库存数据看板 11</w:t>
+      </w:r>
+    </w:p>
+    <w:p>
+      <w:r>
+        <w:rPr>
+          <w:rFonts w:ascii="SimSun" w:hAnsi="SimSun" w:eastAsia="宋体"/>
+          <w:b w:val="0"/>
+          <w:sz w:val="21"/>
+        </w:rPr>
+        <w:t>9.1 库存风险处理流程 13</w:t>
+      </w:r>
+    </w:p>
+    <w:p>
+      <w:r>
+        <w:rPr>
+          <w:rFonts w:ascii="SimSun" w:hAnsi="SimSun" w:eastAsia="宋体"/>
+          <w:b w:val="0"/>
+          <w:sz w:val="21"/>
+        </w:rPr>
+        <w:t>10 AI 智能解读与报表导出 13</w:t>
+      </w:r>
+    </w:p>
+    <w:p>
+      <w:r>
+        <w:rPr>
+          <w:rFonts w:ascii="SimSun" w:hAnsi="SimSun" w:eastAsia="宋体"/>
+          <w:b w:val="0"/>
+          <w:sz w:val="21"/>
+        </w:rPr>
+        <w:t>11 异常处理与常见问题 14</w:t>
+      </w:r>
+    </w:p>
+    <w:p>
+      <w:r>
+        <w:rPr>
+          <w:rFonts w:ascii="SimSun" w:hAnsi="SimSun" w:eastAsia="宋体"/>
+          <w:b w:val="0"/>
+          <w:sz w:val="21"/>
+        </w:rPr>
+        <w:t>12 附录：接口与数据表 15</w:t>
+      </w:r>
+    </w:p>
+    <w:p>
+      <w:pPr>
+        <w:pStyle w:val="Heading1"/>
+      </w:pPr>
+      <w:r>
+        <w:t>1 系统概述</w:t>
+      </w:r>
+    </w:p>
+    <w:p>
+      <w:pPr>
+        <w:spacing w:line="300" w:lineRule="auto"/>
+        <w:ind w:firstLine="420"/>
+      </w:pPr>
+      <w:r>
+        <w:rPr>
+          <w:rFonts w:ascii="SimSun" w:hAnsi="SimSun" w:eastAsia="宋体"/>
+          <w:b w:val="0"/>
+          <w:sz w:val="21"/>
+        </w:rPr>
+        <w:t>麻生跨境店铺智能化商品数据报表系统面向 TikTok 等跨境店铺商品经营分析场景，围绕店铺、PID、SPU、SKU、商品表现、订单销售、活动视频和库存同步等数据，构建从数据仓库到后端接口再到前端报表页面的一体化应用。系统以 Doris 数仓 ADS 层报表为基础，结合 Java Spring Boot 后端接口和 Vue 前端页面，为运营人员提供统一、可追溯、可导出的商品经营分析入口。</w:t>
+      </w:r>
+    </w:p>
+    <w:p>
+      <w:pPr>
+        <w:spacing w:line="300" w:lineRule="auto"/>
+        <w:ind w:firstLine="420"/>
+      </w:pPr>
+      <w:r>
+        <w:rPr>
+          <w:rFonts w:ascii="SimSun" w:hAnsi="SimSun" w:eastAsia="宋体"/>
+          <w:b w:val="0"/>
+          <w:sz w:val="21"/>
+        </w:rPr>
+        <w:t>本系统主要解决跨境店铺商品数据来源分散、PID 与 SPU 关系维护困难、库存同步异常不易发现、商品和店铺经营变化依赖人工整理等问题。运营人员可在同一界面查看商品统计、店铺统计、PID 看板、库存看板、数据导入结果和 AI 分析结论，从而提升日报、复盘和经营会议准备效率。</w:t>
+      </w:r>
+    </w:p>
+    <w:p>
+      <w:pPr>
+        <w:pStyle w:val="Heading2"/>
+      </w:pPr>
+      <w:r>
+        <w:t>1.1 软件主要功能</w:t>
+      </w:r>
+    </w:p>
+    <w:p>
+      <w:pPr>
+        <w:spacing w:after="80"/>
+        <w:ind w:left="360" w:hanging="240"/>
+      </w:pPr>
+      <w:r>
+        <w:rPr>
+          <w:rFonts w:ascii="SimSun" w:hAnsi="SimSun" w:eastAsia="宋体"/>
+          <w:b w:val="0"/>
+          <w:sz w:val="21"/>
+        </w:rPr>
+        <w:t>• 商品统计报表：按店铺、市场、PID、SPU 和商品维度查看销量、GMV、订单量、转化表现和同比环比变化。</w:t>
+      </w:r>
+    </w:p>
+    <w:p>
+      <w:pPr>
+        <w:spacing w:after="80"/>
+        <w:ind w:left="360" w:hanging="240"/>
+      </w:pPr>
+      <w:r>
+        <w:rPr>
+          <w:rFonts w:ascii="SimSun" w:hAnsi="SimSun" w:eastAsia="宋体"/>
+          <w:b w:val="0"/>
+          <w:sz w:val="21"/>
+        </w:rPr>
+        <w:t>• 店铺统计报表：按市场、店铺和本地支付时间聚合店铺经营数据，支持横向对比不同店铺增长情况。</w:t>
+      </w:r>
+    </w:p>
+    <w:p>
+      <w:pPr>
+        <w:spacing w:after="80"/>
+        <w:ind w:left="360" w:hanging="240"/>
+      </w:pPr>
+      <w:r>
+        <w:rPr>
+          <w:rFonts w:ascii="SimSun" w:hAnsi="SimSun" w:eastAsia="宋体"/>
+          <w:b w:val="0"/>
+          <w:sz w:val="21"/>
+        </w:rPr>
+        <w:t>• PID 与 SPU 看板：展示 PID 明细、SPU 明细、主推 SPU 映射、缺失映射同步和经营分析结果。</w:t>
+      </w:r>
+    </w:p>
+    <w:p>
+      <w:pPr>
+        <w:spacing w:after="80"/>
+        <w:ind w:left="360" w:hanging="240"/>
+      </w:pPr>
+      <w:r>
+        <w:rPr>
+          <w:rFonts w:ascii="SimSun" w:hAnsi="SimSun" w:eastAsia="宋体"/>
+          <w:b w:val="0"/>
+          <w:sz w:val="21"/>
+        </w:rPr>
+        <w:t>• 库存数据看板：展示总库存、海外在库、在途、国内库存、FBT 库存、同步异常和超卖风险。</w:t>
+      </w:r>
+    </w:p>
+    <w:p>
+      <w:pPr>
+        <w:spacing w:after="80"/>
+        <w:ind w:left="360" w:hanging="240"/>
+      </w:pPr>
+      <w:r>
+        <w:rPr>
+          <w:rFonts w:ascii="SimSun" w:hAnsi="SimSun" w:eastAsia="宋体"/>
+          <w:b w:val="0"/>
+          <w:sz w:val="21"/>
+        </w:rPr>
+        <w:t>• 导入与推送：支持商品列表、商品全模块分析、活动、视频表现、TK 账号等数据导入，并支持 Excel、图片和企业消息推送。</w:t>
+      </w:r>
+    </w:p>
+    <w:p>
+      <w:pPr>
+        <w:spacing w:line="300" w:lineRule="auto"/>
+        <w:ind w:firstLine="420"/>
+      </w:pPr>
+      <w:r>
+        <w:rPr>
+          <w:rFonts w:ascii="SimSun" w:hAnsi="SimSun" w:eastAsia="宋体"/>
+          <w:b w:val="0"/>
+          <w:sz w:val="21"/>
+        </w:rPr>
+        <w:t>各功能模块以 PID、SPU、SKU、店铺、市场和统计日期为核心关联键，形成从商品经营到库存风险的连续分析链路。用户在商品统计中发现销量波动后，可继续下钻到 PID/SPU 看板分析推广贡献，并结合库存看板确认备货与同步状态。</w:t>
+      </w:r>
+    </w:p>
+    <w:p>
+      <w:pPr>
+        <w:pStyle w:val="Heading2"/>
+      </w:pPr>
+      <w:r>
+        <w:t>1.2 适用场景</w:t>
+      </w:r>
+    </w:p>
+    <w:p>
+      <w:pPr>
+        <w:spacing w:line="300" w:lineRule="auto"/>
+        <w:ind w:firstLine="420"/>
+      </w:pPr>
+      <w:r>
+        <w:rPr>
+          <w:rFonts w:ascii="SimSun" w:hAnsi="SimSun" w:eastAsia="宋体"/>
+          <w:b w:val="0"/>
+          <w:sz w:val="21"/>
+        </w:rPr>
+        <w:t>系统适用于跨境电商商品运营、店铺经营复盘、库存协同、主推商品维护、数据导入核对、经营日报生成和会议室报表展示等场景。对于需要同时观察商品、店铺、PID、SPU、SKU 和库存风险的用户，系统能够提供统一视图和稳定的数据口径。</w:t>
+      </w:r>
+    </w:p>
+    <w:p>
+      <w:pPr>
+        <w:spacing w:after="80"/>
+        <w:ind w:left="360" w:hanging="240"/>
+      </w:pPr>
+      <w:r>
+        <w:rPr>
+          <w:rFonts w:ascii="SimSun" w:hAnsi="SimSun" w:eastAsia="宋体"/>
+          <w:b w:val="0"/>
+          <w:sz w:val="21"/>
+        </w:rPr>
+        <w:t>• 运营负责人：查看市场、店铺和商品经营表现，识别增长机会和异常波动。</w:t>
+      </w:r>
+    </w:p>
+    <w:p>
+      <w:pPr>
+        <w:spacing w:after="80"/>
+        <w:ind w:left="360" w:hanging="240"/>
+      </w:pPr>
+      <w:r>
+        <w:rPr>
+          <w:rFonts w:ascii="SimSun" w:hAnsi="SimSun" w:eastAsia="宋体"/>
+          <w:b w:val="0"/>
+          <w:sz w:val="21"/>
+        </w:rPr>
+        <w:t>• 商品运营人员：维护 PID 与主推 SPU 关系，分析重点商品的销售贡献。</w:t>
+      </w:r>
+    </w:p>
+    <w:p>
+      <w:pPr>
+        <w:spacing w:after="80"/>
+        <w:ind w:left="360" w:hanging="240"/>
+      </w:pPr>
+      <w:r>
+        <w:rPr>
+          <w:rFonts w:ascii="SimSun" w:hAnsi="SimSun" w:eastAsia="宋体"/>
+          <w:b w:val="0"/>
+          <w:sz w:val="21"/>
+        </w:rPr>
+        <w:t>• 库存协同人员：跟踪库存同步差异、超卖风险和 SKU/SPU 库存结构。</w:t>
+      </w:r>
+    </w:p>
+    <w:p>
+      <w:pPr>
+        <w:spacing w:after="80"/>
+        <w:ind w:left="360" w:hanging="240"/>
+      </w:pPr>
+      <w:r>
+        <w:rPr>
+          <w:rFonts w:ascii="SimSun" w:hAnsi="SimSun" w:eastAsia="宋体"/>
+          <w:b w:val="0"/>
+          <w:sz w:val="21"/>
+        </w:rPr>
+        <w:t>• 数据维护人员：关注 Doris ADS 表、导入批次、接口响应和同步任务状态。</w:t>
+      </w:r>
+    </w:p>
+    <w:p>
+      <w:pPr>
+        <w:pStyle w:val="Heading1"/>
+      </w:pPr>
+      <w:r>
+        <w:t>2 运行环境</w:t>
+      </w:r>
+    </w:p>
+    <w:p>
+      <w:pPr>
+        <w:spacing w:line="300" w:lineRule="auto"/>
+        <w:ind w:firstLine="420"/>
+      </w:pPr>
+      <w:r>
+        <w:rPr>
+          <w:rFonts w:ascii="SimSun" w:hAnsi="SimSun" w:eastAsia="宋体"/>
+          <w:b w:val="0"/>
+          <w:sz w:val="21"/>
+        </w:rPr>
+        <w:t>本系统采用前后端分离架构运行，后端服务部署在 Linux 服务器或同等环境中，前端页面运行于现代浏览器。数据层依赖 Doris 和 MySQL，调度链路由 DolphinScheduler 组织执行，部分数据来自 TikTok、积加 API、运营导入文件及内部业务库。</w:t>
+      </w:r>
+    </w:p>
+    <w:p>
+      <w:pPr>
+        <w:pStyle w:val="Heading2"/>
+      </w:pPr>
+      <w:r>
+        <w:t>2.1 后端与数据环境</w:t>
+      </w:r>
+    </w:p>
+    <w:p>
+      <w:pPr>
+        <w:spacing w:after="80"/>
+        <w:ind w:left="360" w:hanging="240"/>
+      </w:pPr>
+      <w:r>
+        <w:rPr>
+          <w:rFonts w:ascii="SimSun" w:hAnsi="SimSun" w:eastAsia="宋体"/>
+          <w:b w:val="0"/>
+          <w:sz w:val="21"/>
+        </w:rPr>
+        <w:t>• 后端运行环境：Java 8、Spring Boot 应用服务，建议部署在稳定网络环境下。</w:t>
+      </w:r>
+    </w:p>
+    <w:p>
+      <w:pPr>
+        <w:spacing w:after="80"/>
+        <w:ind w:left="360" w:hanging="240"/>
+      </w:pPr>
+      <w:r>
+        <w:rPr>
+          <w:rFonts w:ascii="SimSun" w:hAnsi="SimSun" w:eastAsia="宋体"/>
+          <w:b w:val="0"/>
+          <w:sz w:val="21"/>
+        </w:rPr>
+        <w:t>• 数据仓库环境：Doris 承接商品、店铺、PID、库存等主题 ADS 报表结果。</w:t>
+      </w:r>
+    </w:p>
+    <w:p>
+      <w:pPr>
+        <w:spacing w:after="80"/>
+        <w:ind w:left="360" w:hanging="240"/>
+      </w:pPr>
+      <w:r>
+        <w:rPr>
+          <w:rFonts w:ascii="SimSun" w:hAnsi="SimSun" w:eastAsia="宋体"/>
+          <w:b w:val="0"/>
+          <w:sz w:val="21"/>
+        </w:rPr>
+        <w:t>• 业务源与调度：MySQL 保存配置、映射和导入批次，DolphinScheduler 负责定时触发数据加工链路。</w:t>
+      </w:r>
+    </w:p>
+    <w:p>
+      <w:pPr>
+        <w:spacing w:after="80"/>
+        <w:ind w:left="360" w:hanging="240"/>
+      </w:pPr>
+      <w:r>
+        <w:rPr>
+          <w:rFonts w:ascii="SimSun" w:hAnsi="SimSun" w:eastAsia="宋体"/>
+          <w:b w:val="0"/>
+          <w:sz w:val="21"/>
+        </w:rPr>
+        <w:t>• 运行依赖：数据库连接、接口访问凭证、消息推送配置、日志与异常监控配置。</w:t>
+      </w:r>
+    </w:p>
+    <w:p>
+      <w:pPr>
+        <w:pStyle w:val="Heading2"/>
+      </w:pPr>
+      <w:r>
+        <w:t>2.2 前端与浏览器环境</w:t>
+      </w:r>
+    </w:p>
+    <w:p>
+      <w:pPr>
+        <w:spacing w:after="80"/>
+        <w:ind w:left="360" w:hanging="240"/>
+      </w:pPr>
+      <w:r>
+        <w:rPr>
+          <w:rFonts w:ascii="SimSun" w:hAnsi="SimSun" w:eastAsia="宋体"/>
+          <w:b w:val="0"/>
+          <w:sz w:val="21"/>
+        </w:rPr>
+        <w:t>• 前端技术：Vue 页面、表格组件、弹窗组件、导出工具和状态管理模块。</w:t>
+      </w:r>
+    </w:p>
+    <w:p>
+      <w:pPr>
+        <w:spacing w:after="80"/>
+        <w:ind w:left="360" w:hanging="240"/>
+      </w:pPr>
+      <w:r>
+        <w:rPr>
+          <w:rFonts w:ascii="SimSun" w:hAnsi="SimSun" w:eastAsia="宋体"/>
+          <w:b w:val="0"/>
+          <w:sz w:val="21"/>
+        </w:rPr>
+        <w:t>• 浏览器要求：Chrome、Edge 或其他现代浏览器，建议分辨率 1366×768 及以上。</w:t>
+      </w:r>
+    </w:p>
+    <w:p>
+      <w:pPr>
+        <w:spacing w:after="80"/>
+        <w:ind w:left="360" w:hanging="240"/>
+      </w:pPr>
+      <w:r>
+        <w:rPr>
+          <w:rFonts w:ascii="SimSun" w:hAnsi="SimSun" w:eastAsia="宋体"/>
+          <w:b w:val="0"/>
+          <w:sz w:val="21"/>
+        </w:rPr>
+        <w:t>• 网络要求：浏览器需能够访问后端 API 地址，并保证 AI 分析和图片导出接口不被代理中断。</w:t>
+      </w:r>
+    </w:p>
+    <w:p>
+      <w:pPr>
+        <w:spacing w:after="80"/>
+        <w:ind w:left="360" w:hanging="240"/>
+      </w:pPr>
+      <w:r>
+        <w:rPr>
+          <w:rFonts w:ascii="SimSun" w:hAnsi="SimSun" w:eastAsia="宋体"/>
+          <w:b w:val="0"/>
+          <w:sz w:val="21"/>
+        </w:rPr>
+        <w:t>• 展示环境：可在普通工作台、会议室大屏或投屏环境中使用，支持筛选、明细查看和导出。</w:t>
+      </w:r>
+    </w:p>
+    <w:p>
+      <w:pPr>
+        <w:pStyle w:val="Heading1"/>
+      </w:pPr>
+      <w:r>
+        <w:t>3 总体架构与数据流转</w:t>
+      </w:r>
+    </w:p>
+    <w:p>
+      <w:pPr>
+        <w:spacing w:line="300" w:lineRule="auto"/>
+        <w:ind w:firstLine="420"/>
+      </w:pPr>
+      <w:r>
+        <w:rPr>
+          <w:rFonts w:ascii="SimSun" w:hAnsi="SimSun" w:eastAsia="宋体"/>
+          <w:b w:val="0"/>
+          <w:sz w:val="21"/>
+        </w:rPr>
+        <w:t>系统采用“数据仓库层、后端服务层、前端展示层”三层协同架构。数据仓库负责将商品、订单、店铺、PID、SPU、SKU、活动、视频和库存数据统一加工；后端服务根据前端条件组织查询、导入、导出和推送；前端页面将接口数据渲染为筛选区、指标说明、明细表格、弹窗和操作按钮。</w:t>
+      </w:r>
+    </w:p>
+    <w:p>
+      <w:pPr>
+        <w:pStyle w:val="Heading2"/>
+      </w:pPr>
+      <w:r>
+        <w:t>3.1 数仓加工链路</w:t>
+      </w:r>
+    </w:p>
+    <w:p>
+      <w:pPr>
+        <w:spacing w:line="300" w:lineRule="auto"/>
+        <w:ind w:firstLine="420"/>
+      </w:pPr>
+      <w:r>
+        <w:rPr>
+          <w:rFonts w:ascii="SimSun" w:hAnsi="SimSun" w:eastAsia="宋体"/>
+          <w:b w:val="0"/>
+          <w:sz w:val="21"/>
+        </w:rPr>
+        <w:t>Doris ADS 层通过 ads_sales_pid_dashboard_1d、ads_sales_store_market_1d 等表承接最终查询结果。调度任务按业务日期、市场、店铺、PID、SPU 等口径对上游数据进行清洗、匹配和聚合，形成报表可直接读取的数据集。</w:t>
+      </w:r>
+    </w:p>
+    <w:p>
+      <w:pPr>
+        <w:pStyle w:val="Heading2"/>
+      </w:pPr>
+      <w:r>
+        <w:t>3.2 后端服务链路</w:t>
+      </w:r>
+    </w:p>
+    <w:p>
+      <w:pPr>
+        <w:spacing w:line="300" w:lineRule="auto"/>
+        <w:ind w:firstLine="420"/>
+      </w:pPr>
+      <w:r>
+        <w:rPr>
+          <w:rFonts w:ascii="SimSun" w:hAnsi="SimSun" w:eastAsia="宋体"/>
+          <w:b w:val="0"/>
+          <w:sz w:val="21"/>
+        </w:rPr>
+        <w:t>后端接口集中在 tkdashboard 模块，包括 TkPidController、TkProductStatsController、TkStoreStatsController、TkImportController 和 TkImportHistoryController 等。服务提供数据最新时间、报表查询、明细导出、AI 分析、图片生成、主推 SPU 映射维护和导入历史查询能力。</w:t>
+      </w:r>
+    </w:p>
+    <w:p>
+      <w:pPr>
+        <w:pStyle w:val="Heading2"/>
+      </w:pPr>
+      <w:r>
+        <w:t>3.3 前端展示链路</w:t>
+      </w:r>
+    </w:p>
+    <w:p>
+      <w:pPr>
+        <w:spacing w:line="300" w:lineRule="auto"/>
+        <w:ind w:firstLine="420"/>
+      </w:pPr>
+      <w:r>
+        <w:rPr>
+          <w:rFonts w:ascii="SimSun" w:hAnsi="SimSun" w:eastAsia="宋体"/>
+          <w:b w:val="0"/>
+          <w:sz w:val="21"/>
+        </w:rPr>
+        <w:t>前端页面主要包括 pid-board、shop-board 和 stock-board 等模块。用户在页面筛选日期、市场、店铺、PID、SPU、SKU 等条件后，前端调用后端接口获取结果，并通过表格、汇总卡片、说明弹窗和导出按钮完成业务操作。</w:t>
+      </w:r>
+    </w:p>
+    <w:p>
+      <w:pPr>
+        <w:spacing w:line="300" w:lineRule="auto"/>
+        <w:ind w:firstLine="420"/>
+      </w:pPr>
+      <w:r>
+        <w:rPr>
+          <w:rFonts w:ascii="SimSun" w:hAnsi="SimSun" w:eastAsia="宋体"/>
+          <w:b w:val="0"/>
+          <w:sz w:val="21"/>
+        </w:rPr>
+        <w:t>前端报表支持多条件联动筛选、表格固定列、分页查看、排序、导出状态提示和弹窗详情展示。页面在查询前会保留用户当前筛选条件，在导出、AI 分析或推送时沿用同一条件，确保屏幕展示结果与下载结果保持一致。</w:t>
+      </w:r>
+    </w:p>
+    <w:p>
+      <w:pPr>
+        <w:pStyle w:val="Heading2"/>
+      </w:pPr>
+      <w:r>
+        <w:t>3.4 数据口径说明</w:t>
+      </w:r>
+    </w:p>
+    <w:p>
+      <w:pPr>
+        <w:spacing w:line="300" w:lineRule="auto"/>
+        <w:ind w:firstLine="420"/>
+      </w:pPr>
+      <w:r>
+        <w:rPr>
+          <w:rFonts w:ascii="SimSun" w:hAnsi="SimSun" w:eastAsia="宋体"/>
+          <w:b w:val="0"/>
+          <w:sz w:val="21"/>
+        </w:rPr>
+        <w:t>系统涉及跨市场经营数据，统计口径以页面说明弹窗和接口返回字段为准。日期维度通常按本地支付时间或业务统计日期汇总，金额类指标需关注币种和换算口径，库存类指标需关注同步时间、店铺库存、海外在库、在途和国内库存之间的差异。</w:t>
+      </w:r>
+    </w:p>
+    <w:p>
+      <w:pPr>
+        <w:pStyle w:val="Heading1"/>
+      </w:pPr>
+      <w:r>
+        <w:t>4 登录、首页与筛选操作</w:t>
+      </w:r>
+    </w:p>
+    <w:p>
+      <w:pPr>
+        <w:spacing w:line="300" w:lineRule="auto"/>
+        <w:ind w:firstLine="420"/>
+      </w:pPr>
+      <w:r>
+        <w:rPr>
+          <w:rFonts w:ascii="SimSun" w:hAnsi="SimSun" w:eastAsia="宋体"/>
+          <w:b w:val="0"/>
+          <w:sz w:val="21"/>
+        </w:rPr>
+        <w:t>用户通过统一后台入口登录系统。进入报表页面后，应先确认当前账号权限、数据更新时间和默认筛选条件。常用筛选项包括统计日期、市场、店铺、PID、SPU、SKU、商品名称、库存状态和异常状态。</w:t>
+      </w:r>
+    </w:p>
+    <w:p>
+      <w:pPr>
+        <w:spacing w:after="80"/>
+        <w:ind w:left="360" w:hanging="240"/>
+      </w:pPr>
+      <w:r>
+        <w:rPr>
+          <w:rFonts w:ascii="SimSun" w:hAnsi="SimSun" w:eastAsia="宋体"/>
+          <w:b w:val="0"/>
+          <w:sz w:val="21"/>
+        </w:rPr>
+        <w:t>• 选择统计日期或日期范围，确认是否需要按日、周、月或自定义区间查看。</w:t>
+      </w:r>
+    </w:p>
+    <w:p>
+      <w:pPr>
+        <w:spacing w:after="80"/>
+        <w:ind w:left="360" w:hanging="240"/>
+      </w:pPr>
+      <w:r>
+        <w:rPr>
+          <w:rFonts w:ascii="SimSun" w:hAnsi="SimSun" w:eastAsia="宋体"/>
+          <w:b w:val="0"/>
+          <w:sz w:val="21"/>
+        </w:rPr>
+        <w:t>• 选择市场、店铺、PID 或商品关键字，点击查询按钮刷新页面数据。</w:t>
+      </w:r>
+    </w:p>
+    <w:p>
+      <w:pPr>
+        <w:spacing w:after="80"/>
+        <w:ind w:left="360" w:hanging="240"/>
+      </w:pPr>
+      <w:r>
+        <w:rPr>
+          <w:rFonts w:ascii="SimSun" w:hAnsi="SimSun" w:eastAsia="宋体"/>
+          <w:b w:val="0"/>
+          <w:sz w:val="21"/>
+        </w:rPr>
+        <w:t>• 查看页面展示的数据最新时间，确认报表数据是否已完成同步。</w:t>
+      </w:r>
+    </w:p>
+    <w:p>
+      <w:pPr>
+        <w:spacing w:after="80"/>
+        <w:ind w:left="360" w:hanging="240"/>
+      </w:pPr>
+      <w:r>
+        <w:rPr>
+          <w:rFonts w:ascii="SimSun" w:hAnsi="SimSun" w:eastAsia="宋体"/>
+          <w:b w:val="0"/>
+          <w:sz w:val="21"/>
+        </w:rPr>
+        <w:t>• 对需要解释的指标，可打开说明弹窗查看统计口径和字段含义。</w:t>
+      </w:r>
+    </w:p>
+    <w:p>
+      <w:pPr>
+        <w:pStyle w:val="Heading2"/>
+      </w:pPr>
+      <w:r>
+        <w:t>4.1 查询与筛选流程</w:t>
+      </w:r>
+    </w:p>
+    <w:p>
+      <w:pPr>
+        <w:spacing w:line="300" w:lineRule="auto"/>
+        <w:ind w:firstLine="420"/>
+      </w:pPr>
+      <w:r>
+        <w:rPr>
+          <w:rFonts w:ascii="SimSun" w:hAnsi="SimSun" w:eastAsia="宋体"/>
+          <w:b w:val="0"/>
+          <w:sz w:val="21"/>
+        </w:rPr>
+        <w:t>首次进入页面时，系统会加载默认日期和可用筛选项。用户应先根据分析目标选择日期范围，再选择市场、店铺、PID、SPU 或 SKU 等条件。若需要查看全局趋势，可只保留日期和市场条件；若需要定位单个商品问题，则应逐步收窄到 PID、SPU 或 SKU 维度。</w:t>
+      </w:r>
+    </w:p>
+    <w:p>
+      <w:pPr>
+        <w:spacing w:line="300" w:lineRule="auto"/>
+        <w:ind w:firstLine="420"/>
+      </w:pPr>
+      <w:r>
+        <w:rPr>
+          <w:rFonts w:ascii="SimSun" w:hAnsi="SimSun" w:eastAsia="宋体"/>
+          <w:b w:val="0"/>
+          <w:sz w:val="21"/>
+        </w:rPr>
+        <w:t>查询完成后，用户应先查看页面顶部的数据最新时间和汇总指标，再进入明细表格进行排序、分页和下钻。对于跨店铺、跨市场的分析，建议固定一个主筛选条件后逐项切换对比，避免一次选择过多条件导致结果难以解释。</w:t>
+      </w:r>
+    </w:p>
+    <w:p>
+      <w:pPr>
+        <w:pStyle w:val="Heading2"/>
+      </w:pPr>
+      <w:r>
+        <w:t>4.2 导出前确认</w:t>
+      </w:r>
+    </w:p>
+    <w:p>
+      <w:pPr>
+        <w:spacing w:line="300" w:lineRule="auto"/>
+        <w:ind w:firstLine="420"/>
+      </w:pPr>
+      <w:r>
+        <w:rPr>
+          <w:rFonts w:ascii="SimSun" w:hAnsi="SimSun" w:eastAsia="宋体"/>
+          <w:b w:val="0"/>
+          <w:sz w:val="21"/>
+        </w:rPr>
+        <w:t>导出 Excel、图片或触发推送前，应确认当前筛选条件、统计日期、数据最新时间、币种口径和指标说明均符合本次使用场景。用于正式会议或外部归档的文件，建议在文件名中保留统计日期、市场和店铺范围，便于后续追溯。</w:t>
+      </w:r>
+    </w:p>
+    <w:p>
       <w:pPr>
         <w:jc w:val="center"/>
       </w:pPr>
       <w:r>
         <w:drawing>
           <wp:inline xmlns:a="http://schemas.openxmlformats.org/drawingml/2006/main" xmlns:pic="http://schemas.openxmlformats.org/drawingml/2006/picture">
-            <wp:extent cx="5760000" cy="2827769"/>
+            <wp:extent cx="5508000" cy="2704054"/>
             <wp:docPr id="1" name="Picture 1"/>
             <wp:cNvGraphicFramePr>
               <a:graphicFrameLocks noChangeAspect="1"/>
@@ -1209,7 +989,7 @@
                   <pic:spPr>
                     <a:xfrm>
                       <a:off x="0" y="0"/>
-                      <a:ext cx="5760000" cy="2827769"/>
+                      <a:ext cx="5508000" cy="2704054"/>
                     </a:xfrm>
                     <a:prstGeom prst="rect"/>
                   </pic:spPr>
@@ -1227,20 +1007,113 @@
       <w:r>
         <w:rPr>
           <w:rFonts w:ascii="SimSun" w:hAnsi="SimSun" w:eastAsia="宋体"/>
+          <w:b w:val="0"/>
           <w:i/>
           <w:sz w:val="18"/>
         </w:rPr>
-        <w:t>图 1 商品统计报表界面示意</w:t>
+        <w:t>图 1 商品统计入口与筛选区域示意</w:t>
       </w:r>
     </w:p>
     <w:p>
       <w:pPr>
+        <w:pStyle w:val="Heading1"/>
+      </w:pPr>
+      <w:r>
+        <w:t>5 商品统计报表</w:t>
+      </w:r>
+    </w:p>
+    <w:p>
+      <w:pPr>
+        <w:spacing w:line="300" w:lineRule="auto"/>
+        <w:ind w:firstLine="420"/>
+      </w:pPr>
+      <w:r>
+        <w:rPr>
+          <w:rFonts w:ascii="SimSun" w:hAnsi="SimSun" w:eastAsia="宋体"/>
+          <w:b w:val="0"/>
+          <w:sz w:val="21"/>
+        </w:rPr>
+        <w:t>商品统计报表用于查看跨境店铺商品在不同统计口径下的销量、销售额、订单数、转化表现和同比环比变化。用户可按店铺、市场、PID、SPU、商品名称等条件筛选数据，并在店铺明细与 PID 明细之间切换。</w:t>
+      </w:r>
+    </w:p>
+    <w:p>
+      <w:pPr>
+        <w:spacing w:line="300" w:lineRule="auto"/>
+        <w:ind w:firstLine="420"/>
+      </w:pPr>
+      <w:r>
+        <w:rPr>
+          <w:rFonts w:ascii="SimSun" w:hAnsi="SimSun" w:eastAsia="宋体"/>
+          <w:b w:val="0"/>
+          <w:sz w:val="21"/>
+        </w:rPr>
+        <w:t>页面通常由筛选区、数据最新时间提示、汇总指标、明细表格、指标说明、AI 分析和导出按钮组成。运营人员可先通过顶部条件缩小分析范围，再通过表格排序定位异常商品，最后结合导出结果形成复盘材料。</w:t>
+      </w:r>
+    </w:p>
+    <w:p>
+      <w:pPr>
+        <w:spacing w:after="80"/>
+        <w:ind w:left="360" w:hanging="240"/>
+      </w:pPr>
+      <w:r>
+        <w:rPr>
+          <w:rFonts w:ascii="SimSun" w:hAnsi="SimSun" w:eastAsia="宋体"/>
+          <w:b w:val="0"/>
+          <w:sz w:val="21"/>
+        </w:rPr>
+        <w:t>• 进入商品统计页面，选择统计日期、市场、店铺或商品关键字。</w:t>
+      </w:r>
+    </w:p>
+    <w:p>
+      <w:pPr>
+        <w:spacing w:after="80"/>
+        <w:ind w:left="360" w:hanging="240"/>
+      </w:pPr>
+      <w:r>
+        <w:rPr>
+          <w:rFonts w:ascii="SimSun" w:hAnsi="SimSun" w:eastAsia="宋体"/>
+          <w:b w:val="0"/>
+          <w:sz w:val="21"/>
+        </w:rPr>
+        <w:t>• 点击查询按钮，系统加载商品指标和明细列表。</w:t>
+      </w:r>
+    </w:p>
+    <w:p>
+      <w:pPr>
+        <w:spacing w:after="80"/>
+        <w:ind w:left="360" w:hanging="240"/>
+      </w:pPr>
+      <w:r>
+        <w:rPr>
+          <w:rFonts w:ascii="SimSun" w:hAnsi="SimSun" w:eastAsia="宋体"/>
+          <w:b w:val="0"/>
+          <w:sz w:val="21"/>
+        </w:rPr>
+        <w:t>• 根据销售额、订单数、转化率、GMV 等字段排序，定位重点商品。</w:t>
+      </w:r>
+    </w:p>
+    <w:p>
+      <w:pPr>
+        <w:spacing w:after="80"/>
+        <w:ind w:left="360" w:hanging="240"/>
+      </w:pPr>
+      <w:r>
+        <w:rPr>
+          <w:rFonts w:ascii="SimSun" w:hAnsi="SimSun" w:eastAsia="宋体"/>
+          <w:b w:val="0"/>
+          <w:sz w:val="21"/>
+        </w:rPr>
+        <w:t>• 如需复盘，可导出 Excel、导出图片或打开 AI 分析生成结论草稿。</w:t>
+      </w:r>
+    </w:p>
+    <w:p>
+      <w:pPr>
         <w:jc w:val="center"/>
       </w:pPr>
       <w:r>
         <w:drawing>
           <wp:inline xmlns:a="http://schemas.openxmlformats.org/drawingml/2006/main" xmlns:pic="http://schemas.openxmlformats.org/drawingml/2006/picture">
-            <wp:extent cx="5760000" cy="2734224"/>
+            <wp:extent cx="5508000" cy="2614601"/>
             <wp:docPr id="2" name="Picture 2"/>
             <wp:cNvGraphicFramePr>
               <a:graphicFrameLocks noChangeAspect="1"/>
@@ -1261,7 +1134,7 @@
                   <pic:spPr>
                     <a:xfrm>
                       <a:off x="0" y="0"/>
-                      <a:ext cx="5760000" cy="2734224"/>
+                      <a:ext cx="5508000" cy="2614601"/>
                     </a:xfrm>
                     <a:prstGeom prst="rect"/>
                   </pic:spPr>
@@ -1279,115 +1152,21 @@
       <w:r>
         <w:rPr>
           <w:rFonts w:ascii="SimSun" w:hAnsi="SimSun" w:eastAsia="宋体"/>
+          <w:b w:val="0"/>
           <w:i/>
           <w:sz w:val="18"/>
         </w:rPr>
-        <w:t>图 2 商品统计报表界面示意</w:t>
+        <w:t>图 2 商品统计明细表格示意</w:t>
       </w:r>
     </w:p>
     <w:p>
       <w:pPr>
-        <w:pStyle w:val="Heading2"/>
-      </w:pPr>
-      <w:r>
-        <w:t>4.2 店铺统计报表</w:t>
-      </w:r>
-    </w:p>
-    <w:p>
-      <w:pPr>
-        <w:spacing w:line="300" w:lineRule="auto"/>
-        <w:ind w:firstLine="420"/>
-      </w:pPr>
-      <w:r>
-        <w:rPr>
-          <w:rFonts w:ascii="SimSun" w:hAnsi="SimSun" w:eastAsia="宋体"/>
-          <w:sz w:val="21"/>
-        </w:rPr>
-        <w:t>功能说明：店铺统计报表聚合展示各市场、各店铺的经营表现，支持按本地支付时间、店铺所属市场和业务组织查看订单、GMV、商品数及趋势变化，便于运营负责人横向比较店铺状态。</w:t>
-      </w:r>
-    </w:p>
-    <w:p>
-      <w:r>
-        <w:rPr>
-          <w:rFonts w:ascii="SimHei" w:hAnsi="SimHei" w:eastAsia="黑体"/>
-          <w:b/>
-        </w:rPr>
-        <w:t>操作步骤：</w:t>
-      </w:r>
-    </w:p>
-    <w:p>
-      <w:pPr>
-        <w:pStyle w:val="ListNumber"/>
-        <w:spacing w:after="80"/>
-      </w:pPr>
-      <w:r>
-        <w:rPr>
-          <w:rFonts w:ascii="SimSun" w:hAnsi="SimSun" w:eastAsia="宋体"/>
-          <w:sz w:val="21"/>
-        </w:rPr>
-        <w:t>在筛选区选择日期、市场、店铺和排序条件。</w:t>
-      </w:r>
-    </w:p>
-    <w:p>
-      <w:pPr>
-        <w:pStyle w:val="ListNumber"/>
-        <w:spacing w:after="80"/>
-      </w:pPr>
-      <w:r>
-        <w:rPr>
-          <w:rFonts w:ascii="SimSun" w:hAnsi="SimSun" w:eastAsia="宋体"/>
-          <w:sz w:val="21"/>
-        </w:rPr>
-        <w:t>查看店铺维度指标表，重点关注销售额、订单量、客单价、商品贡献等字段。</w:t>
-      </w:r>
-    </w:p>
-    <w:p>
-      <w:pPr>
-        <w:pStyle w:val="ListNumber"/>
-        <w:spacing w:after="80"/>
-      </w:pPr>
-      <w:r>
-        <w:rPr>
-          <w:rFonts w:ascii="SimSun" w:hAnsi="SimSun" w:eastAsia="宋体"/>
-          <w:sz w:val="21"/>
-        </w:rPr>
-        <w:t>结合说明弹窗确认统计口径，必要时导出报表用于晨会或复盘。</w:t>
-      </w:r>
-    </w:p>
-    <w:p>
-      <w:pPr>
-        <w:spacing w:line="300" w:lineRule="auto"/>
-        <w:ind w:firstLine="420"/>
-      </w:pPr>
-      <w:r>
-        <w:rPr>
-          <w:rFonts w:ascii="SimSun" w:hAnsi="SimSun" w:eastAsia="宋体"/>
-          <w:sz w:val="21"/>
-        </w:rPr>
-        <w:t>注意事项：报表数据以系统数据更新时间为准。跨市场数据涉及本地时区和支付时间口径时，应以页面说明弹窗中的口径为准；导出、推送和维护类操作需具备相应权限。</w:t>
-      </w:r>
-    </w:p>
-    <w:p>
-      <w:pPr>
-        <w:spacing w:line="300" w:lineRule="auto"/>
-        <w:ind w:firstLine="420"/>
-      </w:pPr>
-      <w:r>
-        <w:rPr>
-          <w:rFonts w:ascii="SimSun" w:hAnsi="SimSun" w:eastAsia="宋体"/>
-          <w:sz w:val="21"/>
-        </w:rPr>
-        <w:t>截图位置说明：以下截图展示本模块的主要查询页面、明细表格或弹窗界面。</w:t>
-      </w:r>
-    </w:p>
-    <w:p>
-      <w:pPr>
         <w:jc w:val="center"/>
       </w:pPr>
       <w:r>
         <w:drawing>
           <wp:inline xmlns:a="http://schemas.openxmlformats.org/drawingml/2006/main" xmlns:pic="http://schemas.openxmlformats.org/drawingml/2006/picture">
-            <wp:extent cx="5760000" cy="2804339"/>
+            <wp:extent cx="5508000" cy="2681649"/>
             <wp:docPr id="3" name="Picture 3"/>
             <wp:cNvGraphicFramePr>
               <a:graphicFrameLocks noChangeAspect="1"/>
@@ -1408,7 +1187,7 @@
                   <pic:spPr>
                     <a:xfrm>
                       <a:off x="0" y="0"/>
-                      <a:ext cx="5760000" cy="2804339"/>
+                      <a:ext cx="5508000" cy="2681649"/>
                     </a:xfrm>
                     <a:prstGeom prst="rect"/>
                   </pic:spPr>
@@ -1426,20 +1205,163 @@
       <w:r>
         <w:rPr>
           <w:rFonts w:ascii="SimSun" w:hAnsi="SimSun" w:eastAsia="宋体"/>
+          <w:b w:val="0"/>
           <w:i/>
           <w:sz w:val="18"/>
         </w:rPr>
-        <w:t>图 3 店铺统计报表界面示意</w:t>
+        <w:t>图 3 商品统计多维指标示意</w:t>
       </w:r>
     </w:p>
     <w:p>
       <w:pPr>
+        <w:spacing w:line="300" w:lineRule="auto"/>
+        <w:ind w:firstLine="420"/>
+      </w:pPr>
+      <w:r>
+        <w:rPr>
+          <w:rFonts w:ascii="SimSun" w:hAnsi="SimSun" w:eastAsia="宋体"/>
+          <w:b w:val="0"/>
+          <w:sz w:val="21"/>
+        </w:rPr>
+        <w:t>分析商品数据时，应重点核对统计日期、活动期间、视频或达人推广、店铺库存状态和商品上下架状态。若某一商品出现销量突然下降，可结合 PID 维度、SPU 明细和库存看板判断是流量变化、映射缺失、库存不足还是平台接口同步延迟。</w:t>
+      </w:r>
+    </w:p>
+    <w:p>
+      <w:pPr>
+        <w:pStyle w:val="Heading2"/>
+      </w:pPr>
+      <w:r>
+        <w:t>5.1 商品分析流程</w:t>
+      </w:r>
+    </w:p>
+    <w:p>
+      <w:pPr>
+        <w:spacing w:line="300" w:lineRule="auto"/>
+        <w:ind w:firstLine="420"/>
+      </w:pPr>
+      <w:r>
+        <w:rPr>
+          <w:rFonts w:ascii="SimSun" w:hAnsi="SimSun" w:eastAsia="宋体"/>
+          <w:b w:val="0"/>
+          <w:sz w:val="21"/>
+        </w:rPr>
+        <w:t>商品分析建议按照“先总体、再异常、后下钻”的顺序进行。用户先查看当前市场或店铺的整体商品表现，再按照销售额、订单量、转化率或增长率排序，筛选出排名靠前、下降明显或库存风险较高的商品，最后进入 PID/SPU 维度确认对应的推广、活动和库存状态。</w:t>
+      </w:r>
+    </w:p>
+    <w:p>
+      <w:pPr>
+        <w:spacing w:line="300" w:lineRule="auto"/>
+        <w:ind w:firstLine="420"/>
+      </w:pPr>
+      <w:r>
+        <w:rPr>
+          <w:rFonts w:ascii="SimSun" w:hAnsi="SimSun" w:eastAsia="宋体"/>
+          <w:b w:val="0"/>
+          <w:sz w:val="21"/>
+        </w:rPr>
+        <w:t>当商品指标出现异常时，可记录商品名称、SPU、SKU、PID、店铺、统计日期和异常字段，并与导入批次、活动视频数据、库存同步时间共同核对。若需要形成复盘结论，可使用 AI 分析生成初稿，再由运营人员补充业务背景和处理建议。</w:t>
+      </w:r>
+    </w:p>
+    <w:p>
+      <w:pPr>
+        <w:pStyle w:val="Heading1"/>
+      </w:pPr>
+      <w:r>
+        <w:t>6 店铺统计报表</w:t>
+      </w:r>
+    </w:p>
+    <w:p>
+      <w:pPr>
+        <w:spacing w:line="300" w:lineRule="auto"/>
+        <w:ind w:firstLine="420"/>
+      </w:pPr>
+      <w:r>
+        <w:rPr>
+          <w:rFonts w:ascii="SimSun" w:hAnsi="SimSun" w:eastAsia="宋体"/>
+          <w:b w:val="0"/>
+          <w:sz w:val="21"/>
+        </w:rPr>
+        <w:t>店铺统计报表聚合展示各市场、各店铺的经营表现，支持按本地支付时间、店铺所属市场和业务组织查看订单、GMV、商品数及趋势变化，便于运营负责人横向比较店铺状态。</w:t>
+      </w:r>
+    </w:p>
+    <w:p>
+      <w:pPr>
+        <w:spacing w:line="300" w:lineRule="auto"/>
+        <w:ind w:firstLine="420"/>
+      </w:pPr>
+      <w:r>
+        <w:rPr>
+          <w:rFonts w:ascii="SimSun" w:hAnsi="SimSun" w:eastAsia="宋体"/>
+          <w:b w:val="0"/>
+          <w:sz w:val="21"/>
+        </w:rPr>
+        <w:t>该模块适合在每日晨会、周经营复盘和市场专项分析中使用。用户可先查看各店铺的整体销售规模，再按照市场、店铺或商品贡献排序，判断增长来自重点商品突破、店铺活动投放，还是单个异常订单造成的短期波动。</w:t>
+      </w:r>
+    </w:p>
+    <w:p>
+      <w:pPr>
+        <w:spacing w:after="80"/>
+        <w:ind w:left="360" w:hanging="240"/>
+      </w:pPr>
+      <w:r>
+        <w:rPr>
+          <w:rFonts w:ascii="SimSun" w:hAnsi="SimSun" w:eastAsia="宋体"/>
+          <w:b w:val="0"/>
+          <w:sz w:val="21"/>
+        </w:rPr>
+        <w:t>• 在筛选区选择日期、市场、店铺和排序条件。</w:t>
+      </w:r>
+    </w:p>
+    <w:p>
+      <w:pPr>
+        <w:spacing w:after="80"/>
+        <w:ind w:left="360" w:hanging="240"/>
+      </w:pPr>
+      <w:r>
+        <w:rPr>
+          <w:rFonts w:ascii="SimSun" w:hAnsi="SimSun" w:eastAsia="宋体"/>
+          <w:b w:val="0"/>
+          <w:sz w:val="21"/>
+        </w:rPr>
+        <w:t>• 查看店铺维度指标表，重点关注销售额、订单量、客单价、商品贡献等字段。</w:t>
+      </w:r>
+    </w:p>
+    <w:p>
+      <w:pPr>
+        <w:spacing w:after="80"/>
+        <w:ind w:left="360" w:hanging="240"/>
+      </w:pPr>
+      <w:r>
+        <w:rPr>
+          <w:rFonts w:ascii="SimSun" w:hAnsi="SimSun" w:eastAsia="宋体"/>
+          <w:b w:val="0"/>
+          <w:sz w:val="21"/>
+        </w:rPr>
+        <w:t>• 结合说明弹窗确认统计口径，避免跨市场时区和支付时间口径混用。</w:t>
+      </w:r>
+    </w:p>
+    <w:p>
+      <w:pPr>
+        <w:spacing w:after="80"/>
+        <w:ind w:left="360" w:hanging="240"/>
+      </w:pPr>
+      <w:r>
+        <w:rPr>
+          <w:rFonts w:ascii="SimSun" w:hAnsi="SimSun" w:eastAsia="宋体"/>
+          <w:b w:val="0"/>
+          <w:sz w:val="21"/>
+        </w:rPr>
+        <w:t>• 必要时导出报表，用于晨会、周会或专项复盘。</w:t>
+      </w:r>
+    </w:p>
+    <w:p>
+      <w:pPr>
         <w:jc w:val="center"/>
       </w:pPr>
       <w:r>
         <w:drawing>
           <wp:inline xmlns:a="http://schemas.openxmlformats.org/drawingml/2006/main" xmlns:pic="http://schemas.openxmlformats.org/drawingml/2006/picture">
-            <wp:extent cx="5760000" cy="2864142"/>
+            <wp:extent cx="5508000" cy="2738836"/>
             <wp:docPr id="4" name="Picture 4"/>
             <wp:cNvGraphicFramePr>
               <a:graphicFrameLocks noChangeAspect="1"/>
@@ -1460,7 +1382,7 @@
                   <pic:spPr>
                     <a:xfrm>
                       <a:off x="0" y="0"/>
-                      <a:ext cx="5760000" cy="2864142"/>
+                      <a:ext cx="5508000" cy="2738836"/>
                     </a:xfrm>
                     <a:prstGeom prst="rect"/>
                   </pic:spPr>
@@ -1478,6 +1400,7 @@
       <w:r>
         <w:rPr>
           <w:rFonts w:ascii="SimSun" w:hAnsi="SimSun" w:eastAsia="宋体"/>
+          <w:b w:val="0"/>
           <w:i/>
           <w:sz w:val="18"/>
         </w:rPr>
@@ -1486,107 +1409,154 @@
     </w:p>
     <w:p>
       <w:pPr>
-        <w:pStyle w:val="Heading2"/>
+        <w:spacing w:line="300" w:lineRule="auto"/>
+        <w:ind w:firstLine="420"/>
       </w:pPr>
       <w:r>
-        <w:t>4.3 PID 数据看板</w:t>
+        <w:rPr>
+          <w:rFonts w:ascii="SimSun" w:hAnsi="SimSun" w:eastAsia="宋体"/>
+          <w:b w:val="0"/>
+          <w:sz w:val="21"/>
+        </w:rPr>
+        <w:t>跨市场查看店铺数据时，应优先确认支付时间口径和数据最新时间。若同一日期在不同市场出现同步时间差异，建议等待调度完成后再导出正式报表，避免会议材料与后续系统查询结果不一致。</w:t>
       </w:r>
     </w:p>
     <w:p>
       <w:pPr>
+        <w:pStyle w:val="Heading2"/>
+      </w:pPr>
+      <w:r>
+        <w:t>6.1 店铺复盘流程</w:t>
+      </w:r>
+    </w:p>
+    <w:p>
+      <w:pPr>
         <w:spacing w:line="300" w:lineRule="auto"/>
         <w:ind w:firstLine="420"/>
       </w:pPr>
       <w:r>
         <w:rPr>
           <w:rFonts w:ascii="SimSun" w:hAnsi="SimSun" w:eastAsia="宋体"/>
+          <w:b w:val="0"/>
           <w:sz w:val="21"/>
         </w:rPr>
-        <w:t>功能说明：PID 数据看板围绕推广或商品标识建立分析视图，展示 PID 在不同店铺、市场和商品维度下的销售贡献、增长变化、主推商品匹配情况和异常波动。</w:t>
+        <w:t>店铺复盘可从销售规模、订单数量、客单价、商品贡献和异常波动五个角度展开。运营负责人可以先按市场筛选店铺，再比较同一市场内不同店铺的销售结构；也可以按店铺筛选后观察不同日期的变化趋势，判断增长是否具有连续性。</w:t>
       </w:r>
     </w:p>
     <w:p>
+      <w:pPr>
+        <w:spacing w:line="300" w:lineRule="auto"/>
+        <w:ind w:firstLine="420"/>
+      </w:pPr>
       <w:r>
         <w:rPr>
-          <w:rFonts w:ascii="SimHei" w:hAnsi="SimHei" w:eastAsia="黑体"/>
-          <w:b/>
+          <w:rFonts w:ascii="SimSun" w:hAnsi="SimSun" w:eastAsia="宋体"/>
+          <w:b w:val="0"/>
+          <w:sz w:val="21"/>
         </w:rPr>
-        <w:t>操作步骤：</w:t>
+        <w:t>若某店铺数据明显高于或低于同组店铺，应结合商品统计查看贡献商品是否集中，结合库存看板确认是否存在缺货或超卖风险，并结合活动或视频表现判断流量来源是否发生变化。对于需要长期跟踪的店铺，可定期导出结果形成周报或月报。</w:t>
       </w:r>
     </w:p>
     <w:p>
       <w:pPr>
-        <w:pStyle w:val="ListNumber"/>
-        <w:spacing w:after="80"/>
+        <w:pStyle w:val="Heading1"/>
+      </w:pPr>
+      <w:r>
+        <w:t>7 PID 与 SPU 数据看板</w:t>
+      </w:r>
+    </w:p>
+    <w:p>
+      <w:pPr>
+        <w:spacing w:line="300" w:lineRule="auto"/>
+        <w:ind w:firstLine="420"/>
       </w:pPr>
       <w:r>
         <w:rPr>
           <w:rFonts w:ascii="SimSun" w:hAnsi="SimSun" w:eastAsia="宋体"/>
+          <w:b w:val="0"/>
           <w:sz w:val="21"/>
         </w:rPr>
-        <w:t>进入 PID 看板，选择统计日期和目标 PID。</w:t>
+        <w:t>PID 数据看板围绕推广或商品标识建立分析视图，展示 PID 在不同店铺、市场和商品维度下的销售贡献、增长变化、主推商品匹配情况和异常波动。SPU 明细用于从商品标准化维度继续下钻，便于分析重点商品组合。</w:t>
       </w:r>
     </w:p>
     <w:p>
       <w:pPr>
-        <w:pStyle w:val="ListNumber"/>
-        <w:spacing w:after="80"/>
+        <w:spacing w:line="300" w:lineRule="auto"/>
+        <w:ind w:firstLine="420"/>
       </w:pPr>
       <w:r>
         <w:rPr>
           <w:rFonts w:ascii="SimSun" w:hAnsi="SimSun" w:eastAsia="宋体"/>
+          <w:b w:val="0"/>
           <w:sz w:val="21"/>
         </w:rPr>
-        <w:t>在汇总区查看整体销售表现，在明细区下钻到店铺、SPU 或商品维度。</w:t>
+        <w:t>PID 与 SPU 看板主要服务于推广复盘、主推商品跟踪和商品组合分析。运营人员可通过 PID 查看某类推广或商品集合的总体表现，再进入 SPU 维度识别贡献最高、增长最快或需要补充映射的商品。</w:t>
       </w:r>
     </w:p>
     <w:p>
       <w:pPr>
-        <w:pStyle w:val="ListNumber"/>
         <w:spacing w:after="80"/>
+        <w:ind w:left="360" w:hanging="240"/>
       </w:pPr>
       <w:r>
         <w:rPr>
           <w:rFonts w:ascii="SimSun" w:hAnsi="SimSun" w:eastAsia="宋体"/>
+          <w:b w:val="0"/>
           <w:sz w:val="21"/>
         </w:rPr>
-        <w:t>点击分析按钮生成经营分析，结合系统返回的指标说明判断是否需要调整推广或备货。</w:t>
+        <w:t>• 进入 PID 看板，选择统计日期和目标 PID。</w:t>
       </w:r>
     </w:p>
     <w:p>
       <w:pPr>
-        <w:spacing w:line="300" w:lineRule="auto"/>
-        <w:ind w:firstLine="420"/>
+        <w:spacing w:after="80"/>
+        <w:ind w:left="360" w:hanging="240"/>
       </w:pPr>
       <w:r>
         <w:rPr>
           <w:rFonts w:ascii="SimSun" w:hAnsi="SimSun" w:eastAsia="宋体"/>
+          <w:b w:val="0"/>
           <w:sz w:val="21"/>
         </w:rPr>
-        <w:t>注意事项：报表数据以系统数据更新时间为准。跨市场数据涉及本地时区和支付时间口径时，应以页面说明弹窗中的口径为准；导出、推送和维护类操作需具备相应权限。</w:t>
+        <w:t>• 在汇总区查看整体销售表现，在明细区下钻到店铺、SPU 或商品维度。</w:t>
       </w:r>
     </w:p>
     <w:p>
       <w:pPr>
-        <w:spacing w:line="300" w:lineRule="auto"/>
-        <w:ind w:firstLine="420"/>
+        <w:spacing w:after="80"/>
+        <w:ind w:left="360" w:hanging="240"/>
       </w:pPr>
       <w:r>
         <w:rPr>
           <w:rFonts w:ascii="SimSun" w:hAnsi="SimSun" w:eastAsia="宋体"/>
+          <w:b w:val="0"/>
           <w:sz w:val="21"/>
         </w:rPr>
-        <w:t>截图位置说明：以下截图展示本模块的主要查询页面、明细表格或弹窗界面。</w:t>
+        <w:t>• 切换 PID 明细、SPU 看板和 SPU 明细，比较不同商品组合的贡献。</w:t>
       </w:r>
     </w:p>
     <w:p>
       <w:pPr>
+        <w:spacing w:after="80"/>
+        <w:ind w:left="360" w:hanging="240"/>
+      </w:pPr>
+      <w:r>
+        <w:rPr>
+          <w:rFonts w:ascii="SimSun" w:hAnsi="SimSun" w:eastAsia="宋体"/>
+          <w:b w:val="0"/>
+          <w:sz w:val="21"/>
+        </w:rPr>
+        <w:t>• 点击分析按钮生成经营分析，结合系统返回的指标说明判断推广或备货调整方向。</w:t>
+      </w:r>
+    </w:p>
+    <w:p>
+      <w:pPr>
         <w:jc w:val="center"/>
       </w:pPr>
       <w:r>
         <w:drawing>
           <wp:inline xmlns:a="http://schemas.openxmlformats.org/drawingml/2006/main" xmlns:pic="http://schemas.openxmlformats.org/drawingml/2006/picture">
-            <wp:extent cx="5760000" cy="2634983"/>
+            <wp:extent cx="5508000" cy="2519702"/>
             <wp:docPr id="5" name="Picture 5"/>
             <wp:cNvGraphicFramePr>
               <a:graphicFrameLocks noChangeAspect="1"/>
@@ -1607,7 +1577,7 @@
                   <pic:spPr>
                     <a:xfrm>
                       <a:off x="0" y="0"/>
-                      <a:ext cx="5760000" cy="2634983"/>
+                      <a:ext cx="5508000" cy="2519702"/>
                     </a:xfrm>
                     <a:prstGeom prst="rect"/>
                   </pic:spPr>
@@ -1625,10 +1595,11 @@
       <w:r>
         <w:rPr>
           <w:rFonts w:ascii="SimSun" w:hAnsi="SimSun" w:eastAsia="宋体"/>
+          <w:b w:val="0"/>
           <w:i/>
           <w:sz w:val="18"/>
         </w:rPr>
-        <w:t>图 5 PID 数据看板界面示意</w:t>
+        <w:t>图 5 PID 数据看板汇总示意</w:t>
       </w:r>
     </w:p>
     <w:p>
@@ -1638,7 +1609,7 @@
       <w:r>
         <w:drawing>
           <wp:inline xmlns:a="http://schemas.openxmlformats.org/drawingml/2006/main" xmlns:pic="http://schemas.openxmlformats.org/drawingml/2006/picture">
-            <wp:extent cx="5760000" cy="2761677"/>
+            <wp:extent cx="5508000" cy="2640854"/>
             <wp:docPr id="6" name="Picture 6"/>
             <wp:cNvGraphicFramePr>
               <a:graphicFrameLocks noChangeAspect="1"/>
@@ -1659,7 +1630,7 @@
                   <pic:spPr>
                     <a:xfrm>
                       <a:off x="0" y="0"/>
-                      <a:ext cx="5760000" cy="2761677"/>
+                      <a:ext cx="5508000" cy="2640854"/>
                     </a:xfrm>
                     <a:prstGeom prst="rect"/>
                   </pic:spPr>
@@ -1677,118 +1648,153 @@
       <w:r>
         <w:rPr>
           <w:rFonts w:ascii="SimSun" w:hAnsi="SimSun" w:eastAsia="宋体"/>
+          <w:b w:val="0"/>
           <w:i/>
           <w:sz w:val="18"/>
         </w:rPr>
-        <w:t>图 6 PID 数据看板界面示意</w:t>
+        <w:t>图 6 PID/SPU 明细表格示意</w:t>
       </w:r>
     </w:p>
     <w:p>
       <w:pPr>
-        <w:pStyle w:val="Heading2"/>
+        <w:spacing w:line="300" w:lineRule="auto"/>
+        <w:ind w:firstLine="420"/>
       </w:pPr>
       <w:r>
-        <w:t>4.4 SPU 明细与主推商品维护</w:t>
+        <w:rPr>
+          <w:rFonts w:ascii="SimSun" w:hAnsi="SimSun" w:eastAsia="宋体"/>
+          <w:b w:val="0"/>
+          <w:sz w:val="21"/>
+        </w:rPr>
+        <w:t>使用本模块时，应注意 PID、主推 SPU、商品 SPU 和店铺商品之间的映射关系。若筛选条件中同时包含 PID 与 SPU，系统展示的是交集结果；若未维护主推 SPU，相关指标可能无法完整归集到业务希望观察的商品组。</w:t>
       </w:r>
     </w:p>
     <w:p>
       <w:pPr>
+        <w:pStyle w:val="Heading2"/>
+      </w:pPr>
+      <w:r>
+        <w:t>7.1 主推商品分析流程</w:t>
+      </w:r>
+    </w:p>
+    <w:p>
+      <w:pPr>
         <w:spacing w:line="300" w:lineRule="auto"/>
         <w:ind w:firstLine="420"/>
       </w:pPr>
       <w:r>
         <w:rPr>
           <w:rFonts w:ascii="SimSun" w:hAnsi="SimSun" w:eastAsia="宋体"/>
+          <w:b w:val="0"/>
           <w:sz w:val="21"/>
         </w:rPr>
-        <w:t>功能说明：系统支持从 PID 下钻到 SPU 明细，并提供主推 SPU 映射维护。运营人员可将 PID 与重点商品建立关系，用于后续商品排名、缺失同步、分析推送和异常监控。</w:t>
+        <w:t>主推商品分析应先确认 PID 对应的业务含义和当前维护的主推 SPU，再查看 SPU 明细中的销售额、订单量、商品数量和变化趋势。对于主推 SPU 缺失或贡献异常的情况，应先补充映射关系，再重新查询报表，确保分析结论基于完整数据。</w:t>
       </w:r>
     </w:p>
     <w:p>
+      <w:pPr>
+        <w:spacing w:line="300" w:lineRule="auto"/>
+        <w:ind w:firstLine="420"/>
+      </w:pPr>
       <w:r>
         <w:rPr>
-          <w:rFonts w:ascii="SimHei" w:hAnsi="SimHei" w:eastAsia="黑体"/>
-          <w:b/>
+          <w:rFonts w:ascii="SimSun" w:hAnsi="SimSun" w:eastAsia="宋体"/>
+          <w:b w:val="0"/>
+          <w:sz w:val="21"/>
         </w:rPr>
-        <w:t>操作步骤：</w:t>
+        <w:t>在推广复盘中，用户可将 PID 看板结果与商品统计、活动数据、视频表现和库存数据交叉验证。若推广带来流量但销量未提升，应关注转化率、价格、库存和店铺商品状态；若销量提升但库存不足，应及时同步给库存协同人员进行补货或同步处理。</w:t>
       </w:r>
     </w:p>
     <w:p>
       <w:pPr>
-        <w:pStyle w:val="ListNumber"/>
-        <w:spacing w:after="80"/>
+        <w:pStyle w:val="Heading1"/>
+      </w:pPr>
+      <w:r>
+        <w:t>8 主推 SPU 维护与数据导入</w:t>
+      </w:r>
+    </w:p>
+    <w:p>
+      <w:pPr>
+        <w:spacing w:line="300" w:lineRule="auto"/>
+        <w:ind w:firstLine="420"/>
       </w:pPr>
       <w:r>
         <w:rPr>
           <w:rFonts w:ascii="SimSun" w:hAnsi="SimSun" w:eastAsia="宋体"/>
+          <w:b w:val="0"/>
           <w:sz w:val="21"/>
         </w:rPr>
-        <w:t>在 PID 看板中打开主推 SPU 维护窗口。</w:t>
+        <w:t>系统支持从 PID 下钻到 SPU 明细，并提供主推 SPU 映射维护。运营人员可将 PID 与重点商品建立关系，用于后续商品排名、缺失同步、分析推送和异常监控。</w:t>
       </w:r>
     </w:p>
     <w:p>
       <w:pPr>
-        <w:pStyle w:val="ListNumber"/>
         <w:spacing w:after="80"/>
+        <w:ind w:left="360" w:hanging="240"/>
       </w:pPr>
       <w:r>
         <w:rPr>
           <w:rFonts w:ascii="SimSun" w:hAnsi="SimSun" w:eastAsia="宋体"/>
+          <w:b w:val="0"/>
           <w:sz w:val="21"/>
         </w:rPr>
-        <w:t>按 PID、SPU 或商品名称查询现有映射记录。</w:t>
+        <w:t>• 在 PID 看板中打开主推 SPU 维护窗口。</w:t>
       </w:r>
     </w:p>
     <w:p>
       <w:pPr>
-        <w:pStyle w:val="ListNumber"/>
         <w:spacing w:after="80"/>
+        <w:ind w:left="360" w:hanging="240"/>
       </w:pPr>
       <w:r>
         <w:rPr>
           <w:rFonts w:ascii="SimSun" w:hAnsi="SimSun" w:eastAsia="宋体"/>
+          <w:b w:val="0"/>
           <w:sz w:val="21"/>
         </w:rPr>
-        <w:t>新增或修改主推 SPU 后保存，系统将校验必填项并更新映射关系。</w:t>
+        <w:t>• 按 PID、SPU 或商品名称查询现有映射记录。</w:t>
       </w:r>
     </w:p>
     <w:p>
       <w:pPr>
-        <w:pStyle w:val="ListNumber"/>
         <w:spacing w:after="80"/>
+        <w:ind w:left="360" w:hanging="240"/>
       </w:pPr>
       <w:r>
         <w:rPr>
           <w:rFonts w:ascii="SimSun" w:hAnsi="SimSun" w:eastAsia="宋体"/>
+          <w:b w:val="0"/>
           <w:sz w:val="21"/>
         </w:rPr>
-        <w:t>对缺失映射可触发同步或广播提醒。</w:t>
+        <w:t>• 新增或修改主推 SPU 后保存，系统将校验必填项并更新映射关系。</w:t>
       </w:r>
     </w:p>
     <w:p>
       <w:pPr>
-        <w:spacing w:line="300" w:lineRule="auto"/>
-        <w:ind w:firstLine="420"/>
+        <w:spacing w:after="80"/>
+        <w:ind w:left="360" w:hanging="240"/>
       </w:pPr>
       <w:r>
         <w:rPr>
           <w:rFonts w:ascii="SimSun" w:hAnsi="SimSun" w:eastAsia="宋体"/>
+          <w:b w:val="0"/>
           <w:sz w:val="21"/>
         </w:rPr>
-        <w:t>注意事项：报表数据以系统数据更新时间为准。跨市场数据涉及本地时区和支付时间口径时，应以页面说明弹窗中的口径为准；导出、推送和维护类操作需具备相应权限。</w:t>
+        <w:t>• 数据导入模块支持商品列表、商品全模块分析、活动、视频表现、达人联盟视频和 TK 账号等数据。</w:t>
       </w:r>
     </w:p>
     <w:p>
       <w:pPr>
-        <w:spacing w:line="300" w:lineRule="auto"/>
-        <w:ind w:firstLine="420"/>
+        <w:spacing w:after="80"/>
+        <w:ind w:left="360" w:hanging="240"/>
       </w:pPr>
       <w:r>
         <w:rPr>
           <w:rFonts w:ascii="SimSun" w:hAnsi="SimSun" w:eastAsia="宋体"/>
+          <w:b w:val="0"/>
           <w:sz w:val="21"/>
         </w:rPr>
-        <w:t>截图位置说明：以下截图展示本模块的主要查询页面、明细表格或弹窗界面。</w:t>
+        <w:t>• 导入完成后可在历史记录中查看批次、处理状态、成功数量、失败数量和失败原因。</w:t>
       </w:r>
     </w:p>
     <w:p>
@@ -1798,7 +1804,7 @@
       <w:r>
         <w:drawing>
           <wp:inline xmlns:a="http://schemas.openxmlformats.org/drawingml/2006/main" xmlns:pic="http://schemas.openxmlformats.org/drawingml/2006/picture">
-            <wp:extent cx="5760000" cy="2854384"/>
+            <wp:extent cx="5508000" cy="2729505"/>
             <wp:docPr id="7" name="Picture 7"/>
             <wp:cNvGraphicFramePr>
               <a:graphicFrameLocks noChangeAspect="1"/>
@@ -1819,7 +1825,7 @@
                   <pic:spPr>
                     <a:xfrm>
                       <a:off x="0" y="0"/>
-                      <a:ext cx="5760000" cy="2854384"/>
+                      <a:ext cx="5508000" cy="2729505"/>
                     </a:xfrm>
                     <a:prstGeom prst="rect"/>
                   </pic:spPr>
@@ -1837,10 +1843,11 @@
       <w:r>
         <w:rPr>
           <w:rFonts w:ascii="SimSun" w:hAnsi="SimSun" w:eastAsia="宋体"/>
+          <w:b w:val="0"/>
           <w:i/>
           <w:sz w:val="18"/>
         </w:rPr>
-        <w:t>图 7 SPU 明细与主推商品维护界面示意</w:t>
+        <w:t>图 7 主推 SPU 维护窗口示意</w:t>
       </w:r>
     </w:p>
     <w:p>
@@ -1850,7 +1857,7 @@
       <w:r>
         <w:drawing>
           <wp:inline xmlns:a="http://schemas.openxmlformats.org/drawingml/2006/main" xmlns:pic="http://schemas.openxmlformats.org/drawingml/2006/picture">
-            <wp:extent cx="5760000" cy="2845685"/>
+            <wp:extent cx="5508000" cy="2721186"/>
             <wp:docPr id="8" name="Picture 8"/>
             <wp:cNvGraphicFramePr>
               <a:graphicFrameLocks noChangeAspect="1"/>
@@ -1871,7 +1878,7 @@
                   <pic:spPr>
                     <a:xfrm>
                       <a:off x="0" y="0"/>
-                      <a:ext cx="5760000" cy="2845685"/>
+                      <a:ext cx="5508000" cy="2721186"/>
                     </a:xfrm>
                     <a:prstGeom prst="rect"/>
                   </pic:spPr>
@@ -1889,18 +1896,19 @@
       <w:r>
         <w:rPr>
           <w:rFonts w:ascii="SimSun" w:hAnsi="SimSun" w:eastAsia="宋体"/>
+          <w:b w:val="0"/>
           <w:i/>
           <w:sz w:val="18"/>
         </w:rPr>
-        <w:t>图 8 SPU 明细与主推商品维护界面示意</w:t>
+        <w:t>图 8 指标说明与弹窗示意</w:t>
       </w:r>
     </w:p>
     <w:p>
       <w:pPr>
-        <w:pStyle w:val="Heading2"/>
+        <w:pStyle w:val="Heading1"/>
       </w:pPr>
       <w:r>
-        <w:t>4.5 数据导入管理</w:t>
+        <w:t>9 库存数据看板</w:t>
       </w:r>
     </w:p>
     <w:p>
@@ -1911,106 +1919,90 @@
       <w:r>
         <w:rPr>
           <w:rFonts w:ascii="SimSun" w:hAnsi="SimSun" w:eastAsia="宋体"/>
+          <w:b w:val="0"/>
           <w:sz w:val="21"/>
         </w:rPr>
-        <w:t>功能说明：数据导入模块用于接收商品列表、商品全模块分析、商品活动、视频表现、达人联盟视频、TK 账号等文件或外部接口数据。系统按模板解析文件，生成导入结果和历史记录，便于后续追溯。</w:t>
+        <w:t>库存数据看板汇总展示总库存、海外在库、在途、国内库存、FBT 库存、同步异常和超卖风险等指标。用户可在 SKU 与 SPU 维度之间切换，快速识别库存不一致、店铺应同步未同步和风险商品。</w:t>
       </w:r>
     </w:p>
     <w:p>
+      <w:pPr>
+        <w:spacing w:line="300" w:lineRule="auto"/>
+        <w:ind w:firstLine="420"/>
+      </w:pPr>
       <w:r>
         <w:rPr>
-          <w:rFonts w:ascii="SimHei" w:hAnsi="SimHei" w:eastAsia="黑体"/>
-          <w:b/>
+          <w:rFonts w:ascii="SimSun" w:hAnsi="SimSun" w:eastAsia="宋体"/>
+          <w:b w:val="0"/>
+          <w:sz w:val="21"/>
         </w:rPr>
-        <w:t>操作步骤：</w:t>
+        <w:t>该模块适合在补货会议、商品下架前检查和活动备货评估中使用。用户可以先查看汇总卡片判断整体风险，再通过 SKU/SPU 明细查看具体商品库存结构，并结合店铺维度确认是否需要调整同步或备货策略。</w:t>
       </w:r>
     </w:p>
     <w:p>
       <w:pPr>
-        <w:pStyle w:val="ListNumber"/>
         <w:spacing w:after="80"/>
+        <w:ind w:left="360" w:hanging="240"/>
       </w:pPr>
       <w:r>
         <w:rPr>
           <w:rFonts w:ascii="SimSun" w:hAnsi="SimSun" w:eastAsia="宋体"/>
+          <w:b w:val="0"/>
           <w:sz w:val="21"/>
         </w:rPr>
-        <w:t>选择导入类型并上传对应模板文件。</w:t>
+        <w:t>• 进入库存看板，选择店铺、PID、SPU、SKU、库存状态或异常状态。</w:t>
       </w:r>
     </w:p>
     <w:p>
       <w:pPr>
-        <w:pStyle w:val="ListNumber"/>
         <w:spacing w:after="80"/>
+        <w:ind w:left="360" w:hanging="240"/>
       </w:pPr>
       <w:r>
         <w:rPr>
           <w:rFonts w:ascii="SimSun" w:hAnsi="SimSun" w:eastAsia="宋体"/>
+          <w:b w:val="0"/>
           <w:sz w:val="21"/>
         </w:rPr>
-        <w:t>系统解析文件名、业务日期和字段内容，并展示成功、失败及异常明细。</w:t>
+        <w:t>• 查看顶部汇总卡片，判断库存规模、异常数量和风险商品数量。</w:t>
       </w:r>
     </w:p>
     <w:p>
       <w:pPr>
-        <w:pStyle w:val="ListNumber"/>
         <w:spacing w:after="80"/>
+        <w:ind w:left="360" w:hanging="240"/>
       </w:pPr>
       <w:r>
         <w:rPr>
           <w:rFonts w:ascii="SimSun" w:hAnsi="SimSun" w:eastAsia="宋体"/>
+          <w:b w:val="0"/>
           <w:sz w:val="21"/>
         </w:rPr>
-        <w:t>导入完成后可在历史记录中查看批次、时间、处理状态和失败原因。</w:t>
+        <w:t>• 在明细表格中展开 SKU/SPU 数据，查看国内外库存、同步差异和店铺同步状态。</w:t>
       </w:r>
     </w:p>
     <w:p>
       <w:pPr>
-        <w:pStyle w:val="ListNumber"/>
         <w:spacing w:after="80"/>
+        <w:ind w:left="360" w:hanging="240"/>
       </w:pPr>
       <w:r>
         <w:rPr>
           <w:rFonts w:ascii="SimSun" w:hAnsi="SimSun" w:eastAsia="宋体"/>
+          <w:b w:val="0"/>
           <w:sz w:val="21"/>
         </w:rPr>
-        <w:t>对需要外部数据补齐的场景，可触发积加或飞书账号同步。</w:t>
+        <w:t>• 对异常商品打开详情或说明弹窗，确认处理口径并导出数据。</w:t>
       </w:r>
     </w:p>
     <w:p>
       <w:pPr>
-        <w:spacing w:line="300" w:lineRule="auto"/>
-        <w:ind w:firstLine="420"/>
-      </w:pPr>
-      <w:r>
-        <w:rPr>
-          <w:rFonts w:ascii="SimSun" w:hAnsi="SimSun" w:eastAsia="宋体"/>
-          <w:sz w:val="21"/>
-        </w:rPr>
-        <w:t>注意事项：报表数据以系统数据更新时间为准。跨市场数据涉及本地时区和支付时间口径时，应以页面说明弹窗中的口径为准；导出、推送和维护类操作需具备相应权限。</w:t>
-      </w:r>
-    </w:p>
-    <w:p>
-      <w:pPr>
-        <w:spacing w:line="300" w:lineRule="auto"/>
-        <w:ind w:firstLine="420"/>
-      </w:pPr>
-      <w:r>
-        <w:rPr>
-          <w:rFonts w:ascii="SimSun" w:hAnsi="SimSun" w:eastAsia="宋体"/>
-          <w:sz w:val="21"/>
-        </w:rPr>
-        <w:t>截图位置说明：以下截图展示本模块的主要查询页面、明细表格或弹窗界面。</w:t>
-      </w:r>
-    </w:p>
-    <w:p>
-      <w:pPr>
         <w:jc w:val="center"/>
       </w:pPr>
       <w:r>
         <w:drawing>
           <wp:inline xmlns:a="http://schemas.openxmlformats.org/drawingml/2006/main" xmlns:pic="http://schemas.openxmlformats.org/drawingml/2006/picture">
-            <wp:extent cx="5760000" cy="2769136"/>
+            <wp:extent cx="5508000" cy="2647986"/>
             <wp:docPr id="9" name="Picture 9"/>
             <wp:cNvGraphicFramePr>
               <a:graphicFrameLocks noChangeAspect="1"/>
@@ -2031,7 +2023,7 @@
                   <pic:spPr>
                     <a:xfrm>
                       <a:off x="0" y="0"/>
-                      <a:ext cx="5760000" cy="2769136"/>
+                      <a:ext cx="5508000" cy="2647986"/>
                     </a:xfrm>
                     <a:prstGeom prst="rect"/>
                   </pic:spPr>
@@ -2049,128 +2041,21 @@
       <w:r>
         <w:rPr>
           <w:rFonts w:ascii="SimSun" w:hAnsi="SimSun" w:eastAsia="宋体"/>
+          <w:b w:val="0"/>
           <w:i/>
           <w:sz w:val="18"/>
         </w:rPr>
-        <w:t>图 9 数据导入管理界面示意</w:t>
+        <w:t>图 9 库存数据看板列表示意</w:t>
       </w:r>
     </w:p>
     <w:p>
       <w:pPr>
-        <w:pStyle w:val="Heading2"/>
-      </w:pPr>
-      <w:r>
-        <w:t>4.6 库存数据看板</w:t>
-      </w:r>
-    </w:p>
-    <w:p>
-      <w:pPr>
-        <w:spacing w:line="300" w:lineRule="auto"/>
-        <w:ind w:firstLine="420"/>
-      </w:pPr>
-      <w:r>
-        <w:rPr>
-          <w:rFonts w:ascii="SimSun" w:hAnsi="SimSun" w:eastAsia="宋体"/>
-          <w:sz w:val="21"/>
-        </w:rPr>
-        <w:t>功能说明：库存数据看板汇总展示总库存、海外在库、在途、国内库存、FBT 库存、同步异常和超卖风险等指标。用户可在 SKU 与 SPU 维度之间切换，快速识别库存不一致、店铺应同步未同步和风险商品。</w:t>
-      </w:r>
-    </w:p>
-    <w:p>
-      <w:r>
-        <w:rPr>
-          <w:rFonts w:ascii="SimHei" w:hAnsi="SimHei" w:eastAsia="黑体"/>
-          <w:b/>
-        </w:rPr>
-        <w:t>操作步骤：</w:t>
-      </w:r>
-    </w:p>
-    <w:p>
-      <w:pPr>
-        <w:pStyle w:val="ListNumber"/>
-        <w:spacing w:after="80"/>
-      </w:pPr>
-      <w:r>
-        <w:rPr>
-          <w:rFonts w:ascii="SimSun" w:hAnsi="SimSun" w:eastAsia="宋体"/>
-          <w:sz w:val="21"/>
-        </w:rPr>
-        <w:t>进入库存看板，选择店铺、PID、SPU、SKU、库存状态或异常状态。</w:t>
-      </w:r>
-    </w:p>
-    <w:p>
-      <w:pPr>
-        <w:pStyle w:val="ListNumber"/>
-        <w:spacing w:after="80"/>
-      </w:pPr>
-      <w:r>
-        <w:rPr>
-          <w:rFonts w:ascii="SimSun" w:hAnsi="SimSun" w:eastAsia="宋体"/>
-          <w:sz w:val="21"/>
-        </w:rPr>
-        <w:t>查看顶部汇总卡片，判断库存规模与异常数量。</w:t>
-      </w:r>
-    </w:p>
-    <w:p>
-      <w:pPr>
-        <w:pStyle w:val="ListNumber"/>
-        <w:spacing w:after="80"/>
-      </w:pPr>
-      <w:r>
-        <w:rPr>
-          <w:rFonts w:ascii="SimSun" w:hAnsi="SimSun" w:eastAsia="宋体"/>
-          <w:sz w:val="21"/>
-        </w:rPr>
-        <w:t>在明细表格中展开 SKU/SPU 数据，查看国内外库存、同步差异和店铺同步状态。</w:t>
-      </w:r>
-    </w:p>
-    <w:p>
-      <w:pPr>
-        <w:pStyle w:val="ListNumber"/>
-        <w:spacing w:after="80"/>
-      </w:pPr>
-      <w:r>
-        <w:rPr>
-          <w:rFonts w:ascii="SimSun" w:hAnsi="SimSun" w:eastAsia="宋体"/>
-          <w:sz w:val="21"/>
-        </w:rPr>
-        <w:t>对异常商品打开详情或说明弹窗，确认处理口径并导出数据。</w:t>
-      </w:r>
-    </w:p>
-    <w:p>
-      <w:pPr>
-        <w:spacing w:line="300" w:lineRule="auto"/>
-        <w:ind w:firstLine="420"/>
-      </w:pPr>
-      <w:r>
-        <w:rPr>
-          <w:rFonts w:ascii="SimSun" w:hAnsi="SimSun" w:eastAsia="宋体"/>
-          <w:sz w:val="21"/>
-        </w:rPr>
-        <w:t>注意事项：报表数据以系统数据更新时间为准。跨市场数据涉及本地时区和支付时间口径时，应以页面说明弹窗中的口径为准；导出、推送和维护类操作需具备相应权限。</w:t>
-      </w:r>
-    </w:p>
-    <w:p>
-      <w:pPr>
-        <w:spacing w:line="300" w:lineRule="auto"/>
-        <w:ind w:firstLine="420"/>
-      </w:pPr>
-      <w:r>
-        <w:rPr>
-          <w:rFonts w:ascii="SimSun" w:hAnsi="SimSun" w:eastAsia="宋体"/>
-          <w:sz w:val="21"/>
-        </w:rPr>
-        <w:t>截图位置说明：以下截图展示本模块的主要查询页面、明细表格或弹窗界面。</w:t>
-      </w:r>
-    </w:p>
-    <w:p>
-      <w:pPr>
         <w:jc w:val="center"/>
       </w:pPr>
       <w:r>
         <w:drawing>
           <wp:inline xmlns:a="http://schemas.openxmlformats.org/drawingml/2006/main" xmlns:pic="http://schemas.openxmlformats.org/drawingml/2006/picture">
-            <wp:extent cx="5760000" cy="2854098"/>
+            <wp:extent cx="5508000" cy="2729232"/>
             <wp:docPr id="10" name="Picture 10"/>
             <wp:cNvGraphicFramePr>
               <a:graphicFrameLocks noChangeAspect="1"/>
@@ -2191,7 +2076,7 @@
                   <pic:spPr>
                     <a:xfrm>
                       <a:off x="0" y="0"/>
-                      <a:ext cx="5760000" cy="2854098"/>
+                      <a:ext cx="5508000" cy="2729232"/>
                     </a:xfrm>
                     <a:prstGeom prst="rect"/>
                   </pic:spPr>
@@ -2209,10 +2094,11 @@
       <w:r>
         <w:rPr>
           <w:rFonts w:ascii="SimSun" w:hAnsi="SimSun" w:eastAsia="宋体"/>
+          <w:b w:val="0"/>
           <w:i/>
           <w:sz w:val="18"/>
         </w:rPr>
-        <w:t>图 10 库存数据看板界面示意</w:t>
+        <w:t>图 10 库存详情与分页示意</w:t>
       </w:r>
     </w:p>
     <w:p>
@@ -2222,7 +2108,7 @@
       <w:r>
         <w:drawing>
           <wp:inline xmlns:a="http://schemas.openxmlformats.org/drawingml/2006/main" xmlns:pic="http://schemas.openxmlformats.org/drawingml/2006/picture">
-            <wp:extent cx="5760000" cy="2875102"/>
+            <wp:extent cx="5508000" cy="2749316"/>
             <wp:docPr id="11" name="Picture 11"/>
             <wp:cNvGraphicFramePr>
               <a:graphicFrameLocks noChangeAspect="1"/>
@@ -2243,7 +2129,7 @@
                   <pic:spPr>
                     <a:xfrm>
                       <a:off x="0" y="0"/>
-                      <a:ext cx="5760000" cy="2875102"/>
+                      <a:ext cx="5508000" cy="2749316"/>
                     </a:xfrm>
                     <a:prstGeom prst="rect"/>
                   </pic:spPr>
@@ -2261,131 +2147,244 @@
       <w:r>
         <w:rPr>
           <w:rFonts w:ascii="SimSun" w:hAnsi="SimSun" w:eastAsia="宋体"/>
+          <w:b w:val="0"/>
           <w:i/>
           <w:sz w:val="18"/>
         </w:rPr>
-        <w:t>图 11 库存数据看板界面示意</w:t>
+        <w:t>图 11 库存异常处理弹窗示意</w:t>
       </w:r>
     </w:p>
     <w:p>
       <w:pPr>
-        <w:pStyle w:val="Heading2"/>
+        <w:spacing w:line="300" w:lineRule="auto"/>
+        <w:ind w:firstLine="420"/>
       </w:pPr>
       <w:r>
-        <w:t>4.7 AI 分析、导出与推送</w:t>
+        <w:rPr>
+          <w:rFonts w:ascii="SimSun" w:hAnsi="SimSun" w:eastAsia="宋体"/>
+          <w:b w:val="0"/>
+          <w:sz w:val="21"/>
+        </w:rPr>
+        <w:t>库存同步异常通常与接口延迟、商品编码映射缺失、店铺商品状态变化或上游库存文件未及时更新有关。处理时应先核对 SKU/SPU 对应关系，再确认最近一次库存同步时间和异常状态，必要时导出明细交由相关岗位处理。</w:t>
       </w:r>
     </w:p>
     <w:p>
       <w:pPr>
+        <w:pStyle w:val="Heading2"/>
+      </w:pPr>
+      <w:r>
+        <w:t>9.1 库存风险处理流程</w:t>
+      </w:r>
+    </w:p>
+    <w:p>
+      <w:pPr>
         <w:spacing w:line="300" w:lineRule="auto"/>
         <w:ind w:firstLine="420"/>
       </w:pPr>
       <w:r>
         <w:rPr>
           <w:rFonts w:ascii="SimSun" w:hAnsi="SimSun" w:eastAsia="宋体"/>
+          <w:b w:val="0"/>
           <w:sz w:val="21"/>
         </w:rPr>
-        <w:t>功能说明：系统将报表结果、指标口径和业务规则组合为分析输入，支持商品统计、PID 看板和 SPU 看板的 AI 分析输出，并提供表格导出、图片渲染和企业微信推送能力，减少人工整理日报和截图的工作量。</w:t>
+        <w:t>库存风险处理建议先从汇总卡片判断异常规模，再进入明细表格按风险状态、店铺、SKU 或 SPU 过滤。对于超卖风险，应优先核对店铺可售库存和海外在库；对于同步异常，应确认上游库存文件、平台接口和系统同步任务是否正常。</w:t>
       </w:r>
     </w:p>
     <w:p>
+      <w:pPr>
+        <w:spacing w:line="300" w:lineRule="auto"/>
+        <w:ind w:firstLine="420"/>
+      </w:pPr>
       <w:r>
         <w:rPr>
-          <w:rFonts w:ascii="SimHei" w:hAnsi="SimHei" w:eastAsia="黑体"/>
-          <w:b/>
+          <w:rFonts w:ascii="SimSun" w:hAnsi="SimSun" w:eastAsia="宋体"/>
+          <w:b w:val="0"/>
+          <w:sz w:val="21"/>
         </w:rPr>
-        <w:t>操作步骤：</w:t>
+        <w:t>处理完成后，用户可再次刷新看板确认异常数量是否下降，并将仍未解决的 SKU/SPU 明细导出给相关岗位。对于活动期或主推商品，应建立更高频率的检查机制，避免库存变化滞后影响销售和履约。</w:t>
       </w:r>
     </w:p>
     <w:p>
       <w:pPr>
-        <w:pStyle w:val="ListNumber"/>
-        <w:spacing w:after="80"/>
+        <w:pStyle w:val="Heading1"/>
+      </w:pPr>
+      <w:r>
+        <w:t>10 AI 智能解读与报表导出</w:t>
+      </w:r>
+    </w:p>
+    <w:p>
+      <w:pPr>
+        <w:spacing w:line="300" w:lineRule="auto"/>
+        <w:ind w:firstLine="420"/>
       </w:pPr>
       <w:r>
         <w:rPr>
           <w:rFonts w:ascii="SimSun" w:hAnsi="SimSun" w:eastAsia="宋体"/>
+          <w:b w:val="0"/>
           <w:sz w:val="21"/>
         </w:rPr>
-        <w:t>在报表页完成筛选后点击 AI 分析，等待系统生成文字结论。</w:t>
+        <w:t>系统将报表结果、指标口径和业务规则组合为分析输入，支持商品统计、PID 看板和 SPU 看板的 AI 分析输出，并提供表格导出、图片渲染和企业微信或飞书推送能力，减少人工整理日报和截图的工作量。</w:t>
       </w:r>
     </w:p>
     <w:p>
       <w:pPr>
-        <w:pStyle w:val="ListNumber"/>
         <w:spacing w:after="80"/>
+        <w:ind w:left="360" w:hanging="240"/>
       </w:pPr>
       <w:r>
         <w:rPr>
           <w:rFonts w:ascii="SimSun" w:hAnsi="SimSun" w:eastAsia="宋体"/>
+          <w:b w:val="0"/>
           <w:sz w:val="21"/>
         </w:rPr>
-        <w:t>选择导出 Excel 或导出图片，系统按当前筛选条件生成结果文件。</w:t>
+        <w:t>• 在报表页完成筛选后点击 AI 分析，等待系统生成文字结论。</w:t>
       </w:r>
     </w:p>
     <w:p>
       <w:pPr>
-        <w:pStyle w:val="ListNumber"/>
         <w:spacing w:after="80"/>
+        <w:ind w:left="360" w:hanging="240"/>
       </w:pPr>
       <w:r>
         <w:rPr>
           <w:rFonts w:ascii="SimSun" w:hAnsi="SimSun" w:eastAsia="宋体"/>
+          <w:b w:val="0"/>
           <w:sz w:val="21"/>
         </w:rPr>
-        <w:t>对需要同步团队的信息，可通过广播或推送功能发送到指定群组。</w:t>
+        <w:t>• 选择导出 Excel 或导出图片，系统按当前筛选条件生成结果文件。</w:t>
       </w:r>
     </w:p>
     <w:p>
       <w:pPr>
-        <w:spacing w:line="300" w:lineRule="auto"/>
-        <w:ind w:firstLine="420"/>
+        <w:spacing w:after="80"/>
+        <w:ind w:left="360" w:hanging="240"/>
       </w:pPr>
       <w:r>
         <w:rPr>
           <w:rFonts w:ascii="SimSun" w:hAnsi="SimSun" w:eastAsia="宋体"/>
+          <w:b w:val="0"/>
           <w:sz w:val="21"/>
         </w:rPr>
-        <w:t>注意事项：报表数据以系统数据更新时间为准。跨市场数据涉及本地时区和支付时间口径时，应以页面说明弹窗中的口径为准；导出、推送和维护类操作需具备相应权限。</w:t>
+        <w:t>• 对需要同步团队的信息，可通过广播或推送功能发送到指定群组。</w:t>
       </w:r>
     </w:p>
     <w:p>
       <w:pPr>
-        <w:pStyle w:val="Heading1"/>
+        <w:spacing w:after="80"/>
+        <w:ind w:left="360" w:hanging="240"/>
       </w:pPr>
       <w:r>
-        <w:t>五、常见问题与附录</w:t>
+        <w:rPr>
+          <w:rFonts w:ascii="SimSun" w:hAnsi="SimSun" w:eastAsia="宋体"/>
+          <w:b w:val="0"/>
+          <w:sz w:val="21"/>
+        </w:rPr>
+        <w:t>• 导出前应确认筛选条件、统计口径和数据最新时间，避免发送错误范围的数据。</w:t>
       </w:r>
     </w:p>
     <w:p>
       <w:pPr>
-        <w:pStyle w:val="Heading2"/>
+        <w:pStyle w:val="Heading1"/>
       </w:pPr>
       <w:r>
-        <w:t>5.1 常见问题</w:t>
+        <w:t>11 异常处理与常见问题</w:t>
       </w:r>
     </w:p>
     <w:p>
       <w:pPr>
-        <w:spacing w:line="300" w:lineRule="auto"/>
-        <w:ind w:firstLine="420"/>
+        <w:pStyle w:val="Heading2"/>
+      </w:pPr>
+      <w:r>
+        <w:t>11.1 异常处理</w:t>
+      </w:r>
+    </w:p>
+    <w:p>
+      <w:pPr>
+        <w:spacing w:after="80"/>
+        <w:ind w:left="360" w:hanging="240"/>
       </w:pPr>
       <w:r>
         <w:rPr>
           <w:rFonts w:ascii="SimSun" w:hAnsi="SimSun" w:eastAsia="宋体"/>
+          <w:b w:val="0"/>
           <w:sz w:val="21"/>
         </w:rPr>
-        <w:t>问题：页面数据与导出数据不一致怎么办？</w:t>
+        <w:t>• 页面无数据：检查统计日期、店铺、市场、PID、SPU 等筛选条件是否过窄，并确认数据最新时间。</w:t>
       </w:r>
     </w:p>
     <w:p>
       <w:pPr>
-        <w:spacing w:line="300" w:lineRule="auto"/>
-        <w:ind w:firstLine="420"/>
+        <w:spacing w:after="80"/>
+        <w:ind w:left="360" w:hanging="240"/>
       </w:pPr>
       <w:r>
         <w:rPr>
           <w:rFonts w:ascii="SimSun" w:hAnsi="SimSun" w:eastAsia="宋体"/>
+          <w:b w:val="0"/>
+          <w:sz w:val="21"/>
+        </w:rPr>
+        <w:t>• 导入失败：检查文件模板、日期格式、字段名称和文件名是否符合系统约定。</w:t>
+      </w:r>
+    </w:p>
+    <w:p>
+      <w:pPr>
+        <w:spacing w:after="80"/>
+        <w:ind w:left="360" w:hanging="240"/>
+      </w:pPr>
+      <w:r>
+        <w:rPr>
+          <w:rFonts w:ascii="SimSun" w:hAnsi="SimSun" w:eastAsia="宋体"/>
+          <w:b w:val="0"/>
+          <w:sz w:val="21"/>
+        </w:rPr>
+        <w:t>• 库存异常：结合库存说明弹窗、SKU/SPU 维度和同步日志判断是否为接口延迟或匹配缺失。</w:t>
+      </w:r>
+    </w:p>
+    <w:p>
+      <w:pPr>
+        <w:spacing w:after="80"/>
+        <w:ind w:left="360" w:hanging="240"/>
+      </w:pPr>
+      <w:r>
+        <w:rPr>
+          <w:rFonts w:ascii="SimSun" w:hAnsi="SimSun" w:eastAsia="宋体"/>
+          <w:b w:val="0"/>
+          <w:sz w:val="21"/>
+        </w:rPr>
+        <w:t>• 导出失败：检查浏览器权限、网络连接、导出范围和后端导出接口日志。</w:t>
+      </w:r>
+    </w:p>
+    <w:p>
+      <w:pPr>
+        <w:pStyle w:val="Heading2"/>
+      </w:pPr>
+      <w:r>
+        <w:t>11.2 常见问题</w:t>
+      </w:r>
+    </w:p>
+    <w:p>
+      <w:pPr>
+        <w:spacing w:line="300" w:lineRule="auto"/>
+        <w:ind w:firstLine="420"/>
+      </w:pPr>
+      <w:r>
+        <w:rPr>
+          <w:rFonts w:ascii="SimSun" w:hAnsi="SimSun" w:eastAsia="宋体"/>
+          <w:b w:val="0"/>
+          <w:sz w:val="21"/>
+        </w:rPr>
+        <w:t>问题一：页面数据与导出数据不一致怎么办？</w:t>
+      </w:r>
+    </w:p>
+    <w:p>
+      <w:pPr>
+        <w:spacing w:line="300" w:lineRule="auto"/>
+        <w:ind w:firstLine="420"/>
+      </w:pPr>
+      <w:r>
+        <w:rPr>
+          <w:rFonts w:ascii="SimSun" w:hAnsi="SimSun" w:eastAsia="宋体"/>
+          <w:b w:val="0"/>
           <w:sz w:val="21"/>
         </w:rPr>
         <w:t>处理建议：先确认筛选条件、统计日期、市场时区和数据更新时间是否一致。若导出时间晚于页面查询时间，可能包含新同步的数据。</w:t>
@@ -2399,9 +2398,10 @@
       <w:r>
         <w:rPr>
           <w:rFonts w:ascii="SimSun" w:hAnsi="SimSun" w:eastAsia="宋体"/>
+          <w:b w:val="0"/>
           <w:sz w:val="21"/>
         </w:rPr>
-        <w:t>问题：为什么部分 PID 没有主推 SPU？</w:t>
+        <w:t>问题二：为什么部分 PID 没有主推 SPU？</w:t>
       </w:r>
     </w:p>
     <w:p>
@@ -2412,6 +2412,7 @@
       <w:r>
         <w:rPr>
           <w:rFonts w:ascii="SimSun" w:hAnsi="SimSun" w:eastAsia="宋体"/>
+          <w:b w:val="0"/>
           <w:sz w:val="21"/>
         </w:rPr>
         <w:t>处理建议：通常是新商品或新推广标识尚未维护映射。可在主推 SPU 维护窗口查询并补充，也可触发缺失映射同步。</w:t>
@@ -2425,9 +2426,10 @@
       <w:r>
         <w:rPr>
           <w:rFonts w:ascii="SimSun" w:hAnsi="SimSun" w:eastAsia="宋体"/>
+          <w:b w:val="0"/>
           <w:sz w:val="21"/>
         </w:rPr>
-        <w:t>问题：库存同步异常如何处理？</w:t>
+        <w:t>问题三：AI 分析结果可以直接作为最终结论吗？</w:t>
       </w:r>
     </w:p>
     <w:p>
@@ -2438,32 +2440,7 @@
       <w:r>
         <w:rPr>
           <w:rFonts w:ascii="SimSun" w:hAnsi="SimSun" w:eastAsia="宋体"/>
-          <w:sz w:val="21"/>
-        </w:rPr>
-        <w:t>处理建议：先查看异常状态、店铺应同步数量和已同步数量，再结合库存详情确认是否为接口延迟、SKU 匹配缺失或库存源数据异常。</w:t>
-      </w:r>
-    </w:p>
-    <w:p>
-      <w:pPr>
-        <w:spacing w:line="300" w:lineRule="auto"/>
-        <w:ind w:firstLine="420"/>
-      </w:pPr>
-      <w:r>
-        <w:rPr>
-          <w:rFonts w:ascii="SimSun" w:hAnsi="SimSun" w:eastAsia="宋体"/>
-          <w:sz w:val="21"/>
-        </w:rPr>
-        <w:t>问题：AI 分析结果可以直接作为结论吗？</w:t>
-      </w:r>
-    </w:p>
-    <w:p>
-      <w:pPr>
-        <w:spacing w:line="300" w:lineRule="auto"/>
-        <w:ind w:firstLine="420"/>
-      </w:pPr>
-      <w:r>
-        <w:rPr>
-          <w:rFonts w:ascii="SimSun" w:hAnsi="SimSun" w:eastAsia="宋体"/>
+          <w:b w:val="0"/>
           <w:sz w:val="21"/>
         </w:rPr>
         <w:t>处理建议：AI 分析用于辅助定位问题和形成初稿，最终经营动作仍需结合业务人员对商品、市场和活动背景的判断。</w:t>
@@ -2474,690 +2451,273 @@
         <w:pStyle w:val="Heading2"/>
       </w:pPr>
       <w:r>
-        <w:t>5.2 主要接口范围</w:t>
-      </w:r>
-    </w:p>
-    <w:tbl>
-      <w:tblPr>
-        <w:tblStyle w:val="TableGrid"/>
-        <w:tblW w:type="auto" w:w="0"/>
-        <w:jc w:val="center"/>
-        <w:tblLayout w:type="fixed"/>
-        <w:tblLook w:firstColumn="1" w:firstRow="1" w:lastColumn="0" w:lastRow="0" w:noHBand="0" w:noVBand="1" w:val="04A0"/>
-      </w:tblPr>
-      <w:tblGrid>
-        <w:gridCol w:w="4680"/>
-        <w:gridCol w:w="4680"/>
-      </w:tblGrid>
-      <w:tr>
-        <w:tc>
-          <w:tcPr>
-            <w:tcW w:type="dxa" w:w="1814"/>
-            <w:shd w:fill="E8EEF5"/>
-            <w:vAlign w:val="center"/>
-          </w:tcPr>
-          <w:p>
-            <w:pPr>
-              <w:spacing w:after="0"/>
-            </w:pPr>
-            <w:r/>
-            <w:r>
-              <w:rPr>
-                <w:rFonts w:ascii="SimSun" w:hAnsi="SimSun" w:eastAsia="宋体"/>
-                <w:b/>
-                <w:sz w:val="21"/>
-              </w:rPr>
-              <w:t>模块</w:t>
-            </w:r>
-          </w:p>
-        </w:tc>
-        <w:tc>
-          <w:tcPr>
-            <w:tcW w:type="dxa" w:w="7087"/>
-            <w:shd w:fill="E8EEF5"/>
-            <w:vAlign w:val="center"/>
-          </w:tcPr>
-          <w:p>
-            <w:pPr>
-              <w:spacing w:after="0"/>
-            </w:pPr>
-            <w:r/>
-            <w:r>
-              <w:rPr>
-                <w:rFonts w:ascii="SimSun" w:hAnsi="SimSun" w:eastAsia="宋体"/>
-                <w:b/>
-                <w:sz w:val="21"/>
-              </w:rPr>
-              <w:t>接口范围</w:t>
-            </w:r>
-          </w:p>
-        </w:tc>
-      </w:tr>
-      <w:tr>
-        <w:tc>
-          <w:tcPr>
-            <w:tcW w:type="dxa" w:w="1814"/>
-            <w:vAlign w:val="center"/>
-          </w:tcPr>
-          <w:p>
-            <w:pPr>
-              <w:spacing w:after="0"/>
-            </w:pPr>
-            <w:r/>
-            <w:r>
-              <w:rPr>
-                <w:rFonts w:ascii="SimSun" w:hAnsi="SimSun" w:eastAsia="宋体"/>
-                <w:b w:val="0"/>
-                <w:sz w:val="21"/>
-              </w:rPr>
-              <w:t>商品统计</w:t>
-            </w:r>
-          </w:p>
-        </w:tc>
-        <w:tc>
-          <w:tcPr>
-            <w:tcW w:type="dxa" w:w="7087"/>
-            <w:vAlign w:val="center"/>
-          </w:tcPr>
-          <w:p>
-            <w:pPr>
-              <w:spacing w:after="0"/>
-            </w:pPr>
-            <w:r/>
-            <w:r>
-              <w:rPr>
-                <w:rFonts w:ascii="SimSun" w:hAnsi="SimSun" w:eastAsia="宋体"/>
-                <w:b w:val="0"/>
-                <w:sz w:val="21"/>
-              </w:rPr>
-              <w:t>/tk/sales/productStats、/export、/aiAnalysis、/broadcast</w:t>
-            </w:r>
-          </w:p>
-        </w:tc>
-      </w:tr>
-      <w:tr>
-        <w:tc>
-          <w:tcPr>
-            <w:tcW w:type="dxa" w:w="1814"/>
-            <w:vAlign w:val="center"/>
-          </w:tcPr>
-          <w:p>
-            <w:pPr>
-              <w:spacing w:after="0"/>
-            </w:pPr>
-            <w:r/>
-            <w:r>
-              <w:rPr>
-                <w:rFonts w:ascii="SimSun" w:hAnsi="SimSun" w:eastAsia="宋体"/>
-                <w:b w:val="0"/>
-                <w:sz w:val="21"/>
-              </w:rPr>
-              <w:t>店铺统计</w:t>
-            </w:r>
-          </w:p>
-        </w:tc>
-        <w:tc>
-          <w:tcPr>
-            <w:tcW w:type="dxa" w:w="7087"/>
-            <w:vAlign w:val="center"/>
-          </w:tcPr>
-          <w:p>
-            <w:pPr>
-              <w:spacing w:after="0"/>
-            </w:pPr>
-            <w:r/>
-            <w:r>
-              <w:rPr>
-                <w:rFonts w:ascii="SimSun" w:hAnsi="SimSun" w:eastAsia="宋体"/>
-                <w:b w:val="0"/>
-                <w:sz w:val="21"/>
-              </w:rPr>
-              <w:t>/tk/sales/storeSiteStats、/export、/broadcast</w:t>
-            </w:r>
-          </w:p>
-        </w:tc>
-      </w:tr>
-      <w:tr>
-        <w:tc>
-          <w:tcPr>
-            <w:tcW w:type="dxa" w:w="1814"/>
-            <w:vAlign w:val="center"/>
-          </w:tcPr>
-          <w:p>
-            <w:pPr>
-              <w:spacing w:after="0"/>
-            </w:pPr>
-            <w:r/>
-            <w:r>
-              <w:rPr>
-                <w:rFonts w:ascii="SimSun" w:hAnsi="SimSun" w:eastAsia="宋体"/>
-                <w:b w:val="0"/>
-                <w:sz w:val="21"/>
-              </w:rPr>
-              <w:t>PID 看板</w:t>
-            </w:r>
-          </w:p>
-        </w:tc>
-        <w:tc>
-          <w:tcPr>
-            <w:tcW w:type="dxa" w:w="7087"/>
-            <w:vAlign w:val="center"/>
-          </w:tcPr>
-          <w:p>
-            <w:pPr>
-              <w:spacing w:after="0"/>
-            </w:pPr>
-            <w:r/>
-            <w:r>
-              <w:rPr>
-                <w:rFonts w:ascii="SimSun" w:hAnsi="SimSun" w:eastAsia="宋体"/>
-                <w:b w:val="0"/>
-                <w:sz w:val="21"/>
-              </w:rPr>
-              <w:t>/tk/pid/dashboard、/detail、/spu/dashboard、/mainSpuMapping</w:t>
-            </w:r>
-          </w:p>
-        </w:tc>
-      </w:tr>
-      <w:tr>
-        <w:tc>
-          <w:tcPr>
-            <w:tcW w:type="dxa" w:w="1814"/>
-            <w:vAlign w:val="center"/>
-          </w:tcPr>
-          <w:p>
-            <w:pPr>
-              <w:spacing w:after="0"/>
-            </w:pPr>
-            <w:r/>
-            <w:r>
-              <w:rPr>
-                <w:rFonts w:ascii="SimSun" w:hAnsi="SimSun" w:eastAsia="宋体"/>
-                <w:b w:val="0"/>
-                <w:sz w:val="21"/>
-              </w:rPr>
-              <w:t>数据导入</w:t>
-            </w:r>
-          </w:p>
-        </w:tc>
-        <w:tc>
-          <w:tcPr>
-            <w:tcW w:type="dxa" w:w="7087"/>
-            <w:vAlign w:val="center"/>
-          </w:tcPr>
-          <w:p>
-            <w:pPr>
-              <w:spacing w:after="0"/>
-            </w:pPr>
-            <w:r/>
-            <w:r>
-              <w:rPr>
-                <w:rFonts w:ascii="SimSun" w:hAnsi="SimSun" w:eastAsia="宋体"/>
-                <w:b w:val="0"/>
-                <w:sz w:val="21"/>
-              </w:rPr>
-              <w:t>/tk/import/productList、/productCampaign、/videoPerformance、/tkAccount</w:t>
-            </w:r>
-          </w:p>
-        </w:tc>
-      </w:tr>
-      <w:tr>
-        <w:tc>
-          <w:tcPr>
-            <w:tcW w:type="dxa" w:w="1814"/>
-            <w:vAlign w:val="center"/>
-          </w:tcPr>
-          <w:p>
-            <w:pPr>
-              <w:spacing w:after="0"/>
-            </w:pPr>
-            <w:r/>
-            <w:r>
-              <w:rPr>
-                <w:rFonts w:ascii="SimSun" w:hAnsi="SimSun" w:eastAsia="宋体"/>
-                <w:b w:val="0"/>
-                <w:sz w:val="21"/>
-              </w:rPr>
-              <w:t>库存看板</w:t>
-            </w:r>
-          </w:p>
-        </w:tc>
-        <w:tc>
-          <w:tcPr>
-            <w:tcW w:type="dxa" w:w="7087"/>
-            <w:vAlign w:val="center"/>
-          </w:tcPr>
-          <w:p>
-            <w:pPr>
-              <w:spacing w:after="0"/>
-            </w:pPr>
-            <w:r/>
-            <w:r>
-              <w:rPr>
-                <w:rFonts w:ascii="SimSun" w:hAnsi="SimSun" w:eastAsia="宋体"/>
-                <w:b w:val="0"/>
-                <w:sz w:val="21"/>
-              </w:rPr>
-              <w:t>/tkboard/stock-board 前端页面及后端库存查询、同步、异常检查接口</w:t>
-            </w:r>
-          </w:p>
-        </w:tc>
-      </w:tr>
-    </w:tbl>
-    <w:p>
-      <w:pPr>
-        <w:pStyle w:val="Heading2"/>
-      </w:pPr>
-      <w:r>
-        <w:t>5.3 数据与运维说明</w:t>
+        <w:t>11.3 操作前检查清单</w:t>
       </w:r>
     </w:p>
     <w:p>
       <w:pPr>
-        <w:spacing w:line="300" w:lineRule="auto"/>
-        <w:ind w:firstLine="420"/>
+        <w:spacing w:after="80"/>
+        <w:ind w:left="360" w:hanging="240"/>
       </w:pPr>
       <w:r>
         <w:rPr>
           <w:rFonts w:ascii="SimSun" w:hAnsi="SimSun" w:eastAsia="宋体"/>
+          <w:b w:val="0"/>
           <w:sz w:val="21"/>
         </w:rPr>
-        <w:t>系统底层数据由 Doris、MySQL 和调度任务共同支撑。Doris ADS 层表用于承载看板最终查询结果，MySQL 保存部分配置、导入批次、映射关系和业务状态。DolphinScheduler 负责调度销售、店铺、库存等链路，运维人员应关注任务成功率、数据更新时间、接口调用异常和导入失败批次。</w:t>
+        <w:t>• 确认当前账号具备报表查看、导出、导入或维护权限。</w:t>
       </w:r>
     </w:p>
     <w:p>
       <w:pPr>
-        <w:spacing w:line="300" w:lineRule="auto"/>
-        <w:ind w:firstLine="420"/>
+        <w:spacing w:after="80"/>
+        <w:ind w:left="360" w:hanging="240"/>
       </w:pPr>
       <w:r>
         <w:rPr>
           <w:rFonts w:ascii="SimSun" w:hAnsi="SimSun" w:eastAsia="宋体"/>
+          <w:b w:val="0"/>
           <w:sz w:val="21"/>
         </w:rPr>
-        <w:t>当出现数据延迟、指标缺失或报表查询异常时，可优先检查上游 API 状态、调度任务执行日志、ADS 表分区数据、后端接口日志以及前端筛选条件。</w:t>
+        <w:t>• 确认统计日期、市场、店铺、PID、SPU、SKU 等筛选条件符合本次分析目标。</w:t>
       </w:r>
     </w:p>
     <w:p>
       <w:pPr>
-        <w:pStyle w:val="Heading2"/>
+        <w:spacing w:after="80"/>
+        <w:ind w:left="360" w:hanging="240"/>
       </w:pPr>
       <w:r>
-        <w:t>5.4 典型使用场景</w:t>
-      </w:r>
-    </w:p>
-    <w:tbl>
-      <w:tblPr>
-        <w:tblStyle w:val="TableGrid"/>
-        <w:tblW w:type="auto" w:w="0"/>
-        <w:jc w:val="center"/>
-        <w:tblLayout w:type="fixed"/>
-        <w:tblLook w:firstColumn="1" w:firstRow="1" w:lastColumn="0" w:lastRow="0" w:noHBand="0" w:noVBand="1" w:val="04A0"/>
-      </w:tblPr>
-      <w:tblGrid>
-        <w:gridCol w:w="4680"/>
-        <w:gridCol w:w="4680"/>
-      </w:tblGrid>
-      <w:tr>
-        <w:tc>
-          <w:tcPr>
-            <w:tcW w:type="dxa" w:w="1928"/>
-            <w:shd w:fill="E8EEF5"/>
-            <w:vAlign w:val="center"/>
-          </w:tcPr>
-          <w:p>
-            <w:pPr>
-              <w:spacing w:after="0"/>
-            </w:pPr>
-            <w:r/>
-            <w:r>
-              <w:rPr>
-                <w:rFonts w:ascii="SimSun" w:hAnsi="SimSun" w:eastAsia="宋体"/>
-                <w:b/>
-                <w:sz w:val="21"/>
-              </w:rPr>
-              <w:t>场景</w:t>
-            </w:r>
-          </w:p>
-        </w:tc>
-        <w:tc>
-          <w:tcPr>
-            <w:tcW w:type="dxa" w:w="6803"/>
-            <w:shd w:fill="E8EEF5"/>
-            <w:vAlign w:val="center"/>
-          </w:tcPr>
-          <w:p>
-            <w:pPr>
-              <w:spacing w:after="0"/>
-            </w:pPr>
-            <w:r/>
-            <w:r>
-              <w:rPr>
-                <w:rFonts w:ascii="SimSun" w:hAnsi="SimSun" w:eastAsia="宋体"/>
-                <w:b/>
-                <w:sz w:val="21"/>
-              </w:rPr>
-              <w:t>使用说明</w:t>
-            </w:r>
-          </w:p>
-        </w:tc>
-      </w:tr>
-      <w:tr>
-        <w:tc>
-          <w:tcPr>
-            <w:tcW w:type="dxa" w:w="1928"/>
-            <w:vAlign w:val="center"/>
-          </w:tcPr>
-          <w:p>
-            <w:pPr>
-              <w:spacing w:after="0"/>
-            </w:pPr>
-            <w:r/>
-            <w:r>
-              <w:rPr>
-                <w:rFonts w:ascii="SimSun" w:hAnsi="SimSun" w:eastAsia="宋体"/>
-                <w:b w:val="0"/>
-                <w:sz w:val="21"/>
-              </w:rPr>
-              <w:t>每日经营看板</w:t>
-            </w:r>
-          </w:p>
-        </w:tc>
-        <w:tc>
-          <w:tcPr>
-            <w:tcW w:type="dxa" w:w="6803"/>
-            <w:vAlign w:val="center"/>
-          </w:tcPr>
-          <w:p>
-            <w:pPr>
-              <w:spacing w:after="0"/>
-            </w:pPr>
-            <w:r/>
-            <w:r>
-              <w:rPr>
-                <w:rFonts w:ascii="SimSun" w:hAnsi="SimSun" w:eastAsia="宋体"/>
-                <w:b w:val="0"/>
-                <w:sz w:val="21"/>
-              </w:rPr>
-              <w:t>运营人员按日期查看商品统计、店铺统计和 PID 看板，导出图片用于日报同步。</w:t>
-            </w:r>
-          </w:p>
-        </w:tc>
-      </w:tr>
-      <w:tr>
-        <w:tc>
-          <w:tcPr>
-            <w:tcW w:type="dxa" w:w="1928"/>
-            <w:vAlign w:val="center"/>
-          </w:tcPr>
-          <w:p>
-            <w:pPr>
-              <w:spacing w:after="0"/>
-            </w:pPr>
-            <w:r/>
-            <w:r>
-              <w:rPr>
-                <w:rFonts w:ascii="SimSun" w:hAnsi="SimSun" w:eastAsia="宋体"/>
-                <w:b w:val="0"/>
-                <w:sz w:val="21"/>
-              </w:rPr>
-              <w:t>活动复盘</w:t>
-            </w:r>
-          </w:p>
-        </w:tc>
-        <w:tc>
-          <w:tcPr>
-            <w:tcW w:type="dxa" w:w="6803"/>
-            <w:vAlign w:val="center"/>
-          </w:tcPr>
-          <w:p>
-            <w:pPr>
-              <w:spacing w:after="0"/>
-            </w:pPr>
-            <w:r/>
-            <w:r>
-              <w:rPr>
-                <w:rFonts w:ascii="SimSun" w:hAnsi="SimSun" w:eastAsia="宋体"/>
-                <w:b w:val="0"/>
-                <w:sz w:val="21"/>
-              </w:rPr>
-              <w:t>活动结束后筛选活动期数据，结合商品、视频、PID 与店铺表现判断增长来源。</w:t>
-            </w:r>
-          </w:p>
-        </w:tc>
-      </w:tr>
-      <w:tr>
-        <w:tc>
-          <w:tcPr>
-            <w:tcW w:type="dxa" w:w="1928"/>
-            <w:vAlign w:val="center"/>
-          </w:tcPr>
-          <w:p>
-            <w:pPr>
-              <w:spacing w:after="0"/>
-            </w:pPr>
-            <w:r/>
-            <w:r>
-              <w:rPr>
-                <w:rFonts w:ascii="SimSun" w:hAnsi="SimSun" w:eastAsia="宋体"/>
-                <w:b w:val="0"/>
-                <w:sz w:val="21"/>
-              </w:rPr>
-              <w:t>库存风险处理</w:t>
-            </w:r>
-          </w:p>
-        </w:tc>
-        <w:tc>
-          <w:tcPr>
-            <w:tcW w:type="dxa" w:w="6803"/>
-            <w:vAlign w:val="center"/>
-          </w:tcPr>
-          <w:p>
-            <w:pPr>
-              <w:spacing w:after="0"/>
-            </w:pPr>
-            <w:r/>
-            <w:r>
-              <w:rPr>
-                <w:rFonts w:ascii="SimSun" w:hAnsi="SimSun" w:eastAsia="宋体"/>
-                <w:b w:val="0"/>
-                <w:sz w:val="21"/>
-              </w:rPr>
-              <w:t>库存人员查看超卖风险、同步异常和库存差异，定位需要补货、修正或下架的商品。</w:t>
-            </w:r>
-          </w:p>
-        </w:tc>
-      </w:tr>
-      <w:tr>
-        <w:tc>
-          <w:tcPr>
-            <w:tcW w:type="dxa" w:w="1928"/>
-            <w:vAlign w:val="center"/>
-          </w:tcPr>
-          <w:p>
-            <w:pPr>
-              <w:spacing w:after="0"/>
-            </w:pPr>
-            <w:r/>
-            <w:r>
-              <w:rPr>
-                <w:rFonts w:ascii="SimSun" w:hAnsi="SimSun" w:eastAsia="宋体"/>
-                <w:b w:val="0"/>
-                <w:sz w:val="21"/>
-              </w:rPr>
-              <w:t>主推商品维护</w:t>
-            </w:r>
-          </w:p>
-        </w:tc>
-        <w:tc>
-          <w:tcPr>
-            <w:tcW w:type="dxa" w:w="6803"/>
-            <w:vAlign w:val="center"/>
-          </w:tcPr>
-          <w:p>
-            <w:pPr>
-              <w:spacing w:after="0"/>
-            </w:pPr>
-            <w:r/>
-            <w:r>
-              <w:rPr>
-                <w:rFonts w:ascii="SimSun" w:hAnsi="SimSun" w:eastAsia="宋体"/>
-                <w:b w:val="0"/>
-                <w:sz w:val="21"/>
-              </w:rPr>
-              <w:t>商品负责人维护 PID 与主推 SPU 关系，保障分析、排序和广播提醒能够准确关联核心商品。</w:t>
-            </w:r>
-          </w:p>
-        </w:tc>
-      </w:tr>
-      <w:tr>
-        <w:tc>
-          <w:tcPr>
-            <w:tcW w:type="dxa" w:w="1928"/>
-            <w:vAlign w:val="center"/>
-          </w:tcPr>
-          <w:p>
-            <w:pPr>
-              <w:spacing w:after="0"/>
-            </w:pPr>
-            <w:r/>
-            <w:r>
-              <w:rPr>
-                <w:rFonts w:ascii="SimSun" w:hAnsi="SimSun" w:eastAsia="宋体"/>
-                <w:b w:val="0"/>
-                <w:sz w:val="21"/>
-              </w:rPr>
-              <w:t>异常数据追溯</w:t>
-            </w:r>
-          </w:p>
-        </w:tc>
-        <w:tc>
-          <w:tcPr>
-            <w:tcW w:type="dxa" w:w="6803"/>
-            <w:vAlign w:val="center"/>
-          </w:tcPr>
-          <w:p>
-            <w:pPr>
-              <w:spacing w:after="0"/>
-            </w:pPr>
-            <w:r/>
-            <w:r>
-              <w:rPr>
-                <w:rFonts w:ascii="SimSun" w:hAnsi="SimSun" w:eastAsia="宋体"/>
-                <w:b w:val="0"/>
-                <w:sz w:val="21"/>
-              </w:rPr>
-              <w:t>管理员通过导入历史、调度日志和接口日志定位数据缺失、导入失败或接口异常原因。</w:t>
-            </w:r>
-          </w:p>
-        </w:tc>
-      </w:tr>
-    </w:tbl>
-    <w:p>
-      <w:pPr>
-        <w:pStyle w:val="Heading2"/>
-      </w:pPr>
-      <w:r>
-        <w:t>5.5 操作注意事项</w:t>
+        <w:rPr>
+          <w:rFonts w:ascii="SimSun" w:hAnsi="SimSun" w:eastAsia="宋体"/>
+          <w:b w:val="0"/>
+          <w:sz w:val="21"/>
+        </w:rPr>
+        <w:t>• 确认页面数据最新时间，必要时等待调度任务或接口同步完成。</w:t>
       </w:r>
     </w:p>
     <w:p>
       <w:pPr>
-        <w:pStyle w:val="ListBullet"/>
         <w:spacing w:after="80"/>
+        <w:ind w:left="360" w:hanging="240"/>
       </w:pPr>
       <w:r>
         <w:rPr>
           <w:rFonts w:ascii="SimSun" w:hAnsi="SimSun" w:eastAsia="宋体"/>
+          <w:b w:val="0"/>
           <w:sz w:val="21"/>
         </w:rPr>
-        <w:t>查询前应确认统计日期、市场、店铺、PID、SPU、SKU 等筛选条件，避免跨口径比较。</w:t>
+        <w:t>• 导出或推送前再次核对接收对象和数据范围。</w:t>
       </w:r>
     </w:p>
     <w:p>
       <w:pPr>
-        <w:pStyle w:val="ListBullet"/>
-        <w:spacing w:after="80"/>
+        <w:pStyle w:val="Heading2"/>
+      </w:pPr>
+      <w:r>
+        <w:t>11.4 日常使用流程建议</w:t>
+      </w:r>
+    </w:p>
+    <w:p>
+      <w:pPr>
+        <w:spacing w:line="300" w:lineRule="auto"/>
+        <w:ind w:firstLine="420"/>
       </w:pPr>
       <w:r>
         <w:rPr>
           <w:rFonts w:ascii="SimSun" w:hAnsi="SimSun" w:eastAsia="宋体"/>
+          <w:b w:val="0"/>
           <w:sz w:val="21"/>
         </w:rPr>
-        <w:t>导入文件需使用系统约定模板，字段名称、日期格式和文件类型不一致时可能导致解析失败。</w:t>
+        <w:t>建议运营人员每日先查看店铺统计和商品统计，定位销售变化，再进入 PID/SPU 看板分析推广商品表现，最后进入库存看板确认库存风险。对于需要团队同步的结论，可通过 AI 分析生成初稿，再结合导出图片或 Excel 报表完成分发。</w:t>
       </w:r>
     </w:p>
     <w:p>
       <w:pPr>
-        <w:pStyle w:val="ListBullet"/>
+        <w:pStyle w:val="Heading1"/>
+      </w:pPr>
+      <w:r>
+        <w:t>12 附录：接口与数据表</w:t>
+      </w:r>
+    </w:p>
+    <w:p>
+      <w:pPr>
+        <w:pStyle w:val="Heading2"/>
+      </w:pPr>
+      <w:r>
+        <w:t>12.1 主要接口</w:t>
+      </w:r>
+    </w:p>
+    <w:p>
+      <w:pPr>
         <w:spacing w:after="80"/>
+        <w:ind w:left="360" w:hanging="240"/>
       </w:pPr>
       <w:r>
         <w:rPr>
           <w:rFonts w:ascii="SimSun" w:hAnsi="SimSun" w:eastAsia="宋体"/>
+          <w:b w:val="0"/>
           <w:sz w:val="21"/>
         </w:rPr>
-        <w:t>维护主推 SPU 映射后，部分报表需等待下一次任务刷新或接口重新查询后才会体现。</w:t>
+        <w:t>• 商品统计：/tk/sales/productStats、/export、/aiAnalysis、/broadcast。</w:t>
       </w:r>
     </w:p>
     <w:p>
       <w:pPr>
-        <w:pStyle w:val="ListBullet"/>
         <w:spacing w:after="80"/>
+        <w:ind w:left="360" w:hanging="240"/>
       </w:pPr>
       <w:r>
         <w:rPr>
           <w:rFonts w:ascii="SimSun" w:hAnsi="SimSun" w:eastAsia="宋体"/>
+          <w:b w:val="0"/>
           <w:sz w:val="21"/>
         </w:rPr>
-        <w:t>库存差异类指标用于风险识别，实际处理还需结合平台后台、仓库系统和同步任务日志复核。</w:t>
+        <w:t>• 店铺统计：/tk/sales/storeSiteStats、/export、/broadcast。</w:t>
       </w:r>
     </w:p>
     <w:p>
       <w:pPr>
-        <w:pStyle w:val="ListBullet"/>
         <w:spacing w:after="80"/>
+        <w:ind w:left="360" w:hanging="240"/>
       </w:pPr>
       <w:r>
         <w:rPr>
           <w:rFonts w:ascii="SimSun" w:hAnsi="SimSun" w:eastAsia="宋体"/>
+          <w:b w:val="0"/>
           <w:sz w:val="21"/>
         </w:rPr>
-        <w:t>AI 分析、图片导出和消息推送会使用当前页面筛选条件，发送前应确认数据范围和接收对象。</w:t>
+        <w:t>• PID 看板：/tk/pid/dashboard、/detail、/spu/dashboard、/mainSpuMapping。</w:t>
       </w:r>
     </w:p>
     <w:p>
       <w:pPr>
-        <w:pStyle w:val="Heading2"/>
+        <w:spacing w:after="80"/>
+        <w:ind w:left="360" w:hanging="240"/>
       </w:pPr>
       <w:r>
-        <w:t>5.6 附录：数据安全与备份</w:t>
+        <w:rPr>
+          <w:rFonts w:ascii="SimSun" w:hAnsi="SimSun" w:eastAsia="宋体"/>
+          <w:b w:val="0"/>
+          <w:sz w:val="21"/>
+        </w:rPr>
+        <w:t>• 数据导入：/tk/import/productList、/productCampaign、/videoPerformance、/tkAccount。</w:t>
       </w:r>
     </w:p>
     <w:p>
       <w:pPr>
-        <w:spacing w:line="300" w:lineRule="auto"/>
-        <w:ind w:firstLine="420"/>
+        <w:pStyle w:val="Heading2"/>
+      </w:pPr>
+      <w:r>
+        <w:t>12.2 主要数据表</w:t>
+      </w:r>
+    </w:p>
+    <w:p>
+      <w:pPr>
+        <w:spacing w:after="80"/>
+        <w:ind w:left="360" w:hanging="240"/>
       </w:pPr>
       <w:r>
         <w:rPr>
           <w:rFonts w:ascii="SimSun" w:hAnsi="SimSun" w:eastAsia="宋体"/>
+          <w:b w:val="0"/>
           <w:sz w:val="21"/>
         </w:rPr>
-        <w:t>系统涉及店铺经营、商品销量、库存和账号数据，使用人员应按照公司权限制度访问，不得将导出的 Excel、截图或推送内容发送给无关人员。管理员应定期检查账号权限、接口密钥、数据库备份和调度任务日志。</w:t>
+        <w:t>• ads_sales_pid_dashboard_1d：PID 看板应用层销售与视频指标结果表。</w:t>
       </w:r>
     </w:p>
     <w:p>
       <w:pPr>
-        <w:spacing w:line="300" w:lineRule="auto"/>
-        <w:ind w:firstLine="420"/>
+        <w:spacing w:after="80"/>
+        <w:ind w:left="360" w:hanging="240"/>
       </w:pPr>
       <w:r>
         <w:rPr>
           <w:rFonts w:ascii="SimSun" w:hAnsi="SimSun" w:eastAsia="宋体"/>
+          <w:b w:val="0"/>
           <w:sz w:val="21"/>
         </w:rPr>
-        <w:t>数据库、导入文件和日志应按照业务要求保留。对于重要配置、主推 SPU 映射和导入批次，建议结合数据库备份、对象存储或文件服务器进行周期性备份，避免因误操作或任务异常影响报表使用。</w:t>
+        <w:t>• ads_sales_store_market_1d：店铺与市场维度应用层销售结果表。</w:t>
+      </w:r>
+    </w:p>
+    <w:p>
+      <w:pPr>
+        <w:spacing w:after="80"/>
+        <w:ind w:left="360" w:hanging="240"/>
+      </w:pPr>
+      <w:r>
+        <w:rPr>
+          <w:rFonts w:ascii="SimSun" w:hAnsi="SimSun" w:eastAsia="宋体"/>
+          <w:b w:val="0"/>
+          <w:sz w:val="21"/>
+        </w:rPr>
+        <w:t>• MySQL 配置与映射表：保存导入批次、主推 SPU 映射、同步状态和业务配置。</w:t>
+      </w:r>
+    </w:p>
+    <w:p>
+      <w:pPr>
+        <w:pStyle w:val="Heading2"/>
+      </w:pPr>
+      <w:r>
+        <w:t>12.3 使用注意事项</w:t>
+      </w:r>
+    </w:p>
+    <w:p>
+      <w:pPr>
+        <w:spacing w:line="300" w:lineRule="auto"/>
+        <w:ind w:firstLine="420"/>
+      </w:pPr>
+      <w:r>
+        <w:rPr>
+          <w:rFonts w:ascii="SimSun" w:hAnsi="SimSun" w:eastAsia="宋体"/>
+          <w:b w:val="0"/>
+          <w:sz w:val="21"/>
+        </w:rPr>
+        <w:t>跨市场统计涉及本地时间、支付时间、币种和平台接口返回时间，用户应以页面说明弹窗中的口径为准。涉及店铺经营、商品销量、库存和账号数据的导出文件应按照公司权限制度保存和分发，不得发送给无关人员。</w:t>
+      </w:r>
+    </w:p>
+    <w:p>
+      <w:pPr>
+        <w:pStyle w:val="Heading2"/>
+      </w:pPr>
+      <w:r>
+        <w:t>12.4 数据维护与版本升级建议</w:t>
+      </w:r>
+    </w:p>
+    <w:p>
+      <w:pPr>
+        <w:spacing w:line="300" w:lineRule="auto"/>
+        <w:ind w:firstLine="420"/>
+      </w:pPr>
+      <w:r>
+        <w:rPr>
+          <w:rFonts w:ascii="SimSun" w:hAnsi="SimSun" w:eastAsia="宋体"/>
+          <w:b w:val="0"/>
+          <w:sz w:val="21"/>
+        </w:rPr>
+        <w:t>系统上线后应定期检查 Doris ADS 表同步任务、后端接口日志、导入模板字段和前端筛选项是否保持一致。新增市场、店铺、PID 规则或库存字段时，应同步更新数据加工脚本、接口返回字段、页面说明弹窗和用户手册，避免业务口径在不同环节出现偏差。</w:t>
+      </w:r>
+    </w:p>
+    <w:p>
+      <w:pPr>
+        <w:pStyle w:val="Heading2"/>
+      </w:pPr>
+      <w:r>
+        <w:t>12.5 交付与归档建议</w:t>
+      </w:r>
+    </w:p>
+    <w:p>
+      <w:pPr>
+        <w:spacing w:line="300" w:lineRule="auto"/>
+        <w:ind w:firstLine="420"/>
+      </w:pPr>
+      <w:r>
+        <w:rPr>
+          <w:rFonts w:ascii="SimSun" w:hAnsi="SimSun" w:eastAsia="宋体"/>
+          <w:b w:val="0"/>
+          <w:sz w:val="21"/>
+        </w:rPr>
+        <w:t>软著材料归档时，建议将用户手册、功能特点、源代码文档、截图目录和代码说明文件放在同一项目目录下，并保留生成日期、版本号和权利人信息。正式提交前应检查文档页码、章节标题、图注编号和软件名称是否一致。</w:t>
       </w:r>
     </w:p>
     <w:sectPr>
@@ -3180,6 +2740,8 @@
     </w:pPr>
     <w:r>
       <w:rPr>
+        <w:rFonts w:ascii="SimSun" w:hAnsi="SimSun" w:eastAsia="宋体"/>
+        <w:b w:val="0"/>
         <w:sz w:val="18"/>
       </w:rPr>
       <w:t xml:space="preserve">第 </w:t>
@@ -3188,6 +2750,11 @@
       <w:fldChar w:fldCharType="end"/>
     </w:r>
     <w:r>
+      <w:rPr>
+        <w:rFonts w:ascii="SimSun" w:hAnsi="SimSun" w:eastAsia="宋体"/>
+        <w:b w:val="0"/>
+        <w:sz w:val="18"/>
+      </w:rPr>
       <w:t xml:space="preserve"> 页</w:t>
     </w:r>
   </w:p>
@@ -3620,7 +3187,7 @@
     <w:pPr>
       <w:keepNext/>
       <w:keepLines/>
-      <w:spacing w:before="320" w:after="160"/>
+      <w:spacing w:before="240" w:after="120"/>
       <w:outlineLvl w:val="0"/>
     </w:pPr>
     <w:rPr>
@@ -3644,7 +3211,7 @@
     <w:pPr>
       <w:keepNext/>
       <w:keepLines/>
-      <w:spacing w:before="240" w:after="120"/>
+      <w:spacing w:before="160" w:after="120"/>
       <w:outlineLvl w:val="1"/>
     </w:pPr>
     <w:rPr>
@@ -3668,7 +3235,7 @@
     <w:pPr>
       <w:keepNext/>
       <w:keepLines/>
-      <w:spacing w:before="160" w:after="80"/>
+      <w:spacing w:before="160" w:after="120"/>
       <w:outlineLvl w:val="2"/>
     </w:pPr>
     <w:rPr>

--- a/software/麻生跨境店铺智能化商品数据报表系统/软著生成材料/麻生跨境店铺智能化商品数据报表系统-用户手册.docx
+++ b/software/麻生跨境店铺智能化商品数据报表系统/软著生成材料/麻生跨境店铺智能化商品数据报表系统-用户手册.docx
@@ -92,6 +92,14 @@
           <w:docPartUnique/>
         </w:docPartObj>
       </w:sdtPr>
+      <w:sdtEndPr>
+        <w:rPr>
+          <w:rFonts w:ascii="宋体" w:hAnsi="宋体" w:eastAsia="宋体" w:cstheme="minorBidi"/>
+          <w:sz w:val="21"/>
+          <w:szCs w:val="22"/>
+          <w:lang w:val="en-US" w:eastAsia="en-US" w:bidi="ar-SA"/>
+        </w:rPr>
+      </w:sdtEndPr>
       <w:sdtContent>
         <w:p>
           <w:pPr>
@@ -127,7 +135,7 @@
             <w:fldChar w:fldCharType="begin"/>
           </w:r>
           <w:r>
-            <w:instrText xml:space="preserve"> HYPERLINK \l _Toc414025522 </w:instrText>
+            <w:instrText xml:space="preserve"> HYPERLINK \l _Toc2122072286 </w:instrText>
           </w:r>
           <w:r>
             <w:fldChar w:fldCharType="separate"/>
@@ -142,7 +150,7 @@
             <w:fldChar w:fldCharType="begin"/>
           </w:r>
           <w:r>
-            <w:instrText xml:space="preserve"> PAGEREF _Toc414025522 \h </w:instrText>
+            <w:instrText xml:space="preserve"> PAGEREF _Toc2122072286 \h </w:instrText>
           </w:r>
           <w:r>
             <w:fldChar w:fldCharType="separate"/>
@@ -168,7 +176,7 @@
             <w:fldChar w:fldCharType="begin"/>
           </w:r>
           <w:r>
-            <w:instrText xml:space="preserve"> HYPERLINK \l _Toc679931974 </w:instrText>
+            <w:instrText xml:space="preserve"> HYPERLINK \l _Toc260501426 </w:instrText>
           </w:r>
           <w:r>
             <w:fldChar w:fldCharType="separate"/>
@@ -183,7 +191,7 @@
             <w:fldChar w:fldCharType="begin"/>
           </w:r>
           <w:r>
-            <w:instrText xml:space="preserve"> PAGEREF _Toc679931974 \h </w:instrText>
+            <w:instrText xml:space="preserve"> PAGEREF _Toc260501426 \h </w:instrText>
           </w:r>
           <w:r>
             <w:fldChar w:fldCharType="separate"/>
@@ -209,7 +217,7 @@
             <w:fldChar w:fldCharType="begin"/>
           </w:r>
           <w:r>
-            <w:instrText xml:space="preserve"> HYPERLINK \l _Toc856201331 </w:instrText>
+            <w:instrText xml:space="preserve"> HYPERLINK \l _Toc1675794196 </w:instrText>
           </w:r>
           <w:r>
             <w:fldChar w:fldCharType="separate"/>
@@ -224,7 +232,7 @@
             <w:fldChar w:fldCharType="begin"/>
           </w:r>
           <w:r>
-            <w:instrText xml:space="preserve"> PAGEREF _Toc856201331 \h </w:instrText>
+            <w:instrText xml:space="preserve"> PAGEREF _Toc1675794196 \h </w:instrText>
           </w:r>
           <w:r>
             <w:fldChar w:fldCharType="separate"/>
@@ -250,7 +258,7 @@
             <w:fldChar w:fldCharType="begin"/>
           </w:r>
           <w:r>
-            <w:instrText xml:space="preserve"> HYPERLINK \l _Toc2035335217 </w:instrText>
+            <w:instrText xml:space="preserve"> HYPERLINK \l _Toc825021767 </w:instrText>
           </w:r>
           <w:r>
             <w:fldChar w:fldCharType="separate"/>
@@ -265,7 +273,7 @@
             <w:fldChar w:fldCharType="begin"/>
           </w:r>
           <w:r>
-            <w:instrText xml:space="preserve"> PAGEREF _Toc2035335217 \h </w:instrText>
+            <w:instrText xml:space="preserve"> PAGEREF _Toc825021767 \h </w:instrText>
           </w:r>
           <w:r>
             <w:fldChar w:fldCharType="separate"/>
@@ -291,7 +299,7 @@
             <w:fldChar w:fldCharType="begin"/>
           </w:r>
           <w:r>
-            <w:instrText xml:space="preserve"> HYPERLINK \l _Toc611979056 </w:instrText>
+            <w:instrText xml:space="preserve"> HYPERLINK \l _Toc1986412937 </w:instrText>
           </w:r>
           <w:r>
             <w:fldChar w:fldCharType="separate"/>
@@ -306,7 +314,7 @@
             <w:fldChar w:fldCharType="begin"/>
           </w:r>
           <w:r>
-            <w:instrText xml:space="preserve"> PAGEREF _Toc611979056 \h </w:instrText>
+            <w:instrText xml:space="preserve"> PAGEREF _Toc1986412937 \h </w:instrText>
           </w:r>
           <w:r>
             <w:fldChar w:fldCharType="separate"/>
@@ -332,7 +340,7 @@
             <w:fldChar w:fldCharType="begin"/>
           </w:r>
           <w:r>
-            <w:instrText xml:space="preserve"> HYPERLINK \l _Toc1232808709 </w:instrText>
+            <w:instrText xml:space="preserve"> HYPERLINK \l _Toc861455897 </w:instrText>
           </w:r>
           <w:r>
             <w:fldChar w:fldCharType="separate"/>
@@ -347,7 +355,7 @@
             <w:fldChar w:fldCharType="begin"/>
           </w:r>
           <w:r>
-            <w:instrText xml:space="preserve"> PAGEREF _Toc1232808709 \h </w:instrText>
+            <w:instrText xml:space="preserve"> PAGEREF _Toc861455897 \h </w:instrText>
           </w:r>
           <w:r>
             <w:fldChar w:fldCharType="separate"/>
@@ -373,7 +381,7 @@
             <w:fldChar w:fldCharType="begin"/>
           </w:r>
           <w:r>
-            <w:instrText xml:space="preserve"> HYPERLINK \l _Toc893745907 </w:instrText>
+            <w:instrText xml:space="preserve"> HYPERLINK \l _Toc154512805 </w:instrText>
           </w:r>
           <w:r>
             <w:fldChar w:fldCharType="separate"/>
@@ -388,7 +396,7 @@
             <w:fldChar w:fldCharType="begin"/>
           </w:r>
           <w:r>
-            <w:instrText xml:space="preserve"> PAGEREF _Toc893745907 \h </w:instrText>
+            <w:instrText xml:space="preserve"> PAGEREF _Toc154512805 \h </w:instrText>
           </w:r>
           <w:r>
             <w:fldChar w:fldCharType="separate"/>
@@ -414,7 +422,7 @@
             <w:fldChar w:fldCharType="begin"/>
           </w:r>
           <w:r>
-            <w:instrText xml:space="preserve"> HYPERLINK \l _Toc1686831831 </w:instrText>
+            <w:instrText xml:space="preserve"> HYPERLINK \l _Toc588984412 </w:instrText>
           </w:r>
           <w:r>
             <w:fldChar w:fldCharType="separate"/>
@@ -429,7 +437,7 @@
             <w:fldChar w:fldCharType="begin"/>
           </w:r>
           <w:r>
-            <w:instrText xml:space="preserve"> PAGEREF _Toc1686831831 \h </w:instrText>
+            <w:instrText xml:space="preserve"> PAGEREF _Toc588984412 \h </w:instrText>
           </w:r>
           <w:r>
             <w:fldChar w:fldCharType="separate"/>
@@ -455,7 +463,7 @@
             <w:fldChar w:fldCharType="begin"/>
           </w:r>
           <w:r>
-            <w:instrText xml:space="preserve"> HYPERLINK \l _Toc1650959570 </w:instrText>
+            <w:instrText xml:space="preserve"> HYPERLINK \l _Toc1308883461 </w:instrText>
           </w:r>
           <w:r>
             <w:fldChar w:fldCharType="separate"/>
@@ -470,7 +478,7 @@
             <w:fldChar w:fldCharType="begin"/>
           </w:r>
           <w:r>
-            <w:instrText xml:space="preserve"> PAGEREF _Toc1650959570 \h </w:instrText>
+            <w:instrText xml:space="preserve"> PAGEREF _Toc1308883461 \h </w:instrText>
           </w:r>
           <w:r>
             <w:fldChar w:fldCharType="separate"/>
@@ -496,7 +504,7 @@
             <w:fldChar w:fldCharType="begin"/>
           </w:r>
           <w:r>
-            <w:instrText xml:space="preserve"> HYPERLINK \l _Toc41290103 </w:instrText>
+            <w:instrText xml:space="preserve"> HYPERLINK \l _Toc1729332806 </w:instrText>
           </w:r>
           <w:r>
             <w:fldChar w:fldCharType="separate"/>
@@ -511,7 +519,7 @@
             <w:fldChar w:fldCharType="begin"/>
           </w:r>
           <w:r>
-            <w:instrText xml:space="preserve"> PAGEREF _Toc41290103 \h </w:instrText>
+            <w:instrText xml:space="preserve"> PAGEREF _Toc1729332806 \h </w:instrText>
           </w:r>
           <w:r>
             <w:fldChar w:fldCharType="separate"/>
@@ -537,7 +545,7 @@
             <w:fldChar w:fldCharType="begin"/>
           </w:r>
           <w:r>
-            <w:instrText xml:space="preserve"> HYPERLINK \l _Toc325543140 </w:instrText>
+            <w:instrText xml:space="preserve"> HYPERLINK \l _Toc852791944 </w:instrText>
           </w:r>
           <w:r>
             <w:fldChar w:fldCharType="separate"/>
@@ -552,7 +560,7 @@
             <w:fldChar w:fldCharType="begin"/>
           </w:r>
           <w:r>
-            <w:instrText xml:space="preserve"> PAGEREF _Toc325543140 \h </w:instrText>
+            <w:instrText xml:space="preserve"> PAGEREF _Toc852791944 \h </w:instrText>
           </w:r>
           <w:r>
             <w:fldChar w:fldCharType="separate"/>
@@ -578,7 +586,7 @@
             <w:fldChar w:fldCharType="begin"/>
           </w:r>
           <w:r>
-            <w:instrText xml:space="preserve"> HYPERLINK \l _Toc1762705071 </w:instrText>
+            <w:instrText xml:space="preserve"> HYPERLINK \l _Toc568342730 </w:instrText>
           </w:r>
           <w:r>
             <w:fldChar w:fldCharType="separate"/>
@@ -593,7 +601,7 @@
             <w:fldChar w:fldCharType="begin"/>
           </w:r>
           <w:r>
-            <w:instrText xml:space="preserve"> PAGEREF _Toc1762705071 \h </w:instrText>
+            <w:instrText xml:space="preserve"> PAGEREF _Toc568342730 \h </w:instrText>
           </w:r>
           <w:r>
             <w:fldChar w:fldCharType="separate"/>
@@ -619,7 +627,7 @@
             <w:fldChar w:fldCharType="begin"/>
           </w:r>
           <w:r>
-            <w:instrText xml:space="preserve"> HYPERLINK \l _Toc1247217932 </w:instrText>
+            <w:instrText xml:space="preserve"> HYPERLINK \l _Toc129001254 </w:instrText>
           </w:r>
           <w:r>
             <w:fldChar w:fldCharType="separate"/>
@@ -634,7 +642,7 @@
             <w:fldChar w:fldCharType="begin"/>
           </w:r>
           <w:r>
-            <w:instrText xml:space="preserve"> PAGEREF _Toc1247217932 \h </w:instrText>
+            <w:instrText xml:space="preserve"> PAGEREF _Toc129001254 \h </w:instrText>
           </w:r>
           <w:r>
             <w:fldChar w:fldCharType="separate"/>
@@ -660,7 +668,7 @@
             <w:fldChar w:fldCharType="begin"/>
           </w:r>
           <w:r>
-            <w:instrText xml:space="preserve"> HYPERLINK \l _Toc403904757 </w:instrText>
+            <w:instrText xml:space="preserve"> HYPERLINK \l _Toc1313076155 </w:instrText>
           </w:r>
           <w:r>
             <w:fldChar w:fldCharType="separate"/>
@@ -675,7 +683,7 @@
             <w:fldChar w:fldCharType="begin"/>
           </w:r>
           <w:r>
-            <w:instrText xml:space="preserve"> PAGEREF _Toc403904757 \h </w:instrText>
+            <w:instrText xml:space="preserve"> PAGEREF _Toc1313076155 \h </w:instrText>
           </w:r>
           <w:r>
             <w:fldChar w:fldCharType="separate"/>
@@ -701,7 +709,7 @@
             <w:fldChar w:fldCharType="begin"/>
           </w:r>
           <w:r>
-            <w:instrText xml:space="preserve"> HYPERLINK \l _Toc231442732 </w:instrText>
+            <w:instrText xml:space="preserve"> HYPERLINK \l _Toc1328980513 </w:instrText>
           </w:r>
           <w:r>
             <w:fldChar w:fldCharType="separate"/>
@@ -716,7 +724,7 @@
             <w:fldChar w:fldCharType="begin"/>
           </w:r>
           <w:r>
-            <w:instrText xml:space="preserve"> PAGEREF _Toc231442732 \h </w:instrText>
+            <w:instrText xml:space="preserve"> PAGEREF _Toc1328980513 \h </w:instrText>
           </w:r>
           <w:r>
             <w:fldChar w:fldCharType="separate"/>
@@ -742,7 +750,7 @@
             <w:fldChar w:fldCharType="begin"/>
           </w:r>
           <w:r>
-            <w:instrText xml:space="preserve"> HYPERLINK \l _Toc765112007 </w:instrText>
+            <w:instrText xml:space="preserve"> HYPERLINK \l _Toc198069544 </w:instrText>
           </w:r>
           <w:r>
             <w:fldChar w:fldCharType="separate"/>
@@ -757,7 +765,7 @@
             <w:fldChar w:fldCharType="begin"/>
           </w:r>
           <w:r>
-            <w:instrText xml:space="preserve"> PAGEREF _Toc765112007 \h </w:instrText>
+            <w:instrText xml:space="preserve"> PAGEREF _Toc198069544 \h </w:instrText>
           </w:r>
           <w:r>
             <w:fldChar w:fldCharType="separate"/>
@@ -783,7 +791,7 @@
             <w:fldChar w:fldCharType="begin"/>
           </w:r>
           <w:r>
-            <w:instrText xml:space="preserve"> HYPERLINK \l _Toc105423413 </w:instrText>
+            <w:instrText xml:space="preserve"> HYPERLINK \l _Toc355173158 </w:instrText>
           </w:r>
           <w:r>
             <w:fldChar w:fldCharType="separate"/>
@@ -798,7 +806,7 @@
             <w:fldChar w:fldCharType="begin"/>
           </w:r>
           <w:r>
-            <w:instrText xml:space="preserve"> PAGEREF _Toc105423413 \h </w:instrText>
+            <w:instrText xml:space="preserve"> PAGEREF _Toc355173158 \h </w:instrText>
           </w:r>
           <w:r>
             <w:fldChar w:fldCharType="separate"/>
@@ -824,7 +832,7 @@
             <w:fldChar w:fldCharType="begin"/>
           </w:r>
           <w:r>
-            <w:instrText xml:space="preserve"> HYPERLINK \l _Toc177293516 </w:instrText>
+            <w:instrText xml:space="preserve"> HYPERLINK \l _Toc1538211493 </w:instrText>
           </w:r>
           <w:r>
             <w:fldChar w:fldCharType="separate"/>
@@ -839,7 +847,7 @@
             <w:fldChar w:fldCharType="begin"/>
           </w:r>
           <w:r>
-            <w:instrText xml:space="preserve"> PAGEREF _Toc177293516 \h </w:instrText>
+            <w:instrText xml:space="preserve"> PAGEREF _Toc1538211493 \h </w:instrText>
           </w:r>
           <w:r>
             <w:fldChar w:fldCharType="separate"/>
@@ -865,7 +873,7 @@
             <w:fldChar w:fldCharType="begin"/>
           </w:r>
           <w:r>
-            <w:instrText xml:space="preserve"> HYPERLINK \l _Toc1212305023 </w:instrText>
+            <w:instrText xml:space="preserve"> HYPERLINK \l _Toc1312420265 </w:instrText>
           </w:r>
           <w:r>
             <w:fldChar w:fldCharType="separate"/>
@@ -880,7 +888,7 @@
             <w:fldChar w:fldCharType="begin"/>
           </w:r>
           <w:r>
-            <w:instrText xml:space="preserve"> PAGEREF _Toc1212305023 \h </w:instrText>
+            <w:instrText xml:space="preserve"> PAGEREF _Toc1312420265 \h </w:instrText>
           </w:r>
           <w:r>
             <w:fldChar w:fldCharType="separate"/>
@@ -906,7 +914,7 @@
             <w:fldChar w:fldCharType="begin"/>
           </w:r>
           <w:r>
-            <w:instrText xml:space="preserve"> HYPERLINK \l _Toc2033162472 </w:instrText>
+            <w:instrText xml:space="preserve"> HYPERLINK \l _Toc1042855518 </w:instrText>
           </w:r>
           <w:r>
             <w:fldChar w:fldCharType="separate"/>
@@ -921,7 +929,7 @@
             <w:fldChar w:fldCharType="begin"/>
           </w:r>
           <w:r>
-            <w:instrText xml:space="preserve"> PAGEREF _Toc2033162472 \h </w:instrText>
+            <w:instrText xml:space="preserve"> PAGEREF _Toc1042855518 \h </w:instrText>
           </w:r>
           <w:r>
             <w:fldChar w:fldCharType="separate"/>
@@ -947,7 +955,7 @@
             <w:fldChar w:fldCharType="begin"/>
           </w:r>
           <w:r>
-            <w:instrText xml:space="preserve"> HYPERLINK \l _Toc601875840 </w:instrText>
+            <w:instrText xml:space="preserve"> HYPERLINK \l _Toc1658647859 </w:instrText>
           </w:r>
           <w:r>
             <w:fldChar w:fldCharType="separate"/>
@@ -962,7 +970,7 @@
             <w:fldChar w:fldCharType="begin"/>
           </w:r>
           <w:r>
-            <w:instrText xml:space="preserve"> PAGEREF _Toc601875840 \h </w:instrText>
+            <w:instrText xml:space="preserve"> PAGEREF _Toc1658647859 \h </w:instrText>
           </w:r>
           <w:r>
             <w:fldChar w:fldCharType="separate"/>
@@ -988,7 +996,7 @@
             <w:fldChar w:fldCharType="begin"/>
           </w:r>
           <w:r>
-            <w:instrText xml:space="preserve"> HYPERLINK \l _Toc1079265510 </w:instrText>
+            <w:instrText xml:space="preserve"> HYPERLINK \l _Toc409344506 </w:instrText>
           </w:r>
           <w:r>
             <w:fldChar w:fldCharType="separate"/>
@@ -1003,7 +1011,7 @@
             <w:fldChar w:fldCharType="begin"/>
           </w:r>
           <w:r>
-            <w:instrText xml:space="preserve"> PAGEREF _Toc1079265510 \h </w:instrText>
+            <w:instrText xml:space="preserve"> PAGEREF _Toc409344506 \h </w:instrText>
           </w:r>
           <w:r>
             <w:fldChar w:fldCharType="separate"/>
@@ -1029,7 +1037,7 @@
             <w:fldChar w:fldCharType="begin"/>
           </w:r>
           <w:r>
-            <w:instrText xml:space="preserve"> HYPERLINK \l _Toc1568544008 </w:instrText>
+            <w:instrText xml:space="preserve"> HYPERLINK \l _Toc1462991001 </w:instrText>
           </w:r>
           <w:r>
             <w:fldChar w:fldCharType="separate"/>
@@ -1044,7 +1052,7 @@
             <w:fldChar w:fldCharType="begin"/>
           </w:r>
           <w:r>
-            <w:instrText xml:space="preserve"> PAGEREF _Toc1568544008 \h </w:instrText>
+            <w:instrText xml:space="preserve"> PAGEREF _Toc1462991001 \h </w:instrText>
           </w:r>
           <w:r>
             <w:fldChar w:fldCharType="separate"/>
@@ -1070,7 +1078,7 @@
             <w:fldChar w:fldCharType="begin"/>
           </w:r>
           <w:r>
-            <w:instrText xml:space="preserve"> HYPERLINK \l _Toc9891884 </w:instrText>
+            <w:instrText xml:space="preserve"> HYPERLINK \l _Toc1949479304 </w:instrText>
           </w:r>
           <w:r>
             <w:fldChar w:fldCharType="separate"/>
@@ -1085,7 +1093,7 @@
             <w:fldChar w:fldCharType="begin"/>
           </w:r>
           <w:r>
-            <w:instrText xml:space="preserve"> PAGEREF _Toc9891884 \h </w:instrText>
+            <w:instrText xml:space="preserve"> PAGEREF _Toc1949479304 \h </w:instrText>
           </w:r>
           <w:r>
             <w:fldChar w:fldCharType="separate"/>
@@ -1111,7 +1119,7 @@
             <w:fldChar w:fldCharType="begin"/>
           </w:r>
           <w:r>
-            <w:instrText xml:space="preserve"> HYPERLINK \l _Toc896653569 </w:instrText>
+            <w:instrText xml:space="preserve"> HYPERLINK \l _Toc740660049 </w:instrText>
           </w:r>
           <w:r>
             <w:fldChar w:fldCharType="separate"/>
@@ -1126,7 +1134,7 @@
             <w:fldChar w:fldCharType="begin"/>
           </w:r>
           <w:r>
-            <w:instrText xml:space="preserve"> PAGEREF _Toc896653569 \h </w:instrText>
+            <w:instrText xml:space="preserve"> PAGEREF _Toc740660049 \h </w:instrText>
           </w:r>
           <w:r>
             <w:fldChar w:fldCharType="separate"/>
@@ -1152,7 +1160,7 @@
             <w:fldChar w:fldCharType="begin"/>
           </w:r>
           <w:r>
-            <w:instrText xml:space="preserve"> HYPERLINK \l _Toc1163783184 </w:instrText>
+            <w:instrText xml:space="preserve"> HYPERLINK \l _Toc1458225531 </w:instrText>
           </w:r>
           <w:r>
             <w:fldChar w:fldCharType="separate"/>
@@ -1167,7 +1175,7 @@
             <w:fldChar w:fldCharType="begin"/>
           </w:r>
           <w:r>
-            <w:instrText xml:space="preserve"> PAGEREF _Toc1163783184 \h </w:instrText>
+            <w:instrText xml:space="preserve"> PAGEREF _Toc1458225531 \h </w:instrText>
           </w:r>
           <w:r>
             <w:fldChar w:fldCharType="separate"/>
@@ -1193,7 +1201,7 @@
             <w:fldChar w:fldCharType="begin"/>
           </w:r>
           <w:r>
-            <w:instrText xml:space="preserve"> HYPERLINK \l _Toc422916612 </w:instrText>
+            <w:instrText xml:space="preserve"> HYPERLINK \l _Toc1313119953 </w:instrText>
           </w:r>
           <w:r>
             <w:fldChar w:fldCharType="separate"/>
@@ -1208,7 +1216,7 @@
             <w:fldChar w:fldCharType="begin"/>
           </w:r>
           <w:r>
-            <w:instrText xml:space="preserve"> PAGEREF _Toc422916612 \h </w:instrText>
+            <w:instrText xml:space="preserve"> PAGEREF _Toc1313119953 \h </w:instrText>
           </w:r>
           <w:r>
             <w:fldChar w:fldCharType="separate"/>
@@ -1234,7 +1242,7 @@
             <w:fldChar w:fldCharType="begin"/>
           </w:r>
           <w:r>
-            <w:instrText xml:space="preserve"> HYPERLINK \l _Toc1936109961 </w:instrText>
+            <w:instrText xml:space="preserve"> HYPERLINK \l _Toc2065093499 </w:instrText>
           </w:r>
           <w:r>
             <w:fldChar w:fldCharType="separate"/>
@@ -1249,7 +1257,7 @@
             <w:fldChar w:fldCharType="begin"/>
           </w:r>
           <w:r>
-            <w:instrText xml:space="preserve"> PAGEREF _Toc1936109961 \h </w:instrText>
+            <w:instrText xml:space="preserve"> PAGEREF _Toc2065093499 \h </w:instrText>
           </w:r>
           <w:r>
             <w:fldChar w:fldCharType="separate"/>
@@ -1275,7 +1283,7 @@
             <w:fldChar w:fldCharType="begin"/>
           </w:r>
           <w:r>
-            <w:instrText xml:space="preserve"> HYPERLINK \l _Toc1527895183 </w:instrText>
+            <w:instrText xml:space="preserve"> HYPERLINK \l _Toc395734879 </w:instrText>
           </w:r>
           <w:r>
             <w:fldChar w:fldCharType="separate"/>
@@ -1290,7 +1298,7 @@
             <w:fldChar w:fldCharType="begin"/>
           </w:r>
           <w:r>
-            <w:instrText xml:space="preserve"> PAGEREF _Toc1527895183 \h </w:instrText>
+            <w:instrText xml:space="preserve"> PAGEREF _Toc395734879 \h </w:instrText>
           </w:r>
           <w:r>
             <w:fldChar w:fldCharType="separate"/>
@@ -1316,7 +1324,7 @@
             <w:fldChar w:fldCharType="begin"/>
           </w:r>
           <w:r>
-            <w:instrText xml:space="preserve"> HYPERLINK \l _Toc1872373502 </w:instrText>
+            <w:instrText xml:space="preserve"> HYPERLINK \l _Toc359256594 </w:instrText>
           </w:r>
           <w:r>
             <w:fldChar w:fldCharType="separate"/>
@@ -1331,7 +1339,7 @@
             <w:fldChar w:fldCharType="begin"/>
           </w:r>
           <w:r>
-            <w:instrText xml:space="preserve"> PAGEREF _Toc1872373502 \h </w:instrText>
+            <w:instrText xml:space="preserve"> PAGEREF _Toc359256594 \h </w:instrText>
           </w:r>
           <w:r>
             <w:fldChar w:fldCharType="separate"/>
@@ -1357,7 +1365,7 @@
             <w:fldChar w:fldCharType="begin"/>
           </w:r>
           <w:r>
-            <w:instrText xml:space="preserve"> HYPERLINK \l _Toc1903568623 </w:instrText>
+            <w:instrText xml:space="preserve"> HYPERLINK \l _Toc1449043641 </w:instrText>
           </w:r>
           <w:r>
             <w:fldChar w:fldCharType="separate"/>
@@ -1372,7 +1380,7 @@
             <w:fldChar w:fldCharType="begin"/>
           </w:r>
           <w:r>
-            <w:instrText xml:space="preserve"> PAGEREF _Toc1903568623 \h </w:instrText>
+            <w:instrText xml:space="preserve"> PAGEREF _Toc1449043641 \h </w:instrText>
           </w:r>
           <w:r>
             <w:fldChar w:fldCharType="separate"/>
@@ -1398,7 +1406,7 @@
             <w:fldChar w:fldCharType="begin"/>
           </w:r>
           <w:r>
-            <w:instrText xml:space="preserve"> HYPERLINK \l _Toc66473755 </w:instrText>
+            <w:instrText xml:space="preserve"> HYPERLINK \l _Toc1611917307 </w:instrText>
           </w:r>
           <w:r>
             <w:fldChar w:fldCharType="separate"/>
@@ -1413,7 +1421,7 @@
             <w:fldChar w:fldCharType="begin"/>
           </w:r>
           <w:r>
-            <w:instrText xml:space="preserve"> PAGEREF _Toc66473755 \h </w:instrText>
+            <w:instrText xml:space="preserve"> PAGEREF _Toc1611917307 \h </w:instrText>
           </w:r>
           <w:r>
             <w:fldChar w:fldCharType="separate"/>
@@ -1439,7 +1447,7 @@
             <w:fldChar w:fldCharType="begin"/>
           </w:r>
           <w:r>
-            <w:instrText xml:space="preserve"> HYPERLINK \l _Toc532903845 </w:instrText>
+            <w:instrText xml:space="preserve"> HYPERLINK \l _Toc987971844 </w:instrText>
           </w:r>
           <w:r>
             <w:fldChar w:fldCharType="separate"/>
@@ -1454,7 +1462,7 @@
             <w:fldChar w:fldCharType="begin"/>
           </w:r>
           <w:r>
-            <w:instrText xml:space="preserve"> PAGEREF _Toc532903845 \h </w:instrText>
+            <w:instrText xml:space="preserve"> PAGEREF _Toc987971844 \h </w:instrText>
           </w:r>
           <w:r>
             <w:fldChar w:fldCharType="separate"/>
@@ -1480,7 +1488,7 @@
             <w:fldChar w:fldCharType="begin"/>
           </w:r>
           <w:r>
-            <w:instrText xml:space="preserve"> HYPERLINK \l _Toc1508114925 </w:instrText>
+            <w:instrText xml:space="preserve"> HYPERLINK \l _Toc499223504 </w:instrText>
           </w:r>
           <w:r>
             <w:fldChar w:fldCharType="separate"/>
@@ -1495,7 +1503,7 @@
             <w:fldChar w:fldCharType="begin"/>
           </w:r>
           <w:r>
-            <w:instrText xml:space="preserve"> PAGEREF _Toc1508114925 \h </w:instrText>
+            <w:instrText xml:space="preserve"> PAGEREF _Toc499223504 \h </w:instrText>
           </w:r>
           <w:r>
             <w:fldChar w:fldCharType="separate"/>
@@ -1527,7 +1535,7 @@
       <w:pPr>
         <w:pStyle w:val="3"/>
       </w:pPr>
-      <w:bookmarkStart w:id="0" w:name="_Toc414025522"/>
+      <w:bookmarkStart w:id="0" w:name="_Toc2122072286"/>
       <w:r>
         <w:t>1 系统概述</w:t>
       </w:r>
@@ -1565,7 +1573,7 @@
       <w:pPr>
         <w:pStyle w:val="4"/>
       </w:pPr>
-      <w:bookmarkStart w:id="1" w:name="_Toc679931974"/>
+      <w:bookmarkStart w:id="1" w:name="_Toc260501426"/>
       <w:r>
         <w:t>1.1 软件主要功能</w:t>
       </w:r>
@@ -1659,7 +1667,7 @@
       <w:pPr>
         <w:pStyle w:val="4"/>
       </w:pPr>
-      <w:bookmarkStart w:id="2" w:name="_Toc856201331"/>
+      <w:bookmarkStart w:id="2" w:name="_Toc1675794196"/>
       <w:r>
         <w:t>1.2 适用场景</w:t>
       </w:r>
@@ -1739,7 +1747,7 @@
       <w:pPr>
         <w:pStyle w:val="3"/>
       </w:pPr>
-      <w:bookmarkStart w:id="3" w:name="_Toc2035335217"/>
+      <w:bookmarkStart w:id="3" w:name="_Toc825021767"/>
       <w:r>
         <w:t>2 运行环境</w:t>
       </w:r>
@@ -1763,7 +1771,7 @@
       <w:pPr>
         <w:pStyle w:val="4"/>
       </w:pPr>
-      <w:bookmarkStart w:id="4" w:name="_Toc611979056"/>
+      <w:bookmarkStart w:id="4" w:name="_Toc1986412937"/>
       <w:r>
         <w:t>2.1 后端与数据环境</w:t>
       </w:r>
@@ -1829,7 +1837,7 @@
       <w:pPr>
         <w:pStyle w:val="4"/>
       </w:pPr>
-      <w:bookmarkStart w:id="5" w:name="_Toc1232808709"/>
+      <w:bookmarkStart w:id="5" w:name="_Toc861455897"/>
       <w:r>
         <w:t>2.2 前端与浏览器环境</w:t>
       </w:r>
@@ -1895,7 +1903,7 @@
       <w:pPr>
         <w:pStyle w:val="3"/>
       </w:pPr>
-      <w:bookmarkStart w:id="6" w:name="_Toc893745907"/>
+      <w:bookmarkStart w:id="6" w:name="_Toc154512805"/>
       <w:r>
         <w:t>3 总体架构与数据流转</w:t>
       </w:r>
@@ -1919,7 +1927,7 @@
       <w:pPr>
         <w:pStyle w:val="4"/>
       </w:pPr>
-      <w:bookmarkStart w:id="7" w:name="_Toc1686831831"/>
+      <w:bookmarkStart w:id="7" w:name="_Toc588984412"/>
       <w:r>
         <w:t>3.1 数仓加工链路</w:t>
       </w:r>
@@ -1943,7 +1951,7 @@
       <w:pPr>
         <w:pStyle w:val="4"/>
       </w:pPr>
-      <w:bookmarkStart w:id="8" w:name="_Toc1650959570"/>
+      <w:bookmarkStart w:id="8" w:name="_Toc1308883461"/>
       <w:r>
         <w:t>3.2 后端服务链路</w:t>
       </w:r>
@@ -1967,7 +1975,7 @@
       <w:pPr>
         <w:pStyle w:val="4"/>
       </w:pPr>
-      <w:bookmarkStart w:id="9" w:name="_Toc41290103"/>
+      <w:bookmarkStart w:id="9" w:name="_Toc1729332806"/>
       <w:r>
         <w:t>3.3 前端展示链路</w:t>
       </w:r>
@@ -2005,7 +2013,7 @@
       <w:pPr>
         <w:pStyle w:val="4"/>
       </w:pPr>
-      <w:bookmarkStart w:id="10" w:name="_Toc325543140"/>
+      <w:bookmarkStart w:id="10" w:name="_Toc852791944"/>
       <w:r>
         <w:t>3.4 数据口径说明</w:t>
       </w:r>
@@ -2029,7 +2037,7 @@
       <w:pPr>
         <w:pStyle w:val="3"/>
       </w:pPr>
-      <w:bookmarkStart w:id="11" w:name="_Toc1762705071"/>
+      <w:bookmarkStart w:id="11" w:name="_Toc568342730"/>
       <w:r>
         <w:t>4 登录、首页与筛选操作</w:t>
       </w:r>
@@ -2109,7 +2117,7 @@
       <w:pPr>
         <w:pStyle w:val="4"/>
       </w:pPr>
-      <w:bookmarkStart w:id="12" w:name="_Toc1247217932"/>
+      <w:bookmarkStart w:id="12" w:name="_Toc129001254"/>
       <w:r>
         <w:t>4.1 查询与筛选流程</w:t>
       </w:r>
@@ -2133,7 +2141,7 @@
       <w:pPr>
         <w:pStyle w:val="4"/>
       </w:pPr>
-      <w:bookmarkStart w:id="13" w:name="_Toc403904757"/>
+      <w:bookmarkStart w:id="13" w:name="_Toc1313076155"/>
       <w:r>
         <w:t>4.2 导出前确认</w:t>
       </w:r>
@@ -2160,9 +2168,9 @@
       <w:r>
         <w:drawing>
           <wp:inline distT="0" distB="0" distL="114300" distR="114300">
-            <wp:extent cx="5507990" cy="2768600"/>
-            <wp:effectExtent l="0" t="0" r="3810" b="0"/>
-            <wp:docPr id="1" name="Picture 1"/>
+            <wp:extent cx="5930900" cy="2851785"/>
+            <wp:effectExtent l="0" t="0" r="12700" b="18415"/>
+            <wp:docPr id="14" name="图片 1"/>
             <wp:cNvGraphicFramePr>
               <a:graphicFrameLocks xmlns:a="http://schemas.openxmlformats.org/drawingml/2006/main" noChangeAspect="1"/>
             </wp:cNvGraphicFramePr>
@@ -2170,7 +2178,7 @@
               <a:graphicData uri="http://schemas.openxmlformats.org/drawingml/2006/picture">
                 <pic:pic xmlns:pic="http://schemas.openxmlformats.org/drawingml/2006/picture">
                   <pic:nvPicPr>
-                    <pic:cNvPr id="1" name="Picture 1"/>
+                    <pic:cNvPr id="14" name="图片 1"/>
                     <pic:cNvPicPr>
                       <a:picLocks noChangeAspect="1"/>
                     </pic:cNvPicPr>
@@ -2184,11 +2192,15 @@
                   <pic:spPr>
                     <a:xfrm>
                       <a:off x="0" y="0"/>
-                      <a:ext cx="5508000" cy="2769073"/>
+                      <a:ext cx="5930900" cy="2851785"/>
                     </a:xfrm>
                     <a:prstGeom prst="rect">
                       <a:avLst/>
                     </a:prstGeom>
+                    <a:noFill/>
+                    <a:ln>
+                      <a:noFill/>
+                    </a:ln>
                   </pic:spPr>
                 </pic:pic>
               </a:graphicData>
@@ -2218,9 +2230,9 @@
       <w:r>
         <w:drawing>
           <wp:inline distT="0" distB="0" distL="114300" distR="114300">
-            <wp:extent cx="5507990" cy="2783840"/>
-            <wp:effectExtent l="0" t="0" r="3810" b="10160"/>
-            <wp:docPr id="2" name="Picture 2"/>
+            <wp:extent cx="5942965" cy="2767965"/>
+            <wp:effectExtent l="0" t="0" r="635" b="635"/>
+            <wp:docPr id="15" name="图片 2"/>
             <wp:cNvGraphicFramePr>
               <a:graphicFrameLocks xmlns:a="http://schemas.openxmlformats.org/drawingml/2006/main" noChangeAspect="1"/>
             </wp:cNvGraphicFramePr>
@@ -2228,7 +2240,7 @@
               <a:graphicData uri="http://schemas.openxmlformats.org/drawingml/2006/picture">
                 <pic:pic xmlns:pic="http://schemas.openxmlformats.org/drawingml/2006/picture">
                   <pic:nvPicPr>
-                    <pic:cNvPr id="2" name="Picture 2"/>
+                    <pic:cNvPr id="15" name="图片 2"/>
                     <pic:cNvPicPr>
                       <a:picLocks noChangeAspect="1"/>
                     </pic:cNvPicPr>
@@ -2242,11 +2254,15 @@
                   <pic:spPr>
                     <a:xfrm>
                       <a:off x="0" y="0"/>
-                      <a:ext cx="5508000" cy="2784288"/>
+                      <a:ext cx="5942965" cy="2767965"/>
                     </a:xfrm>
                     <a:prstGeom prst="rect">
                       <a:avLst/>
                     </a:prstGeom>
+                    <a:noFill/>
+                    <a:ln>
+                      <a:noFill/>
+                    </a:ln>
                   </pic:spPr>
                 </pic:pic>
               </a:graphicData>
@@ -2273,7 +2289,7 @@
       <w:pPr>
         <w:pStyle w:val="3"/>
       </w:pPr>
-      <w:bookmarkStart w:id="14" w:name="_Toc231442732"/>
+      <w:bookmarkStart w:id="14" w:name="_Toc1328980513"/>
       <w:r>
         <w:t>5 商品统计报表</w:t>
       </w:r>
@@ -2370,9 +2386,9 @@
       <w:r>
         <w:drawing>
           <wp:inline distT="0" distB="0" distL="114300" distR="114300">
-            <wp:extent cx="5507990" cy="2804795"/>
-            <wp:effectExtent l="0" t="0" r="3810" b="14605"/>
-            <wp:docPr id="3" name="Picture 3"/>
+            <wp:extent cx="5935980" cy="2837815"/>
+            <wp:effectExtent l="0" t="0" r="7620" b="6985"/>
+            <wp:docPr id="16" name="图片 3"/>
             <wp:cNvGraphicFramePr>
               <a:graphicFrameLocks xmlns:a="http://schemas.openxmlformats.org/drawingml/2006/main" noChangeAspect="1"/>
             </wp:cNvGraphicFramePr>
@@ -2380,7 +2396,7 @@
               <a:graphicData uri="http://schemas.openxmlformats.org/drawingml/2006/picture">
                 <pic:pic xmlns:pic="http://schemas.openxmlformats.org/drawingml/2006/picture">
                   <pic:nvPicPr>
-                    <pic:cNvPr id="3" name="Picture 3"/>
+                    <pic:cNvPr id="16" name="图片 3"/>
                     <pic:cNvPicPr>
                       <a:picLocks noChangeAspect="1"/>
                     </pic:cNvPicPr>
@@ -2394,11 +2410,15 @@
                   <pic:spPr>
                     <a:xfrm>
                       <a:off x="0" y="0"/>
-                      <a:ext cx="5508000" cy="2804940"/>
+                      <a:ext cx="5935980" cy="2837815"/>
                     </a:xfrm>
                     <a:prstGeom prst="rect">
                       <a:avLst/>
                     </a:prstGeom>
+                    <a:noFill/>
+                    <a:ln>
+                      <a:noFill/>
+                    </a:ln>
                   </pic:spPr>
                 </pic:pic>
               </a:graphicData>
@@ -2428,9 +2448,9 @@
       <w:r>
         <w:drawing>
           <wp:inline distT="0" distB="0" distL="114300" distR="114300">
-            <wp:extent cx="5507990" cy="2741930"/>
-            <wp:effectExtent l="0" t="0" r="3810" b="1270"/>
-            <wp:docPr id="4" name="Picture 4"/>
+            <wp:extent cx="5942965" cy="2827020"/>
+            <wp:effectExtent l="0" t="0" r="635" b="17780"/>
+            <wp:docPr id="17" name="图片 4"/>
             <wp:cNvGraphicFramePr>
               <a:graphicFrameLocks xmlns:a="http://schemas.openxmlformats.org/drawingml/2006/main" noChangeAspect="1"/>
             </wp:cNvGraphicFramePr>
@@ -2438,7 +2458,7 @@
               <a:graphicData uri="http://schemas.openxmlformats.org/drawingml/2006/picture">
                 <pic:pic xmlns:pic="http://schemas.openxmlformats.org/drawingml/2006/picture">
                   <pic:nvPicPr>
-                    <pic:cNvPr id="4" name="Picture 4"/>
+                    <pic:cNvPr id="17" name="图片 4"/>
                     <pic:cNvPicPr>
                       <a:picLocks noChangeAspect="1"/>
                     </pic:cNvPicPr>
@@ -2452,11 +2472,15 @@
                   <pic:spPr>
                     <a:xfrm>
                       <a:off x="0" y="0"/>
-                      <a:ext cx="5508000" cy="2742097"/>
+                      <a:ext cx="5942965" cy="2827020"/>
                     </a:xfrm>
                     <a:prstGeom prst="rect">
                       <a:avLst/>
                     </a:prstGeom>
+                    <a:noFill/>
+                    <a:ln>
+                      <a:noFill/>
+                    </a:ln>
                   </pic:spPr>
                 </pic:pic>
               </a:graphicData>
@@ -2497,7 +2521,7 @@
       <w:pPr>
         <w:pStyle w:val="4"/>
       </w:pPr>
-      <w:bookmarkStart w:id="15" w:name="_Toc765112007"/>
+      <w:bookmarkStart w:id="15" w:name="_Toc198069544"/>
       <w:r>
         <w:t>5.1 商品分析流程</w:t>
       </w:r>
@@ -2524,9 +2548,9 @@
       <w:r>
         <w:drawing>
           <wp:inline distT="0" distB="0" distL="114300" distR="114300">
-            <wp:extent cx="5507990" cy="2771775"/>
-            <wp:effectExtent l="0" t="0" r="3810" b="22225"/>
-            <wp:docPr id="5" name="Picture 5"/>
+            <wp:extent cx="5930900" cy="2830830"/>
+            <wp:effectExtent l="0" t="0" r="12700" b="13970"/>
+            <wp:docPr id="18" name="图片 5"/>
             <wp:cNvGraphicFramePr>
               <a:graphicFrameLocks xmlns:a="http://schemas.openxmlformats.org/drawingml/2006/main" noChangeAspect="1"/>
             </wp:cNvGraphicFramePr>
@@ -2534,7 +2558,7 @@
               <a:graphicData uri="http://schemas.openxmlformats.org/drawingml/2006/picture">
                 <pic:pic xmlns:pic="http://schemas.openxmlformats.org/drawingml/2006/picture">
                   <pic:nvPicPr>
-                    <pic:cNvPr id="5" name="Picture 5"/>
+                    <pic:cNvPr id="18" name="图片 5"/>
                     <pic:cNvPicPr>
                       <a:picLocks noChangeAspect="1"/>
                     </pic:cNvPicPr>
@@ -2548,11 +2572,15 @@
                   <pic:spPr>
                     <a:xfrm>
                       <a:off x="0" y="0"/>
-                      <a:ext cx="5508000" cy="2772396"/>
+                      <a:ext cx="5930900" cy="2830830"/>
                     </a:xfrm>
                     <a:prstGeom prst="rect">
                       <a:avLst/>
                     </a:prstGeom>
+                    <a:noFill/>
+                    <a:ln>
+                      <a:noFill/>
+                    </a:ln>
                   </pic:spPr>
                 </pic:pic>
               </a:graphicData>
@@ -2582,9 +2610,9 @@
       <w:r>
         <w:drawing>
           <wp:inline distT="0" distB="0" distL="114300" distR="114300">
-            <wp:extent cx="5507990" cy="2762250"/>
-            <wp:effectExtent l="0" t="0" r="3810" b="6350"/>
-            <wp:docPr id="6" name="Picture 6"/>
+            <wp:extent cx="5928995" cy="2821305"/>
+            <wp:effectExtent l="0" t="0" r="14605" b="23495"/>
+            <wp:docPr id="19" name="图片 6"/>
             <wp:cNvGraphicFramePr>
               <a:graphicFrameLocks xmlns:a="http://schemas.openxmlformats.org/drawingml/2006/main" noChangeAspect="1"/>
             </wp:cNvGraphicFramePr>
@@ -2592,7 +2620,7 @@
               <a:graphicData uri="http://schemas.openxmlformats.org/drawingml/2006/picture">
                 <pic:pic xmlns:pic="http://schemas.openxmlformats.org/drawingml/2006/picture">
                   <pic:nvPicPr>
-                    <pic:cNvPr id="6" name="Picture 6"/>
+                    <pic:cNvPr id="19" name="图片 6"/>
                     <pic:cNvPicPr>
                       <a:picLocks noChangeAspect="1"/>
                     </pic:cNvPicPr>
@@ -2606,11 +2634,15 @@
                   <pic:spPr>
                     <a:xfrm>
                       <a:off x="0" y="0"/>
-                      <a:ext cx="5508000" cy="2762633"/>
+                      <a:ext cx="5928995" cy="2821305"/>
                     </a:xfrm>
                     <a:prstGeom prst="rect">
                       <a:avLst/>
                     </a:prstGeom>
+                    <a:noFill/>
+                    <a:ln>
+                      <a:noFill/>
+                    </a:ln>
                   </pic:spPr>
                 </pic:pic>
               </a:graphicData>
@@ -2637,7 +2669,7 @@
       <w:pPr>
         <w:pStyle w:val="3"/>
       </w:pPr>
-      <w:bookmarkStart w:id="16" w:name="_Toc105423413"/>
+      <w:bookmarkStart w:id="16" w:name="_Toc355173158"/>
       <w:r>
         <w:t>6 店铺统计报表</w:t>
       </w:r>
@@ -2734,9 +2766,9 @@
       <w:r>
         <w:drawing>
           <wp:inline distT="0" distB="0" distL="114300" distR="114300">
-            <wp:extent cx="5507990" cy="2764155"/>
-            <wp:effectExtent l="0" t="0" r="3810" b="4445"/>
-            <wp:docPr id="7" name="Picture 7"/>
+            <wp:extent cx="5930900" cy="2830195"/>
+            <wp:effectExtent l="0" t="0" r="12700" b="14605"/>
+            <wp:docPr id="20" name="图片 7"/>
             <wp:cNvGraphicFramePr>
               <a:graphicFrameLocks xmlns:a="http://schemas.openxmlformats.org/drawingml/2006/main" noChangeAspect="1"/>
             </wp:cNvGraphicFramePr>
@@ -2744,7 +2776,7 @@
               <a:graphicData uri="http://schemas.openxmlformats.org/drawingml/2006/picture">
                 <pic:pic xmlns:pic="http://schemas.openxmlformats.org/drawingml/2006/picture">
                   <pic:nvPicPr>
-                    <pic:cNvPr id="7" name="Picture 7"/>
+                    <pic:cNvPr id="20" name="图片 7"/>
                     <pic:cNvPicPr>
                       <a:picLocks noChangeAspect="1"/>
                     </pic:cNvPicPr>
@@ -2758,11 +2790,15 @@
                   <pic:spPr>
                     <a:xfrm>
                       <a:off x="0" y="0"/>
-                      <a:ext cx="5508000" cy="2764783"/>
+                      <a:ext cx="5930900" cy="2830195"/>
                     </a:xfrm>
                     <a:prstGeom prst="rect">
                       <a:avLst/>
                     </a:prstGeom>
+                    <a:noFill/>
+                    <a:ln>
+                      <a:noFill/>
+                    </a:ln>
                   </pic:spPr>
                 </pic:pic>
               </a:graphicData>
@@ -2789,7 +2825,7 @@
       <w:pPr>
         <w:pStyle w:val="4"/>
       </w:pPr>
-      <w:bookmarkStart w:id="17" w:name="_Toc177293516"/>
+      <w:bookmarkStart w:id="17" w:name="_Toc1538211493"/>
       <w:r>
         <w:t>6.1 店铺复盘流程</w:t>
       </w:r>
@@ -2813,7 +2849,7 @@
       <w:pPr>
         <w:pStyle w:val="3"/>
       </w:pPr>
-      <w:bookmarkStart w:id="18" w:name="_Toc1212305023"/>
+      <w:bookmarkStart w:id="18" w:name="_Toc1312420265"/>
       <w:r>
         <w:t>7 PID 与 SPU 数据看板</w:t>
       </w:r>
@@ -2896,9 +2932,9 @@
       <w:r>
         <w:drawing>
           <wp:inline distT="0" distB="0" distL="114300" distR="114300">
-            <wp:extent cx="5507990" cy="2763520"/>
-            <wp:effectExtent l="0" t="0" r="3810" b="5080"/>
-            <wp:docPr id="8" name="Picture 8"/>
+            <wp:extent cx="5942965" cy="2835910"/>
+            <wp:effectExtent l="0" t="0" r="635" b="8890"/>
+            <wp:docPr id="21" name="图片 8"/>
             <wp:cNvGraphicFramePr>
               <a:graphicFrameLocks xmlns:a="http://schemas.openxmlformats.org/drawingml/2006/main" noChangeAspect="1"/>
             </wp:cNvGraphicFramePr>
@@ -2906,7 +2942,7 @@
               <a:graphicData uri="http://schemas.openxmlformats.org/drawingml/2006/picture">
                 <pic:pic xmlns:pic="http://schemas.openxmlformats.org/drawingml/2006/picture">
                   <pic:nvPicPr>
-                    <pic:cNvPr id="8" name="Picture 8"/>
+                    <pic:cNvPr id="21" name="图片 8"/>
                     <pic:cNvPicPr>
                       <a:picLocks noChangeAspect="1"/>
                     </pic:cNvPicPr>
@@ -2920,11 +2956,15 @@
                   <pic:spPr>
                     <a:xfrm>
                       <a:off x="0" y="0"/>
-                      <a:ext cx="5508000" cy="2763709"/>
+                      <a:ext cx="5942965" cy="2835910"/>
                     </a:xfrm>
                     <a:prstGeom prst="rect">
                       <a:avLst/>
                     </a:prstGeom>
+                    <a:noFill/>
+                    <a:ln>
+                      <a:noFill/>
+                    </a:ln>
                   </pic:spPr>
                 </pic:pic>
               </a:graphicData>
@@ -2954,9 +2994,9 @@
       <w:r>
         <w:drawing>
           <wp:inline distT="0" distB="0" distL="114300" distR="114300">
-            <wp:extent cx="5507990" cy="2763520"/>
-            <wp:effectExtent l="0" t="0" r="3810" b="5080"/>
-            <wp:docPr id="9" name="Picture 9"/>
+            <wp:extent cx="5940425" cy="2837180"/>
+            <wp:effectExtent l="0" t="0" r="3175" b="7620"/>
+            <wp:docPr id="22" name="图片 9"/>
             <wp:cNvGraphicFramePr>
               <a:graphicFrameLocks xmlns:a="http://schemas.openxmlformats.org/drawingml/2006/main" noChangeAspect="1"/>
             </wp:cNvGraphicFramePr>
@@ -2964,7 +3004,7 @@
               <a:graphicData uri="http://schemas.openxmlformats.org/drawingml/2006/picture">
                 <pic:pic xmlns:pic="http://schemas.openxmlformats.org/drawingml/2006/picture">
                   <pic:nvPicPr>
-                    <pic:cNvPr id="9" name="Picture 9"/>
+                    <pic:cNvPr id="22" name="图片 9"/>
                     <pic:cNvPicPr>
                       <a:picLocks noChangeAspect="1"/>
                     </pic:cNvPicPr>
@@ -2978,11 +3018,15 @@
                   <pic:spPr>
                     <a:xfrm>
                       <a:off x="0" y="0"/>
-                      <a:ext cx="5508000" cy="2763770"/>
+                      <a:ext cx="5940425" cy="2837180"/>
                     </a:xfrm>
                     <a:prstGeom prst="rect">
                       <a:avLst/>
                     </a:prstGeom>
+                    <a:noFill/>
+                    <a:ln>
+                      <a:noFill/>
+                    </a:ln>
                   </pic:spPr>
                 </pic:pic>
               </a:graphicData>
@@ -3012,9 +3056,9 @@
       <w:r>
         <w:drawing>
           <wp:inline distT="0" distB="0" distL="114300" distR="114300">
-            <wp:extent cx="5507990" cy="2782570"/>
-            <wp:effectExtent l="0" t="0" r="3810" b="11430"/>
-            <wp:docPr id="10" name="Picture 10"/>
+            <wp:extent cx="5939790" cy="2851785"/>
+            <wp:effectExtent l="0" t="0" r="3810" b="18415"/>
+            <wp:docPr id="23" name="图片 10"/>
             <wp:cNvGraphicFramePr>
               <a:graphicFrameLocks xmlns:a="http://schemas.openxmlformats.org/drawingml/2006/main" noChangeAspect="1"/>
             </wp:cNvGraphicFramePr>
@@ -3022,7 +3066,7 @@
               <a:graphicData uri="http://schemas.openxmlformats.org/drawingml/2006/picture">
                 <pic:pic xmlns:pic="http://schemas.openxmlformats.org/drawingml/2006/picture">
                   <pic:nvPicPr>
-                    <pic:cNvPr id="10" name="Picture 10"/>
+                    <pic:cNvPr id="23" name="图片 10"/>
                     <pic:cNvPicPr>
                       <a:picLocks noChangeAspect="1"/>
                     </pic:cNvPicPr>
@@ -3036,11 +3080,15 @@
                   <pic:spPr>
                     <a:xfrm>
                       <a:off x="0" y="0"/>
-                      <a:ext cx="5508000" cy="2783080"/>
+                      <a:ext cx="5939790" cy="2851785"/>
                     </a:xfrm>
                     <a:prstGeom prst="rect">
                       <a:avLst/>
                     </a:prstGeom>
+                    <a:noFill/>
+                    <a:ln>
+                      <a:noFill/>
+                    </a:ln>
                   </pic:spPr>
                 </pic:pic>
               </a:graphicData>
@@ -3067,7 +3115,7 @@
       <w:pPr>
         <w:pStyle w:val="4"/>
       </w:pPr>
-      <w:bookmarkStart w:id="19" w:name="_Toc2033162472"/>
+      <w:bookmarkStart w:id="19" w:name="_Toc1042855518"/>
       <w:r>
         <w:t>7.1 主推商品分析流程</w:t>
       </w:r>
@@ -3108,9 +3156,9 @@
       <w:r>
         <w:drawing>
           <wp:inline distT="0" distB="0" distL="114300" distR="114300">
-            <wp:extent cx="5507990" cy="2786380"/>
-            <wp:effectExtent l="0" t="0" r="3810" b="7620"/>
-            <wp:docPr id="11" name="Picture 11"/>
+            <wp:extent cx="5940425" cy="2837815"/>
+            <wp:effectExtent l="0" t="0" r="3175" b="6985"/>
+            <wp:docPr id="24" name="图片 11"/>
             <wp:cNvGraphicFramePr>
               <a:graphicFrameLocks xmlns:a="http://schemas.openxmlformats.org/drawingml/2006/main" noChangeAspect="1"/>
             </wp:cNvGraphicFramePr>
@@ -3118,7 +3166,7 @@
               <a:graphicData uri="http://schemas.openxmlformats.org/drawingml/2006/picture">
                 <pic:pic xmlns:pic="http://schemas.openxmlformats.org/drawingml/2006/picture">
                   <pic:nvPicPr>
-                    <pic:cNvPr id="11" name="Picture 11"/>
+                    <pic:cNvPr id="24" name="图片 11"/>
                     <pic:cNvPicPr>
                       <a:picLocks noChangeAspect="1"/>
                     </pic:cNvPicPr>
@@ -3132,11 +3180,15 @@
                   <pic:spPr>
                     <a:xfrm>
                       <a:off x="0" y="0"/>
-                      <a:ext cx="5508000" cy="2786426"/>
+                      <a:ext cx="5940425" cy="2837815"/>
                     </a:xfrm>
                     <a:prstGeom prst="rect">
                       <a:avLst/>
                     </a:prstGeom>
+                    <a:noFill/>
+                    <a:ln>
+                      <a:noFill/>
+                    </a:ln>
                   </pic:spPr>
                 </pic:pic>
               </a:graphicData>
@@ -3163,7 +3215,7 @@
       <w:pPr>
         <w:pStyle w:val="3"/>
       </w:pPr>
-      <w:bookmarkStart w:id="20" w:name="_Toc601875840"/>
+      <w:bookmarkStart w:id="20" w:name="_Toc1658647859"/>
       <w:r>
         <w:t>8 主推 SPU 维护与数据导入</w:t>
       </w:r>
@@ -3260,9 +3312,9 @@
       <w:r>
         <w:drawing>
           <wp:inline distT="0" distB="0" distL="114300" distR="114300">
-            <wp:extent cx="5507990" cy="2753995"/>
-            <wp:effectExtent l="0" t="0" r="3810" b="14605"/>
-            <wp:docPr id="12" name="Picture 12"/>
+            <wp:extent cx="5940425" cy="2837815"/>
+            <wp:effectExtent l="0" t="0" r="3175" b="6985"/>
+            <wp:docPr id="25" name="图片 12"/>
             <wp:cNvGraphicFramePr>
               <a:graphicFrameLocks xmlns:a="http://schemas.openxmlformats.org/drawingml/2006/main" noChangeAspect="1"/>
             </wp:cNvGraphicFramePr>
@@ -3270,7 +3322,7 @@
               <a:graphicData uri="http://schemas.openxmlformats.org/drawingml/2006/picture">
                 <pic:pic xmlns:pic="http://schemas.openxmlformats.org/drawingml/2006/picture">
                   <pic:nvPicPr>
-                    <pic:cNvPr id="12" name="Picture 12"/>
+                    <pic:cNvPr id="25" name="图片 12"/>
                     <pic:cNvPicPr>
                       <a:picLocks noChangeAspect="1"/>
                     </pic:cNvPicPr>
@@ -3284,11 +3336,15 @@
                   <pic:spPr>
                     <a:xfrm>
                       <a:off x="0" y="0"/>
-                      <a:ext cx="5508000" cy="2754000"/>
+                      <a:ext cx="5940425" cy="2837815"/>
                     </a:xfrm>
                     <a:prstGeom prst="rect">
                       <a:avLst/>
                     </a:prstGeom>
+                    <a:noFill/>
+                    <a:ln>
+                      <a:noFill/>
+                    </a:ln>
                   </pic:spPr>
                 </pic:pic>
               </a:graphicData>
@@ -3315,7 +3371,7 @@
       <w:pPr>
         <w:pStyle w:val="4"/>
       </w:pPr>
-      <w:bookmarkStart w:id="21" w:name="_Toc1079265510"/>
+      <w:bookmarkStart w:id="21" w:name="_Toc409344506"/>
       <w:r>
         <w:t>8.1 映射维护流程</w:t>
       </w:r>
@@ -3339,7 +3395,7 @@
       <w:pPr>
         <w:pStyle w:val="4"/>
       </w:pPr>
-      <w:bookmarkStart w:id="22" w:name="_Toc1568544008"/>
+      <w:bookmarkStart w:id="22" w:name="_Toc1462991001"/>
       <w:r>
         <w:t>8.2 数据导入与历史查询</w:t>
       </w:r>
@@ -3363,7 +3419,7 @@
       <w:pPr>
         <w:pStyle w:val="3"/>
       </w:pPr>
-      <w:bookmarkStart w:id="23" w:name="_Toc9891884"/>
+      <w:bookmarkStart w:id="23" w:name="_Toc1949479304"/>
       <w:r>
         <w:t>9 AI 智能解读与报表导出</w:t>
       </w:r>
@@ -3446,9 +3502,9 @@
       <w:r>
         <w:drawing>
           <wp:inline distT="0" distB="0" distL="114300" distR="114300">
-            <wp:extent cx="5507990" cy="2743200"/>
-            <wp:effectExtent l="0" t="0" r="3810" b="0"/>
-            <wp:docPr id="13" name="Picture 13"/>
+            <wp:extent cx="5933440" cy="2821940"/>
+            <wp:effectExtent l="0" t="0" r="10160" b="22860"/>
+            <wp:docPr id="26" name="图片 13"/>
             <wp:cNvGraphicFramePr>
               <a:graphicFrameLocks xmlns:a="http://schemas.openxmlformats.org/drawingml/2006/main" noChangeAspect="1"/>
             </wp:cNvGraphicFramePr>
@@ -3456,7 +3512,7 @@
               <a:graphicData uri="http://schemas.openxmlformats.org/drawingml/2006/picture">
                 <pic:pic xmlns:pic="http://schemas.openxmlformats.org/drawingml/2006/picture">
                   <pic:nvPicPr>
-                    <pic:cNvPr id="13" name="Picture 13"/>
+                    <pic:cNvPr id="26" name="图片 13"/>
                     <pic:cNvPicPr>
                       <a:picLocks noChangeAspect="1"/>
                     </pic:cNvPicPr>
@@ -3470,11 +3526,15 @@
                   <pic:spPr>
                     <a:xfrm>
                       <a:off x="0" y="0"/>
-                      <a:ext cx="5508000" cy="2743217"/>
+                      <a:ext cx="5933440" cy="2821940"/>
                     </a:xfrm>
                     <a:prstGeom prst="rect">
                       <a:avLst/>
                     </a:prstGeom>
+                    <a:noFill/>
+                    <a:ln>
+                      <a:noFill/>
+                    </a:ln>
                   </pic:spPr>
                 </pic:pic>
               </a:graphicData>
@@ -3482,6 +3542,8 @@
           </wp:inline>
         </w:drawing>
       </w:r>
+      <w:bookmarkStart w:id="34" w:name="_GoBack"/>
+      <w:bookmarkEnd w:id="34"/>
     </w:p>
     <w:p>
       <w:pPr>
@@ -3501,7 +3563,7 @@
       <w:pPr>
         <w:pStyle w:val="3"/>
       </w:pPr>
-      <w:bookmarkStart w:id="24" w:name="_Toc896653569"/>
+      <w:bookmarkStart w:id="24" w:name="_Toc740660049"/>
       <w:r>
         <w:t>10 异常处理与常见问题</w:t>
       </w:r>
@@ -3511,7 +3573,7 @@
       <w:pPr>
         <w:pStyle w:val="4"/>
       </w:pPr>
-      <w:bookmarkStart w:id="25" w:name="_Toc1163783184"/>
+      <w:bookmarkStart w:id="25" w:name="_Toc1458225531"/>
       <w:r>
         <w:t>10.1 异常处理</w:t>
       </w:r>
@@ -3577,7 +3639,7 @@
       <w:pPr>
         <w:pStyle w:val="4"/>
       </w:pPr>
-      <w:bookmarkStart w:id="26" w:name="_Toc422916612"/>
+      <w:bookmarkStart w:id="26" w:name="_Toc1313119953"/>
       <w:r>
         <w:t>10.2 常见问题</w:t>
       </w:r>
@@ -3671,7 +3733,7 @@
       <w:pPr>
         <w:pStyle w:val="4"/>
       </w:pPr>
-      <w:bookmarkStart w:id="27" w:name="_Toc1936109961"/>
+      <w:bookmarkStart w:id="27" w:name="_Toc2065093499"/>
       <w:r>
         <w:t>10.3 操作前检查清单</w:t>
       </w:r>
@@ -3737,7 +3799,7 @@
       <w:pPr>
         <w:pStyle w:val="4"/>
       </w:pPr>
-      <w:bookmarkStart w:id="28" w:name="_Toc1527895183"/>
+      <w:bookmarkStart w:id="28" w:name="_Toc395734879"/>
       <w:r>
         <w:t>10.4 日常使用流程建议</w:t>
       </w:r>
@@ -3761,7 +3823,7 @@
       <w:pPr>
         <w:pStyle w:val="3"/>
       </w:pPr>
-      <w:bookmarkStart w:id="29" w:name="_Toc1872373502"/>
+      <w:bookmarkStart w:id="29" w:name="_Toc359256594"/>
       <w:r>
         <w:t>11 附录：接口与数据表</w:t>
       </w:r>
@@ -3771,7 +3833,7 @@
       <w:pPr>
         <w:pStyle w:val="4"/>
       </w:pPr>
-      <w:bookmarkStart w:id="30" w:name="_Toc1903568623"/>
+      <w:bookmarkStart w:id="30" w:name="_Toc1449043641"/>
       <w:r>
         <w:t>11.1 主要接口</w:t>
       </w:r>
@@ -3837,7 +3899,7 @@
       <w:pPr>
         <w:pStyle w:val="4"/>
       </w:pPr>
-      <w:bookmarkStart w:id="31" w:name="_Toc66473755"/>
+      <w:bookmarkStart w:id="31" w:name="_Toc1611917307"/>
       <w:r>
         <w:t>11.2 主要数据表</w:t>
       </w:r>
@@ -3889,7 +3951,7 @@
       <w:pPr>
         <w:pStyle w:val="4"/>
       </w:pPr>
-      <w:bookmarkStart w:id="32" w:name="_Toc532903845"/>
+      <w:bookmarkStart w:id="32" w:name="_Toc987971844"/>
       <w:r>
         <w:t>11.3 使用注意事项</w:t>
       </w:r>
@@ -3913,7 +3975,7 @@
       <w:pPr>
         <w:pStyle w:val="4"/>
       </w:pPr>
-      <w:bookmarkStart w:id="33" w:name="_Toc1508114925"/>
+      <w:bookmarkStart w:id="33" w:name="_Toc499223504"/>
       <w:r>
         <w:t>11.4 数据维护与版本升级建议</w:t>
       </w:r>
@@ -3932,8 +3994,6 @@
         </w:rPr>
         <w:t>系统上线后应定期检查 Doris ADS 表同步任务、后端接口日志、导入模板字段和前端筛选项是否保持一致。新增市场、店铺、PID 规则或报表字段时，应同步更新数据加工脚本、接口返回字段、页面说明弹窗和用户手册，避免业务口径在不同环节出现偏差。</w:t>
       </w:r>
-      <w:bookmarkStart w:id="34" w:name="_GoBack"/>
-      <w:bookmarkEnd w:id="34"/>
     </w:p>
     <w:sectPr>
       <w:footerReference r:id="rId5" w:type="default"/>
@@ -17232,7 +17292,7 @@
 </file>
 
 <file path=customXml/item1.xml><?xml version="1.0" encoding="utf-8"?>
-<b:Sources xmlns:b="http://schemas.openxmlformats.org/officeDocument/2006/bibliography" xmlns="http://schemas.openxmlformats.org/officeDocument/2006/bibliography" SelectedStyle="/APA.XSL" StyleName="APA"/>
+<b:Sources xmlns="http://schemas.openxmlformats.org/officeDocument/2006/bibliography" xmlns:b="http://schemas.openxmlformats.org/officeDocument/2006/bibliography" SelectedStyle="/APA.XSL" StyleName="APA"/>
 </file>
 
 <file path=customXml/itemProps1.xml><?xml version="1.0" encoding="utf-8"?>
